--- a/Reporte_Sistema_Finca_Tigrillo.docx
+++ b/Reporte_Sistema_Finca_Tigrillo.docx
@@ -6,16 +6,138 @@
       <w:pPr>
         <w:jc w:val="center"/>
         <w:rPr>
-          <w:lang w:val="es-EC"/>
-        </w:rPr>
-      </w:pPr>
-      <w:r>
-        <w:rPr>
           <w:b/>
           <w:color w:val="14532D"/>
           <w:sz w:val="32"/>
           <w:lang w:val="es-EC"/>
         </w:rPr>
+      </w:pPr>
+      <w:r>
+        <w:rPr>
+          <w:noProof/>
+        </w:rPr>
+        <w:drawing>
+          <wp:anchor distT="0" distB="0" distL="114300" distR="114300" simplePos="0" relativeHeight="251658240" behindDoc="0" locked="0" layoutInCell="1" allowOverlap="1" wp14:anchorId="403F8086" wp14:editId="6E3868AE">
+            <wp:simplePos x="0" y="0"/>
+            <wp:positionH relativeFrom="column">
+              <wp:posOffset>1524518</wp:posOffset>
+            </wp:positionH>
+            <wp:positionV relativeFrom="paragraph">
+              <wp:posOffset>-758184</wp:posOffset>
+            </wp:positionV>
+            <wp:extent cx="3122684" cy="2676088"/>
+            <wp:effectExtent l="0" t="0" r="1905" b="0"/>
+            <wp:wrapNone/>
+            <wp:docPr id="1571620575" name="Picture 1" descr="ULEAM"/>
+            <wp:cNvGraphicFramePr>
+              <a:graphicFrameLocks xmlns:a="http://schemas.openxmlformats.org/drawingml/2006/main" noChangeAspect="1"/>
+            </wp:cNvGraphicFramePr>
+            <a:graphic xmlns:a="http://schemas.openxmlformats.org/drawingml/2006/main">
+              <a:graphicData uri="http://schemas.openxmlformats.org/drawingml/2006/picture">
+                <pic:pic xmlns:pic="http://schemas.openxmlformats.org/drawingml/2006/picture">
+                  <pic:nvPicPr>
+                    <pic:cNvPr id="0" name="Picture 1" descr="ULEAM"/>
+                    <pic:cNvPicPr>
+                      <a:picLocks noChangeAspect="1" noChangeArrowheads="1"/>
+                    </pic:cNvPicPr>
+                  </pic:nvPicPr>
+                  <pic:blipFill>
+                    <a:blip r:embed="rId6">
+                      <a:extLst>
+                        <a:ext uri="{28A0092B-C50C-407E-A947-70E740481C1C}">
+                          <a14:useLocalDpi xmlns:a14="http://schemas.microsoft.com/office/drawing/2010/main" val="0"/>
+                        </a:ext>
+                      </a:extLst>
+                    </a:blip>
+                    <a:srcRect/>
+                    <a:stretch>
+                      <a:fillRect/>
+                    </a:stretch>
+                  </pic:blipFill>
+                  <pic:spPr bwMode="auto">
+                    <a:xfrm>
+                      <a:off x="0" y="0"/>
+                      <a:ext cx="3122684" cy="2676088"/>
+                    </a:xfrm>
+                    <a:prstGeom prst="rect">
+                      <a:avLst/>
+                    </a:prstGeom>
+                    <a:noFill/>
+                    <a:ln>
+                      <a:noFill/>
+                    </a:ln>
+                  </pic:spPr>
+                </pic:pic>
+              </a:graphicData>
+            </a:graphic>
+            <wp14:sizeRelH relativeFrom="margin">
+              <wp14:pctWidth>0</wp14:pctWidth>
+            </wp14:sizeRelH>
+            <wp14:sizeRelV relativeFrom="margin">
+              <wp14:pctHeight>0</wp14:pctHeight>
+            </wp14:sizeRelV>
+          </wp:anchor>
+        </w:drawing>
+      </w:r>
+    </w:p>
+    <w:p>
+      <w:pPr>
+        <w:jc w:val="center"/>
+        <w:rPr>
+          <w:b/>
+          <w:color w:val="14532D"/>
+          <w:sz w:val="32"/>
+          <w:lang w:val="es-EC"/>
+        </w:rPr>
+      </w:pPr>
+    </w:p>
+    <w:p>
+      <w:pPr>
+        <w:jc w:val="center"/>
+        <w:rPr>
+          <w:b/>
+          <w:color w:val="14532D"/>
+          <w:sz w:val="32"/>
+          <w:lang w:val="es-EC"/>
+        </w:rPr>
+      </w:pPr>
+    </w:p>
+    <w:p>
+      <w:pPr>
+        <w:jc w:val="center"/>
+        <w:rPr>
+          <w:b/>
+          <w:color w:val="14532D"/>
+          <w:sz w:val="32"/>
+          <w:lang w:val="es-EC"/>
+        </w:rPr>
+      </w:pPr>
+    </w:p>
+    <w:p>
+      <w:pPr>
+        <w:jc w:val="center"/>
+        <w:rPr>
+          <w:b/>
+          <w:color w:val="14532D"/>
+          <w:sz w:val="32"/>
+          <w:lang w:val="es-EC"/>
+        </w:rPr>
+      </w:pPr>
+    </w:p>
+    <w:p>
+      <w:pPr>
+        <w:jc w:val="center"/>
+        <w:rPr>
+          <w:lang w:val="es-EC"/>
+        </w:rPr>
+      </w:pPr>
+      <w:r>
+        <w:rPr>
+          <w:b/>
+          <w:color w:val="14532D"/>
+          <w:sz w:val="32"/>
+          <w:lang w:val="es-EC"/>
+        </w:rPr>
         <w:t>UNIVERSIDAD LAICA ELOY ALFARO DE MANABÍ</w:t>
       </w:r>
     </w:p>
@@ -32,7 +154,16 @@
           <w:sz w:val="26"/>
           <w:lang w:val="es-EC"/>
         </w:rPr>
-        <w:t>Extensión Chone</w:t>
+        <w:t xml:space="preserve">Extensión </w:t>
+      </w:r>
+      <w:r>
+        <w:rPr>
+          <w:b/>
+          <w:sz w:val="28"/>
+          <w:szCs w:val="24"/>
+          <w:lang w:val="es-EC"/>
+        </w:rPr>
+        <w:t>Chone</w:t>
       </w:r>
     </w:p>
     <w:p>
@@ -48,45 +179,76 @@
           <w:sz w:val="26"/>
           <w:lang w:val="es-EC"/>
         </w:rPr>
-        <w:t>Facultad de Ciencias Informáticas</w:t>
+        <w:t>Área de Ciencias de la Vida y Tecnologías</w:t>
       </w:r>
     </w:p>
     <w:p>
       <w:pPr>
         <w:jc w:val="center"/>
-        <w:rPr>
-          <w:lang w:val="es-EC"/>
-        </w:rPr>
-      </w:pPr>
-      <w:r>
         <w:rPr>
           <w:i/>
           <w:sz w:val="24"/>
           <w:lang w:val="es-EC"/>
         </w:rPr>
-        <w:t>Carrera de Ingeniería en Tecnologías de la Información</w:t>
-      </w:r>
-    </w:p>
-    <w:p>
-      <w:pPr>
-        <w:rPr>
-          <w:lang w:val="es-EC"/>
-        </w:rPr>
-      </w:pPr>
-    </w:p>
-    <w:p>
-      <w:pPr>
-        <w:rPr>
-          <w:lang w:val="es-EC"/>
-        </w:rPr>
-      </w:pPr>
-    </w:p>
-    <w:p>
-      <w:pPr>
-        <w:rPr>
-          <w:lang w:val="es-EC"/>
-        </w:rPr>
-      </w:pPr>
+      </w:pPr>
+      <w:r>
+        <w:rPr>
+          <w:i/>
+          <w:sz w:val="24"/>
+          <w:lang w:val="es-EC"/>
+        </w:rPr>
+        <w:t>Carrera de Tecnologías de la Información</w:t>
+      </w:r>
+    </w:p>
+    <w:p>
+      <w:pPr>
+        <w:jc w:val="center"/>
+        <w:rPr>
+          <w:sz w:val="20"/>
+          <w:szCs w:val="20"/>
+          <w:lang w:val="es-EC"/>
+        </w:rPr>
+      </w:pPr>
+      <w:r>
+        <w:rPr>
+          <w:b/>
+          <w:color w:val="14532D"/>
+          <w:sz w:val="40"/>
+          <w:szCs w:val="20"/>
+          <w:lang w:val="es-EC"/>
+        </w:rPr>
+        <w:t>SISTEMA DE GESTIÓN INTEGRAL</w:t>
+      </w:r>
+      <w:r>
+        <w:rPr>
+          <w:b/>
+          <w:color w:val="14532D"/>
+          <w:sz w:val="40"/>
+          <w:szCs w:val="20"/>
+          <w:lang w:val="es-EC"/>
+        </w:rPr>
+        <w:t xml:space="preserve"> Y DIGITAL</w:t>
+      </w:r>
+    </w:p>
+    <w:p>
+      <w:pPr>
+        <w:jc w:val="center"/>
+        <w:rPr>
+          <w:sz w:val="20"/>
+          <w:szCs w:val="20"/>
+          <w:lang w:val="es-EC"/>
+        </w:rPr>
+      </w:pPr>
+      <w:r>
+        <w:rPr>
+          <w:b/>
+          <w:color w:val="14532D"/>
+          <w:sz w:val="48"/>
+          <w:szCs w:val="20"/>
+          <w:lang w:val="es-EC"/>
+        </w:rPr>
+        <w:t>“FINCA TIGRILLO”</w:t>
+      </w:r>
     </w:p>
     <w:p>
       <w:pPr>
@@ -117,70 +279,30 @@
           <w:sz w:val="24"/>
           <w:lang w:val="es-EC"/>
         </w:rPr>
-        <w:t>Sexto Nivel — Período Académico Actual</w:t>
-      </w:r>
-    </w:p>
-    <w:p>
-      <w:pPr>
-        <w:rPr>
-          <w:lang w:val="es-EC"/>
-        </w:rPr>
-      </w:pPr>
-    </w:p>
-    <w:p>
-      <w:pPr>
-        <w:rPr>
-          <w:lang w:val="es-EC"/>
-        </w:rPr>
-      </w:pPr>
-    </w:p>
-    <w:p>
-      <w:pPr>
-        <w:jc w:val="center"/>
-        <w:rPr>
-          <w:lang w:val="es-EC"/>
-        </w:rPr>
-      </w:pPr>
-      <w:r>
-        <w:rPr>
-          <w:b/>
-          <w:color w:val="14532D"/>
-          <w:sz w:val="44"/>
-          <w:lang w:val="es-EC"/>
-        </w:rPr>
-        <w:t>SISTEMA DE GESTIÓN INTEGRAL</w:t>
-      </w:r>
-    </w:p>
-    <w:p>
-      <w:pPr>
-        <w:jc w:val="center"/>
-        <w:rPr>
-          <w:lang w:val="es-EC"/>
-        </w:rPr>
-      </w:pPr>
-      <w:r>
-        <w:rPr>
-          <w:b/>
-          <w:color w:val="14532D"/>
-          <w:sz w:val="52"/>
-          <w:lang w:val="es-EC"/>
-        </w:rPr>
-        <w:t>“FINCA TIGRILLO”</w:t>
-      </w:r>
-    </w:p>
-    <w:p>
-      <w:pPr>
-        <w:jc w:val="center"/>
-        <w:rPr>
-          <w:lang w:val="es-EC"/>
-        </w:rPr>
-      </w:pPr>
+        <w:t xml:space="preserve">Sexto Nivel — Período Académico </w:t>
+      </w:r>
       <w:r>
         <w:rPr>
           <w:i/>
           <w:sz w:val="24"/>
           <w:lang w:val="es-EC"/>
         </w:rPr>
+        <w:t>2026-1</w:t>
+      </w:r>
+    </w:p>
+    <w:p>
+      <w:pPr>
+        <w:jc w:val="center"/>
+        <w:rPr>
+          <w:lang w:val="es-EC"/>
+        </w:rPr>
+      </w:pPr>
+      <w:r>
+        <w:rPr>
+          <w:i/>
+          <w:sz w:val="24"/>
+          <w:lang w:val="es-EC"/>
+        </w:rPr>
         <w:t>Plataforma de manejo agropecuario, reproductivo, académico y administrativo</w:t>
       </w:r>
     </w:p>
@@ -190,68 +312,6 @@
           <w:lang w:val="es-EC"/>
         </w:rPr>
       </w:pPr>
-    </w:p>
-    <w:p>
-      <w:pPr>
-        <w:rPr>
-          <w:lang w:val="es-EC"/>
-        </w:rPr>
-      </w:pPr>
-    </w:p>
-    <w:p>
-      <w:pPr>
-        <w:pBdr>
-          <w:bottom w:val="single" w:sz="8" w:space="1" w:color="14532D"/>
-        </w:pBdr>
-        <w:rPr>
-          <w:lang w:val="es-EC"/>
-        </w:rPr>
-      </w:pPr>
-    </w:p>
-    <w:p>
-      <w:pPr>
-        <w:jc w:val="center"/>
-        <w:rPr>
-          <w:lang w:val="es-EC"/>
-        </w:rPr>
-      </w:pPr>
-      <w:r>
-        <w:rPr>
-          <w:b/>
-          <w:sz w:val="26"/>
-          <w:lang w:val="es-EC"/>
-        </w:rPr>
-        <w:t>Informe técnico descriptivo del sistema</w:t>
-      </w:r>
-    </w:p>
-    <w:p>
-      <w:pPr>
-        <w:jc w:val="center"/>
-        <w:rPr>
-          <w:lang w:val="es-EC"/>
-        </w:rPr>
-      </w:pPr>
-      <w:r>
-        <w:rPr>
-          <w:lang w:val="es-EC"/>
-        </w:rPr>
-        <w:t>Trabajo ejecutado por los estudiantes del 6to nivel de la carrera de</w:t>
-      </w:r>
-    </w:p>
-    <w:p>
-      <w:pPr>
-        <w:jc w:val="center"/>
-        <w:rPr>
-          <w:lang w:val="es-EC"/>
-        </w:rPr>
-      </w:pPr>
-      <w:r>
-        <w:rPr>
-          <w:b/>
-          <w:lang w:val="es-EC"/>
-        </w:rPr>
-        <w:t>Tecnologías de la Información — ULEAM, Extensión Chone</w:t>
-      </w:r>
     </w:p>
     <w:p>
       <w:pPr>
@@ -321,34 +381,32 @@
         <w:rPr>
           <w:lang w:val="es-EC"/>
         </w:rPr>
-        <w:t>El presente informe describe de manera técnica y funcional el sistema de gestión desarrollado para la Finca Tigrillo, una unidad productiva-educativa dedicada a la cría de ganado mayor y menor, aves de corral, así como al cultivo de pastos y sembríos. El sistema fue concebido como una plataforma integral que combina la gestión zootécnica con el seguimiento académico de los estudiantes de la carrera de Tecnologías de la Información de la Universidad Laica Eloy Alfaro de Manabí, extensión Chone, en el marco de un proyecto de vinculación con la sociedad ejecutado por el sexto nivel de la carrera.</w:t>
-      </w:r>
-    </w:p>
-    <w:p>
-      <w:pPr>
-        <w:rPr>
-          <w:lang w:val="es-EC"/>
-        </w:rPr>
-      </w:pPr>
-      <w:r>
-        <w:rPr>
-          <w:lang w:val="es-EC"/>
-        </w:rPr>
-        <w:t xml:space="preserve">La solución centraliza el registro y la trazabilidad de los animales, los eventos reproductivos, los planes de vacunación, la producción de leche, el inventario de herramientas, los requerimientos logísticos, los sembríos y las actividades prácticas asignadas a los estudiantes. Adicionalmente, ofrece capacidades de analítica, reportería, notificaciones automáticas, asistencia con inteligencia artificial y operación desde dispositivos móviles, tanto en entorno web como mediante aplicaciones nativas para Android </w:t>
-      </w:r>
-      <w:proofErr w:type="gramStart"/>
-      <w:r>
-        <w:rPr>
-          <w:lang w:val="es-EC"/>
-        </w:rPr>
-        <w:t>e</w:t>
-      </w:r>
-      <w:proofErr w:type="gramEnd"/>
-      <w:r>
-        <w:rPr>
-          <w:lang w:val="es-EC"/>
-        </w:rPr>
-        <w:t xml:space="preserve"> iOS.</w:t>
+        <w:t>El presente informe describe de manera técnica y funcional el sistema de gestión desarrollado para la Finca Tigrillo, una unidad productiva-educativa dedicada a la cría de ganado mayor y menor, aves de corral, así como al cultivo de pastos y sembríos. El sistema fue concebido como una plataforma integral que combina la gestión zootécnica con el seguimiento académico de los estudiantes de la carrera de Tecnologías de la Información de la Universidad Laica Eloy Alfaro de Manabí, extensión Chone</w:t>
+      </w:r>
+      <w:r>
+        <w:rPr>
+          <w:lang w:val="es-EC"/>
+        </w:rPr>
+        <w:t xml:space="preserve"> (2026-1)</w:t>
+      </w:r>
+      <w:r>
+        <w:rPr>
+          <w:lang w:val="es-EC"/>
+        </w:rPr>
+        <w:t>, en el marco de un proyecto de vinculación con la sociedad ejecutado por el sexto nivel de la carrera.</w:t>
+      </w:r>
+    </w:p>
+    <w:p>
+      <w:pPr>
+        <w:rPr>
+          <w:lang w:val="es-EC"/>
+        </w:rPr>
+      </w:pPr>
+      <w:r>
+        <w:rPr>
+          <w:lang w:val="es-EC"/>
+        </w:rPr>
+        <w:t>La solución centraliza el registro y la trazabilidad de los animales, los eventos reproductivos, los planes de vacunación, la producción de leche, el inventario de herramientas, los requerimientos logísticos, los sembríos y las actividades prácticas asignadas a los estudiantes. Adicionalmente, ofrece capacidades de analítica, reportería, notificaciones automáticas, asistencia con inteligencia artificial y operación desde dispositivos móviles, tanto en entorno web como mediante aplicaciones nativas para Android e iOS.</w:t>
       </w:r>
     </w:p>
     <w:p>
@@ -402,48 +460,32 @@
         <w:rPr>
           <w:lang w:val="es-EC"/>
         </w:rPr>
-        <w:t>El presente proyecto nace de la necesidad manifiesta de la Finca Tigrillo, vinculada a procesos formativos agropecuarios, de modernizar su gestión interna y de articularse con los procesos académicos de la carrera. Los estudiantes del 6to nivel de Tecnologías de la Información, como parte de su trabajo de titulación y de las prácticas preprofesionales, asumieron el reto de construir una plataforma web y móvil a la altura de la operación real del establecimiento.</w:t>
-      </w:r>
-    </w:p>
-    <w:p>
-      <w:pPr>
-        <w:rPr>
-          <w:lang w:val="es-EC"/>
-        </w:rPr>
-      </w:pPr>
-      <w:r>
-        <w:rPr>
-          <w:lang w:val="es-EC"/>
-        </w:rPr>
-        <w:t xml:space="preserve">El equipo de desarrollo, conformado íntegramente por estudiantes del 6to nivel, fue el responsable de las fases de levantamiento de requerimientos, diseño de la arquitectura, modelado de la base de datos, implementación del </w:t>
-      </w:r>
-      <w:proofErr w:type="spellStart"/>
-      <w:r>
-        <w:rPr>
-          <w:lang w:val="es-EC"/>
-        </w:rPr>
-        <w:t>backend</w:t>
-      </w:r>
-      <w:proofErr w:type="spellEnd"/>
-      <w:r>
-        <w:rPr>
-          <w:lang w:val="es-EC"/>
-        </w:rPr>
-        <w:t xml:space="preserve"> y del </w:t>
-      </w:r>
-      <w:proofErr w:type="spellStart"/>
-      <w:r>
-        <w:rPr>
-          <w:lang w:val="es-EC"/>
-        </w:rPr>
-        <w:t>frontend</w:t>
-      </w:r>
-      <w:proofErr w:type="spellEnd"/>
-      <w:r>
-        <w:rPr>
-          <w:lang w:val="es-EC"/>
-        </w:rPr>
-        <w:t>, integración con servicios en la nube, aseguramiento de la calidad y puesta en producción. La dirección del proyecto y la supervisión académica fueron ejercidas por docentes de la carrera, en coordinación con la administración de la Finca Tigrillo.</w:t>
+        <w:t>El presente proyecto nace de la necesidad manifiesta de la Finca Tigrillo, vinculada a procesos formativos agropecuarios, de modernizar su gestión interna y de articularse con los procesos académicos de la carrera. Los estudiantes del 6to nivel de Tecnologías de la Información, como parte de su trabajo</w:t>
+      </w:r>
+      <w:r>
+        <w:rPr>
+          <w:lang w:val="es-EC"/>
+        </w:rPr>
+        <w:t xml:space="preserve"> de Vinculación con la sociedad</w:t>
+      </w:r>
+      <w:r>
+        <w:rPr>
+          <w:lang w:val="es-EC"/>
+        </w:rPr>
+        <w:t>, asumieron el reto de construir una plataforma web y móvil a la altura de la operación real del establecimiento.</w:t>
+      </w:r>
+    </w:p>
+    <w:p>
+      <w:pPr>
+        <w:rPr>
+          <w:lang w:val="es-EC"/>
+        </w:rPr>
+      </w:pPr>
+      <w:r>
+        <w:rPr>
+          <w:lang w:val="es-EC"/>
+        </w:rPr>
+        <w:t>El equipo de desarrollo, conformado íntegramente por estudiantes del 6to nivel, fue el responsable de las fases de levantamiento de requerimientos, diseño de la arquitectura, modelado de la base de datos, implementación del backend y del frontend, integración con servicios en la nube, aseguramiento de la calidad y puesta en producción. La dirección del proyecto y la supervisión académica fueron ejercidas por docentes de la carrera, en coordinación con la administración de la Finca Tigrillo.</w:t>
       </w:r>
     </w:p>
     <w:p>
@@ -610,21 +652,7 @@
         <w:rPr>
           <w:lang w:val="es-EC"/>
         </w:rPr>
-        <w:t xml:space="preserve">Garantizar la disponibilidad desde dispositivos móviles a través de una aplicación web progresiva (PWA) y empaquetado nativo con Capacitor para Android </w:t>
-      </w:r>
-      <w:proofErr w:type="gramStart"/>
-      <w:r>
-        <w:rPr>
-          <w:lang w:val="es-EC"/>
-        </w:rPr>
-        <w:t>e</w:t>
-      </w:r>
-      <w:proofErr w:type="gramEnd"/>
-      <w:r>
-        <w:rPr>
-          <w:lang w:val="es-EC"/>
-        </w:rPr>
-        <w:t xml:space="preserve"> iOS.</w:t>
+        <w:t>Garantizar la disponibilidad desde dispositivos móviles a través de una aplicación web progresiva (PWA) y empaquetado nativo con Capacitor para Android e iOS.</w:t>
       </w:r>
     </w:p>
     <w:p>
@@ -845,19 +873,11 @@
           <w:lang w:val="es-EC"/>
         </w:rPr>
       </w:pPr>
-      <w:proofErr w:type="spellStart"/>
-      <w:r>
-        <w:rPr>
-          <w:lang w:val="es-EC"/>
-        </w:rPr>
-        <w:t>Chatbot</w:t>
-      </w:r>
-      <w:proofErr w:type="spellEnd"/>
-      <w:r>
-        <w:rPr>
-          <w:lang w:val="es-EC"/>
-        </w:rPr>
-        <w:t xml:space="preserve"> con inteligencia artificial para asistencia al usuario.</w:t>
+      <w:r>
+        <w:rPr>
+          <w:lang w:val="es-EC"/>
+        </w:rPr>
+        <w:t>Chatbot con inteligencia artificial para asistencia al usuario.</w:t>
       </w:r>
     </w:p>
     <w:p>
@@ -913,21 +933,7 @@
         <w:rPr>
           <w:lang w:val="es-EC"/>
         </w:rPr>
-        <w:t xml:space="preserve">A </w:t>
-      </w:r>
-      <w:proofErr w:type="gramStart"/>
-      <w:r>
-        <w:rPr>
-          <w:lang w:val="es-EC"/>
-        </w:rPr>
-        <w:t>continuación</w:t>
-      </w:r>
-      <w:proofErr w:type="gramEnd"/>
-      <w:r>
-        <w:rPr>
-          <w:lang w:val="es-EC"/>
-        </w:rPr>
-        <w:t xml:space="preserve"> se describen de forma detallada las capacidades funcionales con las que cuenta la plataforma. Cada capacidad se entrega a través de módulos especializados, accesibles según el rol del usuario autenticado.</w:t>
+        <w:t>A continuación se describen de forma detallada las capacidades funcionales con las que cuenta la plataforma. Cada capacidad se entrega a través de módulos especializados, accesibles según el rol del usuario autenticado.</w:t>
       </w:r>
     </w:p>
     <w:p>
@@ -955,44 +961,29 @@
         <w:rPr>
           <w:lang w:val="es-EC"/>
         </w:rPr>
-        <w:t xml:space="preserve">El módulo de animales es el corazón del sistema. Permite registrar cada ejemplar con un identificador único, nombre, tipo dentro de una categoría, estado de vida (activo, vendido, fallecido), fecha de nacimiento, sexo, peso, observaciones y metadatos de auditoría (creado por, fecha de creación, actualizado por, fecha de actualización). La jerarquía </w:t>
-      </w:r>
-      <w:proofErr w:type="spellStart"/>
-      <w:r>
-        <w:rPr>
-          <w:lang w:val="es-EC"/>
-        </w:rPr>
-        <w:t>categoría→tipo→animal</w:t>
-      </w:r>
-      <w:proofErr w:type="spellEnd"/>
-      <w:r>
-        <w:rPr>
-          <w:lang w:val="es-EC"/>
-        </w:rPr>
-        <w:t xml:space="preserve"> permite organizar el inventario en niveles que reflejan la realidad operativa de la finca.</w:t>
-      </w:r>
-    </w:p>
-    <w:p>
-      <w:proofErr w:type="spellStart"/>
-      <w:r>
-        <w:t>Funcionalidades</w:t>
-      </w:r>
-      <w:proofErr w:type="spellEnd"/>
-      <w:r>
-        <w:t xml:space="preserve"> </w:t>
-      </w:r>
-      <w:proofErr w:type="spellStart"/>
-      <w:r>
-        <w:t>destacadas</w:t>
-      </w:r>
-      <w:proofErr w:type="spellEnd"/>
-      <w:r>
-        <w:t>:</w:t>
+        <w:t>El módulo de animales es el corazón del sistema. Permite registrar cada ejemplar con un identificador único, nombre, tipo dentro de una categoría, estado de vida (activo, vendido, fallecido), fecha de nacimiento, sexo, peso, observaciones y metadatos de auditoría (creado por, fecha de creación, actualizado por, fecha de actualización). La jerarquía categoría→tipo→animal permite organizar el inventario en niveles que reflejan la realidad operativa de la finca.</w:t>
+      </w:r>
+    </w:p>
+    <w:p>
+      <w:pPr>
+        <w:rPr>
+          <w:lang w:val="es-EC"/>
+        </w:rPr>
+      </w:pPr>
+      <w:r>
+        <w:rPr>
+          <w:lang w:val="es-EC"/>
+        </w:rPr>
+        <w:t>Funcionalidades destacadas:</w:t>
       </w:r>
     </w:p>
     <w:p>
       <w:pPr>
         <w:pStyle w:val="ListBullet"/>
+        <w:numPr>
+          <w:ilvl w:val="0"/>
+          <w:numId w:val="18"/>
+        </w:numPr>
         <w:rPr>
           <w:lang w:val="es-EC"/>
         </w:rPr>
@@ -1007,6 +998,10 @@
     <w:p>
       <w:pPr>
         <w:pStyle w:val="ListBullet"/>
+        <w:numPr>
+          <w:ilvl w:val="0"/>
+          <w:numId w:val="18"/>
+        </w:numPr>
         <w:rPr>
           <w:lang w:val="es-EC"/>
         </w:rPr>
@@ -1021,6 +1016,10 @@
     <w:p>
       <w:pPr>
         <w:pStyle w:val="ListBullet"/>
+        <w:numPr>
+          <w:ilvl w:val="0"/>
+          <w:numId w:val="18"/>
+        </w:numPr>
         <w:rPr>
           <w:lang w:val="es-EC"/>
         </w:rPr>
@@ -1035,6 +1034,10 @@
     <w:p>
       <w:pPr>
         <w:pStyle w:val="ListBullet"/>
+        <w:numPr>
+          <w:ilvl w:val="0"/>
+          <w:numId w:val="18"/>
+        </w:numPr>
         <w:rPr>
           <w:lang w:val="es-EC"/>
         </w:rPr>
@@ -1049,6 +1052,10 @@
     <w:p>
       <w:pPr>
         <w:pStyle w:val="ListBullet"/>
+        <w:numPr>
+          <w:ilvl w:val="0"/>
+          <w:numId w:val="18"/>
+        </w:numPr>
         <w:rPr>
           <w:lang w:val="es-EC"/>
         </w:rPr>
@@ -1091,6 +1098,10 @@
     <w:p>
       <w:pPr>
         <w:pStyle w:val="ListBullet"/>
+        <w:numPr>
+          <w:ilvl w:val="0"/>
+          <w:numId w:val="0"/>
+        </w:numPr>
         <w:rPr>
           <w:lang w:val="es-EC"/>
         </w:rPr>
@@ -1105,6 +1116,10 @@
     <w:p>
       <w:pPr>
         <w:pStyle w:val="ListBullet"/>
+        <w:numPr>
+          <w:ilvl w:val="0"/>
+          <w:numId w:val="0"/>
+        </w:numPr>
         <w:rPr>
           <w:lang w:val="es-EC"/>
         </w:rPr>
@@ -1119,6 +1134,10 @@
     <w:p>
       <w:pPr>
         <w:pStyle w:val="ListBullet"/>
+        <w:numPr>
+          <w:ilvl w:val="0"/>
+          <w:numId w:val="0"/>
+        </w:numPr>
         <w:rPr>
           <w:lang w:val="es-EC"/>
         </w:rPr>
@@ -1133,6 +1152,10 @@
     <w:p>
       <w:pPr>
         <w:pStyle w:val="ListBullet"/>
+        <w:numPr>
+          <w:ilvl w:val="0"/>
+          <w:numId w:val="0"/>
+        </w:numPr>
         <w:rPr>
           <w:lang w:val="es-EC"/>
         </w:rPr>
@@ -1176,26 +1199,16 @@
           <w:lang w:val="es-EC"/>
         </w:rPr>
         <w:lastRenderedPageBreak/>
-        <w:t xml:space="preserve">descuenta automáticamente al ser asignada. La asignación de una vacuna a </w:t>
-      </w:r>
-      <w:proofErr w:type="gramStart"/>
-      <w:r>
-        <w:rPr>
-          <w:lang w:val="es-EC"/>
-        </w:rPr>
-        <w:t>un animal queda registrada</w:t>
-      </w:r>
-      <w:proofErr w:type="gramEnd"/>
-      <w:r>
-        <w:rPr>
-          <w:lang w:val="es-EC"/>
-        </w:rPr>
-        <w:t xml:space="preserve"> con fecha, lote, responsable y estado de aplicación.</w:t>
+        <w:t>descuenta automáticamente al ser asignada. La asignación de una vacuna a un animal queda registrada con fecha, lote, responsable y estado de aplicación.</w:t>
       </w:r>
     </w:p>
     <w:p>
       <w:pPr>
         <w:pStyle w:val="ListBullet"/>
+        <w:numPr>
+          <w:ilvl w:val="0"/>
+          <w:numId w:val="19"/>
+        </w:numPr>
         <w:rPr>
           <w:lang w:val="es-EC"/>
         </w:rPr>
@@ -1210,6 +1223,10 @@
     <w:p>
       <w:pPr>
         <w:pStyle w:val="ListBullet"/>
+        <w:numPr>
+          <w:ilvl w:val="0"/>
+          <w:numId w:val="19"/>
+        </w:numPr>
         <w:rPr>
           <w:lang w:val="es-EC"/>
         </w:rPr>
@@ -1224,6 +1241,10 @@
     <w:p>
       <w:pPr>
         <w:pStyle w:val="ListBullet"/>
+        <w:numPr>
+          <w:ilvl w:val="0"/>
+          <w:numId w:val="19"/>
+        </w:numPr>
         <w:rPr>
           <w:lang w:val="es-EC"/>
         </w:rPr>
@@ -1238,6 +1259,10 @@
     <w:p>
       <w:pPr>
         <w:pStyle w:val="ListBullet"/>
+        <w:numPr>
+          <w:ilvl w:val="0"/>
+          <w:numId w:val="19"/>
+        </w:numPr>
         <w:rPr>
           <w:lang w:val="es-EC"/>
         </w:rPr>
@@ -1280,6 +1305,10 @@
     <w:p>
       <w:pPr>
         <w:pStyle w:val="ListBullet"/>
+        <w:numPr>
+          <w:ilvl w:val="0"/>
+          <w:numId w:val="20"/>
+        </w:numPr>
         <w:rPr>
           <w:lang w:val="es-EC"/>
         </w:rPr>
@@ -1294,6 +1323,10 @@
     <w:p>
       <w:pPr>
         <w:pStyle w:val="ListBullet"/>
+        <w:numPr>
+          <w:ilvl w:val="0"/>
+          <w:numId w:val="20"/>
+        </w:numPr>
         <w:rPr>
           <w:lang w:val="es-EC"/>
         </w:rPr>
@@ -1308,6 +1341,10 @@
     <w:p>
       <w:pPr>
         <w:pStyle w:val="ListBullet"/>
+        <w:numPr>
+          <w:ilvl w:val="0"/>
+          <w:numId w:val="20"/>
+        </w:numPr>
         <w:rPr>
           <w:lang w:val="es-EC"/>
         </w:rPr>
@@ -1322,6 +1359,10 @@
     <w:p>
       <w:pPr>
         <w:pStyle w:val="ListBullet"/>
+        <w:numPr>
+          <w:ilvl w:val="0"/>
+          <w:numId w:val="20"/>
+        </w:numPr>
         <w:rPr>
           <w:lang w:val="es-EC"/>
         </w:rPr>
@@ -1364,6 +1405,10 @@
     <w:p>
       <w:pPr>
         <w:pStyle w:val="ListBullet"/>
+        <w:numPr>
+          <w:ilvl w:val="0"/>
+          <w:numId w:val="21"/>
+        </w:numPr>
         <w:rPr>
           <w:lang w:val="es-EC"/>
         </w:rPr>
@@ -1378,6 +1423,10 @@
     <w:p>
       <w:pPr>
         <w:pStyle w:val="ListBullet"/>
+        <w:numPr>
+          <w:ilvl w:val="0"/>
+          <w:numId w:val="21"/>
+        </w:numPr>
         <w:rPr>
           <w:lang w:val="es-EC"/>
         </w:rPr>
@@ -1392,6 +1441,10 @@
     <w:p>
       <w:pPr>
         <w:pStyle w:val="ListBullet"/>
+        <w:numPr>
+          <w:ilvl w:val="0"/>
+          <w:numId w:val="21"/>
+        </w:numPr>
         <w:rPr>
           <w:lang w:val="es-EC"/>
         </w:rPr>
@@ -1434,29 +1487,38 @@
     <w:p>
       <w:pPr>
         <w:pStyle w:val="ListBullet"/>
-        <w:rPr>
-          <w:lang w:val="es-EC"/>
-        </w:rPr>
-      </w:pPr>
-      <w:r>
-        <w:rPr>
-          <w:lang w:val="es-EC"/>
-        </w:rPr>
-        <w:t>Cálculo automático del consumo esperado por semana y acumulado hasta el sacrificio.</w:t>
-      </w:r>
-    </w:p>
-    <w:p>
-      <w:pPr>
-        <w:pStyle w:val="ListBullet"/>
-        <w:rPr>
-          <w:lang w:val="es-EC"/>
-        </w:rPr>
-      </w:pPr>
-      <w:r>
-        <w:rPr>
-          <w:lang w:val="es-EC"/>
-        </w:rPr>
-        <w:t>Comparación entre consumo esperado y consumo real registrado.</w:t>
+        <w:numPr>
+          <w:ilvl w:val="0"/>
+          <w:numId w:val="0"/>
+        </w:numPr>
+        <w:ind w:left="360" w:hanging="360"/>
+        <w:rPr>
+          <w:lang w:val="es-EC"/>
+        </w:rPr>
+      </w:pPr>
+      <w:r>
+        <w:rPr>
+          <w:lang w:val="es-EC"/>
+        </w:rPr>
+        <w:t>Así tenemos c</w:t>
+      </w:r>
+      <w:r>
+        <w:rPr>
+          <w:lang w:val="es-EC"/>
+        </w:rPr>
+        <w:t>álculo automático del consumo esperado por semana y acumulado hasta el sacrificio</w:t>
+      </w:r>
+      <w:r>
+        <w:rPr>
+          <w:lang w:val="es-EC"/>
+        </w:rPr>
+        <w:t xml:space="preserve"> y c</w:t>
+      </w:r>
+      <w:r>
+        <w:rPr>
+          <w:lang w:val="es-EC"/>
+        </w:rPr>
+        <w:t>omparación entre consumo esperado y consumo real registrado.</w:t>
       </w:r>
     </w:p>
     <w:p>
@@ -1519,6 +1581,10 @@
     <w:p>
       <w:pPr>
         <w:pStyle w:val="ListBullet"/>
+        <w:numPr>
+          <w:ilvl w:val="0"/>
+          <w:numId w:val="22"/>
+        </w:numPr>
         <w:rPr>
           <w:lang w:val="es-EC"/>
         </w:rPr>
@@ -1533,6 +1599,10 @@
     <w:p>
       <w:pPr>
         <w:pStyle w:val="ListBullet"/>
+        <w:numPr>
+          <w:ilvl w:val="0"/>
+          <w:numId w:val="22"/>
+        </w:numPr>
         <w:rPr>
           <w:lang w:val="es-EC"/>
         </w:rPr>
@@ -1547,6 +1617,10 @@
     <w:p>
       <w:pPr>
         <w:pStyle w:val="ListBullet"/>
+        <w:numPr>
+          <w:ilvl w:val="0"/>
+          <w:numId w:val="22"/>
+        </w:numPr>
         <w:rPr>
           <w:lang w:val="es-EC"/>
         </w:rPr>
@@ -1589,6 +1663,10 @@
     <w:p>
       <w:pPr>
         <w:pStyle w:val="ListBullet"/>
+        <w:numPr>
+          <w:ilvl w:val="0"/>
+          <w:numId w:val="23"/>
+        </w:numPr>
         <w:rPr>
           <w:lang w:val="es-EC"/>
         </w:rPr>
@@ -1603,6 +1681,10 @@
     <w:p>
       <w:pPr>
         <w:pStyle w:val="ListBullet"/>
+        <w:numPr>
+          <w:ilvl w:val="0"/>
+          <w:numId w:val="23"/>
+        </w:numPr>
         <w:rPr>
           <w:lang w:val="es-EC"/>
         </w:rPr>
@@ -1617,6 +1699,10 @@
     <w:p>
       <w:pPr>
         <w:pStyle w:val="ListBullet"/>
+        <w:numPr>
+          <w:ilvl w:val="0"/>
+          <w:numId w:val="23"/>
+        </w:numPr>
         <w:rPr>
           <w:lang w:val="es-EC"/>
         </w:rPr>
@@ -1653,40 +1739,16 @@
         <w:rPr>
           <w:lang w:val="es-EC"/>
         </w:rPr>
-        <w:t xml:space="preserve">La plataforma cuenta con un sistema de notificaciones </w:t>
-      </w:r>
-      <w:proofErr w:type="spellStart"/>
-      <w:r>
-        <w:rPr>
-          <w:lang w:val="es-EC"/>
-        </w:rPr>
-        <w:t>multi-canal</w:t>
-      </w:r>
-      <w:proofErr w:type="spellEnd"/>
-      <w:r>
-        <w:rPr>
-          <w:lang w:val="es-EC"/>
-        </w:rPr>
-        <w:t xml:space="preserve">. Internamente, los usuarios reciben alertas dentro de la aplicación (campana de notificaciones). Externamente, el sistema envía correos electrónicos transaccionales: bienvenida al registrarse, confirmación de solicitud, vencimiento de facturas y advertencia de vacunas próximas a vencer. El envío de correo se realiza mediante </w:t>
-      </w:r>
-      <w:proofErr w:type="spellStart"/>
-      <w:r>
-        <w:rPr>
-          <w:lang w:val="es-EC"/>
-        </w:rPr>
-        <w:t>Nodemailer</w:t>
-      </w:r>
-      <w:proofErr w:type="spellEnd"/>
-      <w:r>
-        <w:rPr>
-          <w:lang w:val="es-EC"/>
-        </w:rPr>
-        <w:t xml:space="preserve"> con plantillas personalizables.</w:t>
+        <w:t>La plataforma cuenta con un sistema de notificaciones multi-canal. Internamente, los usuarios reciben alertas dentro de la aplicación (campana de notificaciones). Externamente, el sistema envía correos electrónicos transaccionales: bienvenida al registrarse, confirmación de solicitud, vencimiento de facturas y advertencia de vacunas próximas a vencer. El envío de correo se realiza mediante Nodemailer con plantillas personalizables.</w:t>
       </w:r>
     </w:p>
     <w:p>
       <w:pPr>
         <w:pStyle w:val="ListBullet"/>
+        <w:numPr>
+          <w:ilvl w:val="0"/>
+          <w:numId w:val="24"/>
+        </w:numPr>
         <w:rPr>
           <w:lang w:val="es-EC"/>
         </w:rPr>
@@ -1701,6 +1763,10 @@
     <w:p>
       <w:pPr>
         <w:pStyle w:val="ListBullet"/>
+        <w:numPr>
+          <w:ilvl w:val="0"/>
+          <w:numId w:val="24"/>
+        </w:numPr>
         <w:rPr>
           <w:lang w:val="es-EC"/>
         </w:rPr>
@@ -1715,29 +1781,19 @@
     <w:p>
       <w:pPr>
         <w:pStyle w:val="ListBullet"/>
-        <w:rPr>
-          <w:lang w:val="es-EC"/>
-        </w:rPr>
-      </w:pPr>
-      <w:r>
-        <w:rPr>
-          <w:lang w:val="es-EC"/>
-        </w:rPr>
-        <w:t xml:space="preserve">Notificaciones </w:t>
-      </w:r>
-      <w:proofErr w:type="spellStart"/>
-      <w:r>
-        <w:rPr>
-          <w:lang w:val="es-EC"/>
-        </w:rPr>
-        <w:t>push</w:t>
-      </w:r>
-      <w:proofErr w:type="spellEnd"/>
-      <w:r>
-        <w:rPr>
-          <w:lang w:val="es-EC"/>
-        </w:rPr>
-        <w:t xml:space="preserve"> locales en el dispositivo móvil mediante Capacitor.</w:t>
+        <w:numPr>
+          <w:ilvl w:val="0"/>
+          <w:numId w:val="24"/>
+        </w:numPr>
+        <w:rPr>
+          <w:lang w:val="es-EC"/>
+        </w:rPr>
+      </w:pPr>
+      <w:r>
+        <w:rPr>
+          <w:lang w:val="es-EC"/>
+        </w:rPr>
+        <w:t>Notificaciones push locales en el dispositivo móvil mediante Capacitor.</w:t>
       </w:r>
     </w:p>
     <w:p>
@@ -1752,92 +1808,249 @@
           <w:color w:val="14532D"/>
           <w:lang w:val="es-EC"/>
         </w:rPr>
-        <w:t xml:space="preserve">5.11. </w:t>
-      </w:r>
-      <w:proofErr w:type="spellStart"/>
+        <w:t>5.11. Chatbot con inteligencia artificial</w:t>
+      </w:r>
+    </w:p>
+    <w:p>
+      <w:pPr>
+        <w:rPr>
+          <w:lang w:val="es-EC"/>
+        </w:rPr>
+      </w:pPr>
+      <w:r>
+        <w:rPr>
+          <w:lang w:val="es-EC"/>
+        </w:rPr>
+        <w:t>Se incorporó un asistente virtual basado en modelos de lenguaje, con un proveedor de IA configurable (compatible con OpenAI y otros proveedores compatibles con la API). El chatbot puede responder preguntas frecuentes, consultar indicadores del sistema y guiar al usuario en el uso de la plataforma. Su uso se encuentra limitado al contexto del sistema y a la documentación provista.</w:t>
+      </w:r>
+      <w:r>
+        <w:rPr>
+          <w:lang w:val="es-EC"/>
+        </w:rPr>
+        <w:t xml:space="preserve"> Asi se consigue una a</w:t>
+      </w:r>
+      <w:r>
+        <w:rPr>
+          <w:lang w:val="es-EC"/>
+        </w:rPr>
+        <w:t>rquitectura desacoplada que permite alternar entre proveedores sin afectar al resto del sistema.</w:t>
+      </w:r>
+      <w:r>
+        <w:rPr>
+          <w:lang w:val="es-EC"/>
+        </w:rPr>
+        <w:t xml:space="preserve"> También se posee un i</w:t>
+      </w:r>
+      <w:r>
+        <w:rPr>
+          <w:lang w:val="es-EC"/>
+        </w:rPr>
+        <w:t>ndicador visible del estado de la IA (en línea, ocupada, sin conexión).</w:t>
+      </w:r>
+    </w:p>
+    <w:p>
+      <w:pPr>
+        <w:pStyle w:val="Heading2"/>
+        <w:rPr>
+          <w:lang w:val="es-EC"/>
+        </w:rPr>
+      </w:pPr>
       <w:r>
         <w:rPr>
           <w:color w:val="14532D"/>
           <w:lang w:val="es-EC"/>
         </w:rPr>
-        <w:t>Chatbot</w:t>
-      </w:r>
-      <w:proofErr w:type="spellEnd"/>
+        <w:t>5.12. Reportería, KPIs y visualizaciones</w:t>
+      </w:r>
+    </w:p>
+    <w:p>
+      <w:pPr>
+        <w:rPr>
+          <w:lang w:val="es-EC"/>
+        </w:rPr>
+      </w:pPr>
+      <w:r>
+        <w:rPr>
+          <w:lang w:val="es-EC"/>
+        </w:rPr>
+        <w:t xml:space="preserve">El módulo de reportes consolida la información del sistema en un panel ejecutivo. Los administradores pueden consultar una grilla de indicadores claves de desempeño (KPI) y una colección de gráficos: línea de registros por mes, área de peso promedio por categoría, dona de cobertura de vacunación, mapa de árbol de especies, barras de distribución por género, termómetro de operatividad, entre otros. Los </w:t>
+      </w:r>
+      <w:r>
+        <w:rPr>
+          <w:lang w:val="es-EC"/>
+        </w:rPr>
+        <w:lastRenderedPageBreak/>
+        <w:t>gráficos se generan con Recharts y Chart.js, y los reportes se pueden exportar a PDF con jsPDF + autoTable.</w:t>
+      </w:r>
+    </w:p>
+    <w:p>
+      <w:pPr>
+        <w:pStyle w:val="ListBullet"/>
+        <w:numPr>
+          <w:ilvl w:val="0"/>
+          <w:numId w:val="26"/>
+        </w:numPr>
+        <w:rPr>
+          <w:lang w:val="es-EC"/>
+        </w:rPr>
+      </w:pPr>
+      <w:r>
+        <w:rPr>
+          <w:lang w:val="es-EC"/>
+        </w:rPr>
+        <w:t>Filtros por rango de fechas, especie y categoría.</w:t>
+      </w:r>
+    </w:p>
+    <w:p>
+      <w:pPr>
+        <w:pStyle w:val="ListBullet"/>
+        <w:numPr>
+          <w:ilvl w:val="0"/>
+          <w:numId w:val="26"/>
+        </w:numPr>
+        <w:rPr>
+          <w:lang w:val="es-EC"/>
+        </w:rPr>
+      </w:pPr>
+      <w:r>
+        <w:rPr>
+          <w:lang w:val="es-EC"/>
+        </w:rPr>
+        <w:t>Exportación de reportes en formato PDF con cabecera institucional.</w:t>
+      </w:r>
+    </w:p>
+    <w:p>
+      <w:pPr>
+        <w:pStyle w:val="ListBullet"/>
+        <w:numPr>
+          <w:ilvl w:val="0"/>
+          <w:numId w:val="26"/>
+        </w:numPr>
+        <w:rPr>
+          <w:lang w:val="es-EC"/>
+        </w:rPr>
+      </w:pPr>
+      <w:r>
+        <w:rPr>
+          <w:lang w:val="es-EC"/>
+        </w:rPr>
+        <w:t>Diseño responsivo adaptable a pantallas pequeñas.</w:t>
+      </w:r>
+    </w:p>
+    <w:p>
+      <w:pPr>
+        <w:pStyle w:val="Heading2"/>
+        <w:rPr>
+          <w:lang w:val="es-EC"/>
+        </w:rPr>
+      </w:pPr>
       <w:r>
         <w:rPr>
           <w:color w:val="14532D"/>
           <w:lang w:val="es-EC"/>
         </w:rPr>
-        <w:t xml:space="preserve"> con inteligencia artificial</w:t>
-      </w:r>
-    </w:p>
-    <w:p>
-      <w:pPr>
-        <w:rPr>
-          <w:lang w:val="es-EC"/>
-        </w:rPr>
-      </w:pPr>
-      <w:r>
-        <w:rPr>
-          <w:lang w:val="es-EC"/>
-        </w:rPr>
-        <w:t xml:space="preserve">Se incorporó un asistente virtual basado en modelos de lenguaje, con un proveedor de IA configurable (compatible con </w:t>
-      </w:r>
-      <w:proofErr w:type="spellStart"/>
-      <w:r>
-        <w:rPr>
-          <w:lang w:val="es-EC"/>
-        </w:rPr>
-        <w:t>OpenAI</w:t>
-      </w:r>
-      <w:proofErr w:type="spellEnd"/>
-      <w:r>
-        <w:rPr>
-          <w:lang w:val="es-EC"/>
-        </w:rPr>
-        <w:t xml:space="preserve"> y otros proveedores compatibles con la API). El </w:t>
-      </w:r>
-      <w:proofErr w:type="spellStart"/>
-      <w:r>
-        <w:rPr>
-          <w:lang w:val="es-EC"/>
-        </w:rPr>
-        <w:t>chatbot</w:t>
-      </w:r>
-      <w:proofErr w:type="spellEnd"/>
-      <w:r>
-        <w:rPr>
-          <w:lang w:val="es-EC"/>
-        </w:rPr>
-        <w:t xml:space="preserve"> puede responder preguntas frecuentes, consultar indicadores del sistema y guiar al usuario en el uso de la plataforma. Su uso se encuentra limitado al contexto del sistema y a la documentación provista.</w:t>
+        <w:t>5.13. Seguridad, autenticación y control de acceso</w:t>
+      </w:r>
+    </w:p>
+    <w:p>
+      <w:r>
+        <w:rPr>
+          <w:lang w:val="es-EC"/>
+        </w:rPr>
+        <w:t xml:space="preserve">La seguridad se diseñó bajo el principio de menor privilegio. La autenticación se realiza mediante correo electrónico y contraseña, con sesión almacenada en cookies httpOnly y mecanismo de refresco automático. La autorización se implementa mediante Row Level Security (RLS) en la base de datos, de forma que ninguna consulta puede omitir las políticas de acceso definidas. </w:t>
+      </w:r>
+      <w:r>
+        <w:t>Se definieron tres roles: administrador, docente y estudiante.</w:t>
       </w:r>
     </w:p>
     <w:p>
       <w:pPr>
         <w:pStyle w:val="ListBullet"/>
-        <w:rPr>
-          <w:lang w:val="es-EC"/>
-        </w:rPr>
-      </w:pPr>
-      <w:r>
-        <w:rPr>
-          <w:lang w:val="es-EC"/>
-        </w:rPr>
-        <w:t>Arquitectura desacoplada que permite alternar entre proveedores sin afectar al resto del sistema.</w:t>
+        <w:numPr>
+          <w:ilvl w:val="0"/>
+          <w:numId w:val="25"/>
+        </w:numPr>
+        <w:rPr>
+          <w:lang w:val="es-EC"/>
+        </w:rPr>
+      </w:pPr>
+      <w:r>
+        <w:rPr>
+          <w:lang w:val="es-EC"/>
+        </w:rPr>
+        <w:t>El administrador tiene control total sobre todas las tablas del sistema.</w:t>
       </w:r>
     </w:p>
     <w:p>
       <w:pPr>
         <w:pStyle w:val="ListBullet"/>
-        <w:rPr>
-          <w:lang w:val="es-EC"/>
-        </w:rPr>
-      </w:pPr>
-      <w:r>
-        <w:rPr>
-          <w:lang w:val="es-EC"/>
-        </w:rPr>
-        <w:t>Indicador visible del estado de la IA (en línea, ocupada, sin conexión).</w:t>
+        <w:numPr>
+          <w:ilvl w:val="0"/>
+          <w:numId w:val="25"/>
+        </w:numPr>
+        <w:rPr>
+          <w:lang w:val="es-EC"/>
+        </w:rPr>
+      </w:pPr>
+      <w:r>
+        <w:rPr>
+          <w:lang w:val="es-EC"/>
+        </w:rPr>
+        <w:t>El docente puede gestionar actividades, revisar solicitudes y consultar datos de los estudiantes a su cargo.</w:t>
+      </w:r>
+    </w:p>
+    <w:p>
+      <w:pPr>
+        <w:pStyle w:val="ListBullet"/>
+        <w:numPr>
+          <w:ilvl w:val="0"/>
+          <w:numId w:val="25"/>
+        </w:numPr>
+        <w:rPr>
+          <w:lang w:val="es-EC"/>
+        </w:rPr>
+      </w:pPr>
+      <w:r>
+        <w:rPr>
+          <w:lang w:val="es-EC"/>
+        </w:rPr>
+        <w:t>El estudiante tiene acceso de lectura a los datos del sistema y puede actualizar el estado de sus propias actividades y solicitudes.</w:t>
+      </w:r>
+    </w:p>
+    <w:p>
+      <w:pPr>
+        <w:pStyle w:val="ListBullet"/>
+        <w:numPr>
+          <w:ilvl w:val="0"/>
+          <w:numId w:val="25"/>
+        </w:numPr>
+        <w:rPr>
+          <w:lang w:val="es-EC"/>
+        </w:rPr>
+      </w:pPr>
+      <w:r>
+        <w:rPr>
+          <w:lang w:val="es-EC"/>
+        </w:rPr>
+        <w:t>Sanitización y validación de todas las entradas mediante una capa común de utilidades.</w:t>
+      </w:r>
+    </w:p>
+    <w:p>
+      <w:pPr>
+        <w:pStyle w:val="ListBullet"/>
+        <w:numPr>
+          <w:ilvl w:val="0"/>
+          <w:numId w:val="25"/>
+        </w:numPr>
+        <w:rPr>
+          <w:lang w:val="es-EC"/>
+        </w:rPr>
+      </w:pPr>
+      <w:r>
+        <w:rPr>
+          <w:lang w:val="es-EC"/>
+        </w:rPr>
+        <w:t>Hashing seguro de contraseñas y manejo adecuado de tokens.</w:t>
       </w:r>
     </w:p>
     <w:p>
@@ -1852,80 +2065,163 @@
           <w:color w:val="14532D"/>
           <w:lang w:val="es-EC"/>
         </w:rPr>
-        <w:t xml:space="preserve">5.12. Reportería, </w:t>
-      </w:r>
-      <w:proofErr w:type="spellStart"/>
+        <w:t>5.14. Aplicación móvil (PWA + Capacitor)</w:t>
+      </w:r>
+    </w:p>
+    <w:p>
+      <w:pPr>
+        <w:rPr>
+          <w:lang w:val="es-EC"/>
+        </w:rPr>
+      </w:pPr>
+      <w:r>
+        <w:rPr>
+          <w:lang w:val="es-EC"/>
+        </w:rPr>
+        <w:t>Para garantizar el uso en campo, el sistema se ofrece como una Aplicación Web Progresiva (PWA) con service worker, manifiesto de instalación y soporte offline parcial. Adicionalmente, se generó un empaquetado nativo mediante Capacitor para Android y un shell equivalente para iOS, lo que permite distribuir el sistema a través de archivos de instalación firmados y publicarlo en las tiendas de aplicaciones correspondientes.</w:t>
+      </w:r>
+    </w:p>
+    <w:p>
+      <w:pPr>
+        <w:pStyle w:val="ListBullet"/>
+        <w:numPr>
+          <w:ilvl w:val="0"/>
+          <w:numId w:val="27"/>
+        </w:numPr>
+        <w:rPr>
+          <w:lang w:val="es-EC"/>
+        </w:rPr>
+      </w:pPr>
+      <w:r>
+        <w:rPr>
+          <w:lang w:val="es-EC"/>
+        </w:rPr>
+        <w:t>Notificaciones push locales para alertas críticas en campo.</w:t>
+      </w:r>
+    </w:p>
+    <w:p>
+      <w:pPr>
+        <w:pStyle w:val="ListBullet"/>
+        <w:numPr>
+          <w:ilvl w:val="0"/>
+          <w:numId w:val="27"/>
+        </w:numPr>
+        <w:rPr>
+          <w:lang w:val="es-EC"/>
+        </w:rPr>
+      </w:pPr>
+      <w:r>
+        <w:rPr>
+          <w:lang w:val="es-EC"/>
+        </w:rPr>
+        <w:t>Acceso a cámara y archivos del dispositivo para adjuntar evidencias.</w:t>
+      </w:r>
+    </w:p>
+    <w:p>
+      <w:pPr>
+        <w:pStyle w:val="ListBullet"/>
+        <w:numPr>
+          <w:ilvl w:val="0"/>
+          <w:numId w:val="27"/>
+        </w:numPr>
+        <w:rPr>
+          <w:lang w:val="es-EC"/>
+        </w:rPr>
+      </w:pPr>
+      <w:r>
+        <w:rPr>
+          <w:lang w:val="es-EC"/>
+        </w:rPr>
+        <w:t>Almacenamiento local de credenciales de sesión.</w:t>
+      </w:r>
+    </w:p>
+    <w:p>
+      <w:pPr>
+        <w:pStyle w:val="Heading1"/>
+        <w:rPr>
+          <w:lang w:val="es-EC"/>
+        </w:rPr>
+      </w:pPr>
       <w:r>
         <w:rPr>
           <w:color w:val="14532D"/>
           <w:lang w:val="es-EC"/>
         </w:rPr>
-        <w:t>KPIs</w:t>
-      </w:r>
-      <w:proofErr w:type="spellEnd"/>
+        <w:t>6. Arquitectura del sistema</w:t>
+      </w:r>
+    </w:p>
+    <w:p>
+      <w:pPr>
+        <w:rPr>
+          <w:lang w:val="es-EC"/>
+        </w:rPr>
+      </w:pPr>
+      <w:r>
+        <w:rPr>
+          <w:lang w:val="es-EC"/>
+        </w:rPr>
+        <w:t>La arquitectura del sistema es de tipo cliente-servidor con soporte multidispositivo, organizada en capas bien diferenciadas. Se optó por una arquitectura desacoplada que permite evolucionar el frontend y el backend de manera independiente, facilita la incorporación de nuevos módulos y soporta el crecimiento horizontal ante un aumento de usuarios o de volumen de datos.</w:t>
+      </w:r>
+    </w:p>
+    <w:p>
+      <w:pPr>
+        <w:pStyle w:val="Heading2"/>
+        <w:rPr>
+          <w:lang w:val="es-EC"/>
+        </w:rPr>
+      </w:pPr>
       <w:r>
         <w:rPr>
           <w:color w:val="14532D"/>
           <w:lang w:val="es-EC"/>
         </w:rPr>
-        <w:t xml:space="preserve"> y visualizaciones</w:t>
-      </w:r>
-    </w:p>
-    <w:p>
-      <w:pPr>
-        <w:rPr>
-          <w:lang w:val="es-EC"/>
-        </w:rPr>
-      </w:pPr>
-      <w:r>
-        <w:rPr>
-          <w:lang w:val="es-EC"/>
-        </w:rPr>
-        <w:t xml:space="preserve">El módulo de reportes consolida la información del sistema en un panel ejecutivo. Los administradores pueden consultar una grilla de indicadores claves de desempeño (KPI) y una colección de gráficos: línea de registros por mes, área de peso promedio por categoría, dona de cobertura de vacunación, mapa de </w:t>
-      </w:r>
+        <w:t>6.1. Visión general</w:t>
+      </w:r>
+    </w:p>
+    <w:p>
+      <w:pPr>
+        <w:rPr>
+          <w:lang w:val="es-EC"/>
+        </w:rPr>
+      </w:pPr>
+      <w:r>
+        <w:rPr>
+          <w:lang w:val="es-EC"/>
+        </w:rPr>
+        <w:t>En el extremo del cliente, la aplicación se construye como una SPA híbrida que puede ejecutarse en un navegador web moderno o empaquetarse como aplicación nativa móvil gracias a Capacitor. Toda la lógica de presentación se implementa con React 19 sobre Next.js 16, aprovechando el renderizado en el servidor y la generación estática para optimizar el tiempo de respuesta.</w:t>
+      </w:r>
+    </w:p>
+    <w:p>
+      <w:pPr>
+        <w:rPr>
+          <w:lang w:val="es-EC"/>
+        </w:rPr>
+      </w:pPr>
       <w:r>
         <w:rPr>
           <w:lang w:val="es-EC"/>
         </w:rPr>
         <w:lastRenderedPageBreak/>
-        <w:t xml:space="preserve">árbol de especies, barras de distribución por género, termómetro de operatividad, entre otros. Los gráficos se generan con </w:t>
-      </w:r>
-      <w:proofErr w:type="spellStart"/>
-      <w:r>
-        <w:rPr>
-          <w:lang w:val="es-EC"/>
-        </w:rPr>
-        <w:t>Recharts</w:t>
-      </w:r>
-      <w:proofErr w:type="spellEnd"/>
-      <w:r>
-        <w:rPr>
-          <w:lang w:val="es-EC"/>
-        </w:rPr>
-        <w:t xml:space="preserve"> y Chart.js, y los reportes se pueden exportar a PDF con </w:t>
-      </w:r>
-      <w:proofErr w:type="spellStart"/>
-      <w:r>
-        <w:rPr>
-          <w:lang w:val="es-EC"/>
-        </w:rPr>
-        <w:t>jsPDF</w:t>
-      </w:r>
-      <w:proofErr w:type="spellEnd"/>
-      <w:r>
-        <w:rPr>
-          <w:lang w:val="es-EC"/>
-        </w:rPr>
-        <w:t xml:space="preserve"> + </w:t>
-      </w:r>
-      <w:proofErr w:type="spellStart"/>
-      <w:r>
-        <w:rPr>
-          <w:lang w:val="es-EC"/>
-        </w:rPr>
-        <w:t>autoTable</w:t>
-      </w:r>
-      <w:proofErr w:type="spellEnd"/>
+        <w:t xml:space="preserve">En el extremo del servidor, Next.js expone endpoints de aplicación y de API. Detrás de este servidor, una plataforma Backend-as-a-Service (InsForge) provee la base de datos PostgreSQL expuesta como API PostgREST, el módulo de autenticación, el almacenamiento de objetos, el servicio de funciones serverless, el módulo de tiempo real y los servicios de inteligencia artificial. El sistema se integra además con un proveedor de correo electrónico transaccional mediante </w:t>
+      </w:r>
+      <w:r>
+        <w:rPr>
+          <w:lang w:val="es-EC"/>
+        </w:rPr>
+        <w:t>Gamil SMTP</w:t>
+      </w:r>
+      <w:r>
+        <w:rPr>
+          <w:lang w:val="es-EC"/>
+        </w:rPr>
+        <w:t xml:space="preserve"> y con un proveedor externo de IA compatible con la API de</w:t>
+      </w:r>
+      <w:r>
+        <w:rPr>
+          <w:lang w:val="es-EC"/>
+        </w:rPr>
+        <w:t xml:space="preserve"> Ollama, Openai, entre otras</w:t>
+      </w:r>
       <w:r>
         <w:rPr>
           <w:lang w:val="es-EC"/>
@@ -1935,6 +2231,34 @@
     </w:p>
     <w:p>
       <w:pPr>
+        <w:pStyle w:val="Heading2"/>
+        <w:rPr>
+          <w:lang w:val="es-EC"/>
+        </w:rPr>
+      </w:pPr>
+      <w:r>
+        <w:rPr>
+          <w:color w:val="14532D"/>
+          <w:lang w:val="es-EC"/>
+        </w:rPr>
+        <w:t>6.2. Capas de la solución</w:t>
+      </w:r>
+    </w:p>
+    <w:p>
+      <w:pPr>
+        <w:rPr>
+          <w:lang w:val="es-EC"/>
+        </w:rPr>
+      </w:pPr>
+      <w:r>
+        <w:rPr>
+          <w:lang w:val="es-EC"/>
+        </w:rPr>
+        <w:t>La solución se estructura en las siguientes capas:</w:t>
+      </w:r>
+    </w:p>
+    <w:p>
+      <w:pPr>
         <w:pStyle w:val="ListBullet"/>
         <w:rPr>
           <w:lang w:val="es-EC"/>
@@ -1944,7 +2268,7 @@
         <w:rPr>
           <w:lang w:val="es-EC"/>
         </w:rPr>
-        <w:t>Filtros por rango de fechas, especie y categoría.</w:t>
+        <w:t>Capa de presentación: componentes React, vistas del App Router de Next.js, PWA y shell nativo móvil.</w:t>
       </w:r>
     </w:p>
     <w:p>
@@ -1958,7 +2282,7 @@
         <w:rPr>
           <w:lang w:val="es-EC"/>
         </w:rPr>
-        <w:t>Exportación de reportes en formato PDF con cabecera institucional.</w:t>
+        <w:t>Capa de aplicación: rutas API, acciones de servidor (Server Actions) y middleware de proxy para control de acceso.</w:t>
       </w:r>
     </w:p>
     <w:p>
@@ -1972,7 +2296,49 @@
         <w:rPr>
           <w:lang w:val="es-EC"/>
         </w:rPr>
-        <w:t>Diseño responsivo adaptable a pantallas pequeñas.</w:t>
+        <w:t>Capa de lógica de negocio: bibliotecas de dominio (fórmulas zootécnicas, gestión de etapas de cultivo, cálculo de dosis, proyección de alimento).</w:t>
+      </w:r>
+    </w:p>
+    <w:p>
+      <w:pPr>
+        <w:pStyle w:val="ListBullet"/>
+        <w:rPr>
+          <w:lang w:val="es-EC"/>
+        </w:rPr>
+      </w:pPr>
+      <w:r>
+        <w:rPr>
+          <w:lang w:val="es-EC"/>
+        </w:rPr>
+        <w:t>Capa de acceso a datos: SDK de InsForge para cliente y servidor, consultas tipadas, sanitización y validación.</w:t>
+      </w:r>
+    </w:p>
+    <w:p>
+      <w:pPr>
+        <w:pStyle w:val="ListBullet"/>
+        <w:rPr>
+          <w:lang w:val="es-EC"/>
+        </w:rPr>
+      </w:pPr>
+      <w:r>
+        <w:rPr>
+          <w:lang w:val="es-EC"/>
+        </w:rPr>
+        <w:t>Capa de persistencia: PostgreSQL con políticas RLS, índices y funciones almacenadas.</w:t>
+      </w:r>
+    </w:p>
+    <w:p>
+      <w:pPr>
+        <w:pStyle w:val="ListBullet"/>
+        <w:rPr>
+          <w:lang w:val="es-EC"/>
+        </w:rPr>
+      </w:pPr>
+      <w:r>
+        <w:rPr>
+          <w:lang w:val="es-EC"/>
+        </w:rPr>
+        <w:t>Capa de servicios transversales: autenticación, notificaciones, correo, IA, almacenamiento y tiempo real.</w:t>
       </w:r>
     </w:p>
     <w:p>
@@ -1987,62 +2353,28 @@
           <w:color w:val="14532D"/>
           <w:lang w:val="es-EC"/>
         </w:rPr>
-        <w:t>5.13. Seguridad, autenticación y control de acceso</w:t>
-      </w:r>
-    </w:p>
-    <w:p>
-      <w:r>
-        <w:rPr>
-          <w:lang w:val="es-EC"/>
-        </w:rPr>
-        <w:t xml:space="preserve">La seguridad se diseñó bajo el principio de menor privilegio. La autenticación se realiza mediante correo electrónico y contraseña, con sesión almacenada en cookies </w:t>
-      </w:r>
-      <w:proofErr w:type="spellStart"/>
-      <w:r>
-        <w:rPr>
-          <w:lang w:val="es-EC"/>
-        </w:rPr>
-        <w:t>httpOnly</w:t>
-      </w:r>
-      <w:proofErr w:type="spellEnd"/>
-      <w:r>
-        <w:rPr>
-          <w:lang w:val="es-EC"/>
-        </w:rPr>
-        <w:t xml:space="preserve"> y mecanismo de refresco automático. La autorización se implementa mediante Row Level Security (RLS) en la base de datos, de forma que ninguna consulta puede omitir las políticas de acceso definidas. </w:t>
-      </w:r>
-      <w:r>
-        <w:t xml:space="preserve">Se </w:t>
-      </w:r>
-      <w:proofErr w:type="spellStart"/>
-      <w:r>
-        <w:t>definieron</w:t>
-      </w:r>
-      <w:proofErr w:type="spellEnd"/>
-      <w:r>
-        <w:t xml:space="preserve"> </w:t>
-      </w:r>
-      <w:proofErr w:type="spellStart"/>
-      <w:r>
-        <w:t>tres</w:t>
-      </w:r>
-      <w:proofErr w:type="spellEnd"/>
-      <w:r>
-        <w:t xml:space="preserve"> roles: administrador, docente y estudiante.</w:t>
+        <w:t>6.3. Stack tecnológico</w:t>
+      </w:r>
+    </w:p>
+    <w:p>
+      <w:pPr>
+        <w:rPr>
+          <w:lang w:val="es-EC"/>
+        </w:rPr>
+      </w:pPr>
+      <w:r>
+        <w:rPr>
+          <w:lang w:val="es-EC"/>
+        </w:rPr>
+        <w:t>El stack tecnológico seleccionado se resume a continuación:</w:t>
       </w:r>
     </w:p>
     <w:p>
       <w:pPr>
         <w:pStyle w:val="ListBullet"/>
-        <w:rPr>
-          <w:lang w:val="es-EC"/>
-        </w:rPr>
-      </w:pPr>
-      <w:r>
-        <w:rPr>
-          <w:lang w:val="es-EC"/>
-        </w:rPr>
-        <w:t>El administrador tiene control total sobre todas las tablas del sistema.</w:t>
+      </w:pPr>
+      <w:r>
+        <w:t>Framework de frontend: Next.js 16 (App Router) y React 19.</w:t>
       </w:r>
     </w:p>
     <w:p>
@@ -2056,7 +2388,7 @@
         <w:rPr>
           <w:lang w:val="es-EC"/>
         </w:rPr>
-        <w:t>El docente puede gestionar actividades, revisar solicitudes y consultar datos de los estudiantes a su cargo.</w:t>
+        <w:t>Lenguaje: TypeScript en todo el código de aplicación.</w:t>
       </w:r>
     </w:p>
     <w:p>
@@ -2070,21 +2402,15 @@
         <w:rPr>
           <w:lang w:val="es-EC"/>
         </w:rPr>
-        <w:t>El estudiante tiene acceso de lectura a los datos del sistema y puede actualizar el estado de sus propias actividades y solicitudes.</w:t>
+        <w:t>Estilos: Tailwind CSS 4 con configuración CSS-first.</w:t>
       </w:r>
     </w:p>
     <w:p>
       <w:pPr>
         <w:pStyle w:val="ListBullet"/>
-        <w:rPr>
-          <w:lang w:val="es-EC"/>
-        </w:rPr>
-      </w:pPr>
-      <w:r>
-        <w:rPr>
-          <w:lang w:val="es-EC"/>
-        </w:rPr>
-        <w:t>Sanitización y validación de todas las entradas mediante una capa común de utilidades.</w:t>
+      </w:pPr>
+      <w:r>
+        <w:t>Iconografía: Lucide React.</w:t>
       </w:r>
     </w:p>
     <w:p>
@@ -2094,19 +2420,183 @@
           <w:lang w:val="es-EC"/>
         </w:rPr>
       </w:pPr>
-      <w:proofErr w:type="spellStart"/>
-      <w:r>
-        <w:rPr>
-          <w:lang w:val="es-EC"/>
-        </w:rPr>
-        <w:t>Hashing</w:t>
-      </w:r>
-      <w:proofErr w:type="spellEnd"/>
-      <w:r>
-        <w:rPr>
-          <w:lang w:val="es-EC"/>
-        </w:rPr>
-        <w:t xml:space="preserve"> seguro de contraseñas y manejo adecuado de tokens.</w:t>
+      <w:r>
+        <w:rPr>
+          <w:lang w:val="es-EC"/>
+        </w:rPr>
+        <w:t>Gráficos: Chart.js y Recharts.</w:t>
+      </w:r>
+    </w:p>
+    <w:p>
+      <w:pPr>
+        <w:pStyle w:val="ListBullet"/>
+        <w:rPr>
+          <w:lang w:val="es-EC"/>
+        </w:rPr>
+      </w:pPr>
+      <w:r>
+        <w:rPr>
+          <w:lang w:val="es-EC"/>
+        </w:rPr>
+        <w:t>Generación de PDF: jsPDF y jsPDF-AutoTable.</w:t>
+      </w:r>
+    </w:p>
+    <w:p>
+      <w:pPr>
+        <w:pStyle w:val="ListBullet"/>
+        <w:rPr>
+          <w:lang w:val="es-EC"/>
+        </w:rPr>
+      </w:pPr>
+      <w:r>
+        <w:rPr>
+          <w:lang w:val="es-EC"/>
+        </w:rPr>
+        <w:t>Backend y base de datos: InsForge (PostgREST sobre PostgreSQL).</w:t>
+      </w:r>
+    </w:p>
+    <w:p>
+      <w:pPr>
+        <w:pStyle w:val="ListBullet"/>
+        <w:rPr>
+          <w:lang w:val="es-EC"/>
+        </w:rPr>
+      </w:pPr>
+      <w:r>
+        <w:rPr>
+          <w:lang w:val="es-EC"/>
+        </w:rPr>
+        <w:t>Autenticación y autorización: módulo de Auth de InsForge con cookies httpOnly y políticas RLS.</w:t>
+      </w:r>
+    </w:p>
+    <w:p>
+      <w:pPr>
+        <w:pStyle w:val="ListBullet"/>
+        <w:rPr>
+          <w:lang w:val="es-EC"/>
+        </w:rPr>
+      </w:pPr>
+      <w:r>
+        <w:rPr>
+          <w:lang w:val="es-EC"/>
+        </w:rPr>
+        <w:t>Tiempo real: canal Realtime de InsForge para notificaciones y sincronización.</w:t>
+      </w:r>
+    </w:p>
+    <w:p>
+      <w:pPr>
+        <w:pStyle w:val="ListBullet"/>
+        <w:rPr>
+          <w:lang w:val="es-EC"/>
+        </w:rPr>
+      </w:pPr>
+      <w:r>
+        <w:rPr>
+          <w:lang w:val="es-EC"/>
+        </w:rPr>
+        <w:t>Almacenamiento: módulo de Storage de InsForge para archivos adjuntos y evidencias.</w:t>
+      </w:r>
+    </w:p>
+    <w:p>
+      <w:pPr>
+        <w:pStyle w:val="ListBullet"/>
+        <w:rPr>
+          <w:lang w:val="es-EC"/>
+        </w:rPr>
+      </w:pPr>
+      <w:r>
+        <w:rPr>
+          <w:lang w:val="es-EC"/>
+        </w:rPr>
+        <w:t>Funciones serverless: módulo de Functions de InsForge para tareas programadas y lógica de backend adicional.</w:t>
+      </w:r>
+    </w:p>
+    <w:p>
+      <w:pPr>
+        <w:pStyle w:val="ListBullet"/>
+        <w:rPr>
+          <w:lang w:val="es-EC"/>
+        </w:rPr>
+      </w:pPr>
+      <w:r>
+        <w:rPr>
+          <w:lang w:val="es-EC"/>
+        </w:rPr>
+        <w:t>Inteligencia artificial: O</w:t>
+      </w:r>
+      <w:r>
+        <w:rPr>
+          <w:lang w:val="es-EC"/>
+        </w:rPr>
+        <w:t xml:space="preserve">llama o </w:t>
+      </w:r>
+      <w:r>
+        <w:rPr>
+          <w:lang w:val="es-EC"/>
+        </w:rPr>
+        <w:t>proveedor compatible, integrado mediante una capa de abstracción.</w:t>
+      </w:r>
+    </w:p>
+    <w:p>
+      <w:pPr>
+        <w:pStyle w:val="ListBullet"/>
+        <w:rPr>
+          <w:lang w:val="es-EC"/>
+        </w:rPr>
+      </w:pPr>
+      <w:r>
+        <w:rPr>
+          <w:lang w:val="es-EC"/>
+        </w:rPr>
+        <w:t xml:space="preserve">Correo electrónico transaccional: </w:t>
+      </w:r>
+      <w:r>
+        <w:rPr>
+          <w:lang w:val="es-EC"/>
+        </w:rPr>
+        <w:t>Gmail Smtp + Insforge send</w:t>
+      </w:r>
+      <w:r>
+        <w:rPr>
+          <w:lang w:val="es-EC"/>
+        </w:rPr>
+        <w:t>.</w:t>
+      </w:r>
+    </w:p>
+    <w:p>
+      <w:pPr>
+        <w:pStyle w:val="ListBullet"/>
+      </w:pPr>
+      <w:r>
+        <w:t>Empaquetado móvil: Capacitor 8 con plugins App, Browser, Filesystem y Local Notifications.</w:t>
+      </w:r>
+    </w:p>
+    <w:p>
+      <w:pPr>
+        <w:pStyle w:val="ListBullet"/>
+        <w:rPr>
+          <w:lang w:val="es-EC"/>
+        </w:rPr>
+      </w:pPr>
+      <w:r>
+        <w:rPr>
+          <w:lang w:val="es-EC"/>
+        </w:rPr>
+        <w:t>PWA: service worker propio, manifest web, registro de Service Worker y verificador de actualizaciones.</w:t>
+      </w:r>
+    </w:p>
+    <w:p>
+      <w:pPr>
+        <w:pStyle w:val="ListBullet"/>
+        <w:rPr>
+          <w:lang w:val="es-EC"/>
+        </w:rPr>
+      </w:pPr>
+      <w:r>
+        <w:rPr>
+          <w:lang w:val="es-EC"/>
+        </w:rPr>
+        <w:t>Calidad de código: ESLint, TypeScript estricto y convenciones de codificación definidas por el equipo.</w:t>
       </w:r>
     </w:p>
     <w:p>
@@ -2121,62 +2611,19 @@
           <w:color w:val="14532D"/>
           <w:lang w:val="es-EC"/>
         </w:rPr>
-        <w:t>5.14. Aplicación móvil (PWA + Capacitor)</w:t>
-      </w:r>
-    </w:p>
-    <w:p>
-      <w:pPr>
-        <w:rPr>
-          <w:lang w:val="es-EC"/>
-        </w:rPr>
-      </w:pPr>
-      <w:r>
-        <w:rPr>
-          <w:lang w:val="es-EC"/>
-        </w:rPr>
-        <w:t xml:space="preserve">Para garantizar el uso en campo, el sistema se ofrece como una Aplicación Web Progresiva (PWA) con </w:t>
-      </w:r>
-      <w:proofErr w:type="spellStart"/>
-      <w:r>
-        <w:rPr>
-          <w:lang w:val="es-EC"/>
-        </w:rPr>
-        <w:t>service</w:t>
-      </w:r>
-      <w:proofErr w:type="spellEnd"/>
-      <w:r>
-        <w:rPr>
-          <w:lang w:val="es-EC"/>
-        </w:rPr>
-        <w:t xml:space="preserve"> </w:t>
-      </w:r>
-      <w:proofErr w:type="spellStart"/>
-      <w:r>
-        <w:rPr>
-          <w:lang w:val="es-EC"/>
-        </w:rPr>
-        <w:t>worker</w:t>
-      </w:r>
-      <w:proofErr w:type="spellEnd"/>
-      <w:r>
-        <w:rPr>
-          <w:lang w:val="es-EC"/>
-        </w:rPr>
-        <w:t xml:space="preserve">, manifiesto de instalación y soporte offline parcial. Adicionalmente, se generó un empaquetado nativo mediante Capacitor para Android y un </w:t>
-      </w:r>
-      <w:proofErr w:type="spellStart"/>
-      <w:r>
-        <w:rPr>
-          <w:lang w:val="es-EC"/>
-        </w:rPr>
-        <w:t>shell</w:t>
-      </w:r>
-      <w:proofErr w:type="spellEnd"/>
-      <w:r>
-        <w:rPr>
-          <w:lang w:val="es-EC"/>
-        </w:rPr>
-        <w:t xml:space="preserve"> equivalente para iOS, lo que permite distribuir el sistema a través de archivos de instalación firmados y publicarlo en las tiendas de aplicaciones correspondientes.</w:t>
+        <w:lastRenderedPageBreak/>
+        <w:t>6.4. Modelo de datos (resumen)</w:t>
+      </w:r>
+    </w:p>
+    <w:p>
+      <w:r>
+        <w:rPr>
+          <w:lang w:val="es-EC"/>
+        </w:rPr>
+        <w:t xml:space="preserve">El modelo de datos se compone de un conjunto de tablas relacionales implementadas en PostgreSQL mediante migraciones incrementales. </w:t>
+      </w:r>
+      <w:r>
+        <w:t>Las principales entidades son:</w:t>
       </w:r>
     </w:p>
     <w:p>
@@ -2190,21 +2637,7 @@
         <w:rPr>
           <w:lang w:val="es-EC"/>
         </w:rPr>
-        <w:t xml:space="preserve">Notificaciones </w:t>
-      </w:r>
-      <w:proofErr w:type="spellStart"/>
-      <w:r>
-        <w:rPr>
-          <w:lang w:val="es-EC"/>
-        </w:rPr>
-        <w:t>push</w:t>
-      </w:r>
-      <w:proofErr w:type="spellEnd"/>
-      <w:r>
-        <w:rPr>
-          <w:lang w:val="es-EC"/>
-        </w:rPr>
-        <w:t xml:space="preserve"> locales para alertas críticas en campo.</w:t>
+        <w:t>user_profiles: datos extendidos del usuario autenticado (rol, carrera, semestre, avatar).</w:t>
       </w:r>
     </w:p>
     <w:p>
@@ -2218,7 +2651,7 @@
         <w:rPr>
           <w:lang w:val="es-EC"/>
         </w:rPr>
-        <w:t>Acceso a cámara y archivos del dispositivo para adjuntar evidencias.</w:t>
+        <w:t>animal_categories y animal_types: taxonomía jerárquica de especies.</w:t>
       </w:r>
     </w:p>
     <w:p>
@@ -2232,7 +2665,361 @@
         <w:rPr>
           <w:lang w:val="es-EC"/>
         </w:rPr>
-        <w:t>Almacenamiento local de credenciales de sesión.</w:t>
+        <w:t>animals: inventario animal con datos de identificación, estado, sexo, fecha de nacimiento y peso.</w:t>
+      </w:r>
+    </w:p>
+    <w:p>
+      <w:pPr>
+        <w:pStyle w:val="ListBullet"/>
+        <w:rPr>
+          <w:lang w:val="es-EC"/>
+        </w:rPr>
+      </w:pPr>
+      <w:r>
+        <w:rPr>
+          <w:lang w:val="es-EC"/>
+        </w:rPr>
+        <w:t>animal_weights: histórico de pesajes con precisión decimal.</w:t>
+      </w:r>
+    </w:p>
+    <w:p>
+      <w:pPr>
+        <w:pStyle w:val="ListBullet"/>
+        <w:rPr>
+          <w:lang w:val="es-EC"/>
+        </w:rPr>
+      </w:pPr>
+      <w:r>
+        <w:rPr>
+          <w:lang w:val="es-EC"/>
+        </w:rPr>
+        <w:t>reproductive_events: registro de servicios, diagnósticos y partos.</w:t>
+      </w:r>
+    </w:p>
+    <w:p>
+      <w:pPr>
+        <w:pStyle w:val="ListBullet"/>
+        <w:rPr>
+          <w:lang w:val="es-EC"/>
+        </w:rPr>
+      </w:pPr>
+      <w:r>
+        <w:rPr>
+          <w:lang w:val="es-EC"/>
+        </w:rPr>
+        <w:t>pig_litters: camadas porcinas asociadas a partos.</w:t>
+      </w:r>
+    </w:p>
+    <w:p>
+      <w:pPr>
+        <w:pStyle w:val="ListBullet"/>
+        <w:rPr>
+          <w:lang w:val="es-EC"/>
+        </w:rPr>
+      </w:pPr>
+      <w:r>
+        <w:rPr>
+          <w:lang w:val="es-EC"/>
+        </w:rPr>
+        <w:t>milk_production: producción láctea por animal y fecha.</w:t>
+      </w:r>
+    </w:p>
+    <w:p>
+      <w:pPr>
+        <w:pStyle w:val="ListBullet"/>
+        <w:rPr>
+          <w:lang w:val="es-EC"/>
+        </w:rPr>
+      </w:pPr>
+      <w:r>
+        <w:rPr>
+          <w:lang w:val="es-EC"/>
+        </w:rPr>
+        <w:t>vaccines: catálogo de vacunas, dosis, vía y enfermedades objetivo.</w:t>
+      </w:r>
+    </w:p>
+    <w:p>
+      <w:pPr>
+        <w:pStyle w:val="ListBullet"/>
+        <w:rPr>
+          <w:lang w:val="es-EC"/>
+        </w:rPr>
+      </w:pPr>
+      <w:r>
+        <w:rPr>
+          <w:lang w:val="es-EC"/>
+        </w:rPr>
+        <w:t>vaccine_stock: control de stock por vacuna y lote.</w:t>
+      </w:r>
+    </w:p>
+    <w:p>
+      <w:pPr>
+        <w:pStyle w:val="ListBullet"/>
+        <w:rPr>
+          <w:lang w:val="es-EC"/>
+        </w:rPr>
+      </w:pPr>
+      <w:r>
+        <w:rPr>
+          <w:lang w:val="es-EC"/>
+        </w:rPr>
+        <w:t>vaccine_assignments: aplicación de vacunas a animales con su fecha y responsable.</w:t>
+      </w:r>
+    </w:p>
+    <w:p>
+      <w:pPr>
+        <w:pStyle w:val="ListBullet"/>
+        <w:rPr>
+          <w:lang w:val="es-EC"/>
+        </w:rPr>
+      </w:pPr>
+      <w:r>
+        <w:rPr>
+          <w:lang w:val="es-EC"/>
+        </w:rPr>
+        <w:t>tools_inventory: herramientas y equipos de la finca.</w:t>
+      </w:r>
+    </w:p>
+    <w:p>
+      <w:pPr>
+        <w:pStyle w:val="ListBullet"/>
+        <w:rPr>
+          <w:lang w:val="es-EC"/>
+        </w:rPr>
+      </w:pPr>
+      <w:r>
+        <w:rPr>
+          <w:lang w:val="es-EC"/>
+        </w:rPr>
+        <w:t>tools_inventory_movements: entradas y salidas de inventario.</w:t>
+      </w:r>
+    </w:p>
+    <w:p>
+      <w:pPr>
+        <w:pStyle w:val="ListBullet"/>
+        <w:rPr>
+          <w:lang w:val="es-EC"/>
+        </w:rPr>
+      </w:pPr>
+      <w:r>
+        <w:rPr>
+          <w:lang w:val="es-EC"/>
+        </w:rPr>
+        <w:t>activities y activity_assignments: tareas académicas y asignaciones a estudiantes.</w:t>
+      </w:r>
+    </w:p>
+    <w:p>
+      <w:pPr>
+        <w:pStyle w:val="ListBullet"/>
+        <w:rPr>
+          <w:lang w:val="es-EC"/>
+        </w:rPr>
+      </w:pPr>
+      <w:r>
+        <w:rPr>
+          <w:lang w:val="es-EC"/>
+        </w:rPr>
+        <w:t>requests: solicitudes y su flujo de aprobación.</w:t>
+      </w:r>
+    </w:p>
+    <w:p>
+      <w:pPr>
+        <w:pStyle w:val="ListBullet"/>
+        <w:rPr>
+          <w:lang w:val="es-EC"/>
+        </w:rPr>
+      </w:pPr>
+      <w:r>
+        <w:rPr>
+          <w:lang w:val="es-EC"/>
+        </w:rPr>
+        <w:t>event_invoices: facturación de eventos.</w:t>
+      </w:r>
+    </w:p>
+    <w:p>
+      <w:pPr>
+        <w:pStyle w:val="ListBullet"/>
+        <w:rPr>
+          <w:lang w:val="es-EC"/>
+        </w:rPr>
+      </w:pPr>
+      <w:r>
+        <w:rPr>
+          <w:lang w:val="es-EC"/>
+        </w:rPr>
+        <w:t>potreros y sembrios: gestión agrícola de potreros y cultivos.</w:t>
+      </w:r>
+    </w:p>
+    <w:p>
+      <w:pPr>
+        <w:pStyle w:val="ListBullet"/>
+        <w:rPr>
+          <w:lang w:val="es-EC"/>
+        </w:rPr>
+      </w:pPr>
+      <w:r>
+        <w:rPr>
+          <w:lang w:val="es-EC"/>
+        </w:rPr>
+        <w:t>crop_stages: etapas fenológicas por sembrío.</w:t>
+      </w:r>
+    </w:p>
+    <w:p>
+      <w:pPr>
+        <w:pStyle w:val="ListBullet"/>
+        <w:rPr>
+          <w:lang w:val="es-EC"/>
+        </w:rPr>
+      </w:pPr>
+      <w:r>
+        <w:rPr>
+          <w:lang w:val="es-EC"/>
+        </w:rPr>
+        <w:t>notifications: notificaciones internas del sistema.</w:t>
+      </w:r>
+    </w:p>
+    <w:p>
+      <w:pPr>
+        <w:pStyle w:val="Heading2"/>
+        <w:rPr>
+          <w:lang w:val="es-EC"/>
+        </w:rPr>
+      </w:pPr>
+      <w:r>
+        <w:rPr>
+          <w:color w:val="14532D"/>
+          <w:lang w:val="es-EC"/>
+        </w:rPr>
+        <w:t>6.5. Seguridad y RLS</w:t>
+      </w:r>
+    </w:p>
+    <w:p>
+      <w:pPr>
+        <w:rPr>
+          <w:lang w:val="es-EC"/>
+        </w:rPr>
+      </w:pPr>
+      <w:r>
+        <w:rPr>
+          <w:lang w:val="es-EC"/>
+        </w:rPr>
+        <w:t>Todas las tablas tienen habilitada la seguridad a nivel de fila. Se definieron políticas diferenciadas por rol: lectura para todos los usuarios autenticados en tablas de catálogo, escritura exclusiva para administradores, y permisos especiales para estudiantes sobre sus propias actividades y solicitudes. La función auxiliar is_admin() encapsula la verificación de rol, lo que simplifica la administración de las políticas.</w:t>
+      </w:r>
+    </w:p>
+    <w:p>
+      <w:r>
+        <w:t>Buenas prácticas aplicadas:</w:t>
+      </w:r>
+    </w:p>
+    <w:p>
+      <w:pPr>
+        <w:pStyle w:val="ListBullet"/>
+        <w:rPr>
+          <w:lang w:val="es-EC"/>
+        </w:rPr>
+      </w:pPr>
+      <w:r>
+        <w:rPr>
+          <w:lang w:val="es-EC"/>
+        </w:rPr>
+        <w:t>Validación y sanitización de entradas en cliente y servidor.</w:t>
+      </w:r>
+    </w:p>
+    <w:p>
+      <w:pPr>
+        <w:pStyle w:val="ListBullet"/>
+        <w:rPr>
+          <w:lang w:val="es-EC"/>
+        </w:rPr>
+      </w:pPr>
+      <w:r>
+        <w:rPr>
+          <w:lang w:val="es-EC"/>
+        </w:rPr>
+        <w:t>Manejo de errores centralizado con respuestas tipadas { data, error }.</w:t>
+      </w:r>
+    </w:p>
+    <w:p>
+      <w:pPr>
+        <w:pStyle w:val="ListBullet"/>
+        <w:rPr>
+          <w:lang w:val="es-EC"/>
+        </w:rPr>
+      </w:pPr>
+      <w:r>
+        <w:rPr>
+          <w:lang w:val="es-EC"/>
+        </w:rPr>
+        <w:t>Cabeceras HTTP seguras y cookies con atributos httpOnly, Secure y SameSite.</w:t>
+      </w:r>
+    </w:p>
+    <w:p>
+      <w:pPr>
+        <w:pStyle w:val="ListBullet"/>
+        <w:rPr>
+          <w:lang w:val="es-EC"/>
+        </w:rPr>
+      </w:pPr>
+      <w:r>
+        <w:rPr>
+          <w:lang w:val="es-EC"/>
+        </w:rPr>
+        <w:t>Rotación y refresco de tokens de sesión.</w:t>
+      </w:r>
+    </w:p>
+    <w:p>
+      <w:pPr>
+        <w:pStyle w:val="ListBullet"/>
+      </w:pPr>
+      <w:r>
+        <w:t>Auditoría con campos created_by, created_at, updated_by y updated_at en las entidades principales.</w:t>
+      </w:r>
+    </w:p>
+    <w:p>
+      <w:pPr>
+        <w:pStyle w:val="Heading2"/>
+        <w:rPr>
+          <w:lang w:val="es-EC"/>
+        </w:rPr>
+      </w:pPr>
+      <w:r>
+        <w:rPr>
+          <w:color w:val="14532D"/>
+          <w:lang w:val="es-EC"/>
+        </w:rPr>
+        <w:t>6.6. Despliegue y operación</w:t>
+      </w:r>
+    </w:p>
+    <w:p>
+      <w:pPr>
+        <w:rPr>
+          <w:lang w:val="es-EC"/>
+        </w:rPr>
+      </w:pPr>
+      <w:r>
+        <w:rPr>
+          <w:lang w:val="es-EC"/>
+        </w:rPr>
+        <w:t xml:space="preserve">La aplicación se puede desplegar en cualquier plataforma compatible con Next.js 16. Para la versión web, se </w:t>
+      </w:r>
+      <w:r>
+        <w:rPr>
+          <w:lang w:val="es-EC"/>
+        </w:rPr>
+        <w:t>utiliza únicamente Vercer aunque insforge también permite el deploy</w:t>
+      </w:r>
+      <w:r>
+        <w:rPr>
+          <w:lang w:val="es-EC"/>
+        </w:rPr>
+        <w:t xml:space="preserve">. El backend InsForge se aloja en la nube del proveedor y se accede mediante el SDK oficial. La compilación móvil se realiza con Capacitor </w:t>
+      </w:r>
+      <w:r>
+        <w:rPr>
+          <w:lang w:val="es-EC"/>
+        </w:rPr>
+        <w:lastRenderedPageBreak/>
+        <w:t>Sync, generando un proyecto Android firmado (almacenado de claves: tigrillo-release.jks) listo para su publicación en Google Play, y un proyecto iOS preparado para Apple Developer.</w:t>
       </w:r>
     </w:p>
     <w:p>
@@ -2247,48 +3034,20 @@
           <w:color w:val="14532D"/>
           <w:lang w:val="es-EC"/>
         </w:rPr>
-        <w:t>6. Arquitectura del sistema</w:t>
-      </w:r>
-    </w:p>
-    <w:p>
-      <w:pPr>
-        <w:rPr>
-          <w:lang w:val="es-EC"/>
-        </w:rPr>
-      </w:pPr>
-      <w:r>
-        <w:rPr>
-          <w:lang w:val="es-EC"/>
-        </w:rPr>
-        <w:t xml:space="preserve">La arquitectura del sistema es de tipo cliente-servidor con soporte multidispositivo, organizada en capas bien diferenciadas. Se optó por una arquitectura desacoplada que permite evolucionar el </w:t>
-      </w:r>
-      <w:proofErr w:type="spellStart"/>
-      <w:r>
-        <w:rPr>
-          <w:lang w:val="es-EC"/>
-        </w:rPr>
-        <w:t>frontend</w:t>
-      </w:r>
-      <w:proofErr w:type="spellEnd"/>
-      <w:r>
-        <w:rPr>
-          <w:lang w:val="es-EC"/>
-        </w:rPr>
-        <w:t xml:space="preserve"> y el </w:t>
-      </w:r>
-      <w:proofErr w:type="spellStart"/>
-      <w:r>
-        <w:rPr>
-          <w:lang w:val="es-EC"/>
-        </w:rPr>
-        <w:t>backend</w:t>
-      </w:r>
-      <w:proofErr w:type="spellEnd"/>
-      <w:r>
-        <w:rPr>
-          <w:lang w:val="es-EC"/>
-        </w:rPr>
-        <w:t xml:space="preserve"> de manera independiente, facilita la incorporación de nuevos módulos y soporta el crecimiento horizontal ante un aumento de usuarios o de volumen de datos.</w:t>
+        <w:t>7. Escalabilidad</w:t>
+      </w:r>
+    </w:p>
+    <w:p>
+      <w:pPr>
+        <w:rPr>
+          <w:lang w:val="es-EC"/>
+        </w:rPr>
+      </w:pPr>
+      <w:r>
+        <w:rPr>
+          <w:lang w:val="es-EC"/>
+        </w:rPr>
+        <w:t>El sistema fue diseñado pensando en el crecimiento. A continuación se describen los mecanismos de escalabilidad incorporados y las líneas de evolución previstas.</w:t>
       </w:r>
     </w:p>
     <w:p>
@@ -2303,152 +3062,269 @@
           <w:color w:val="14532D"/>
           <w:lang w:val="es-EC"/>
         </w:rPr>
-        <w:t>6.1. Visión general</w:t>
-      </w:r>
-    </w:p>
-    <w:p>
-      <w:pPr>
-        <w:rPr>
-          <w:lang w:val="es-EC"/>
-        </w:rPr>
-      </w:pPr>
-      <w:r>
-        <w:rPr>
-          <w:lang w:val="es-EC"/>
-        </w:rPr>
-        <w:t xml:space="preserve">En el extremo del cliente, la aplicación se construye como una SPA híbrida que puede ejecutarse en un navegador web moderno o empaquetarse como aplicación nativa móvil gracias a Capacitor. Toda la </w:t>
-      </w:r>
-      <w:r>
-        <w:rPr>
-          <w:lang w:val="es-EC"/>
+        <w:t>7.1. Escalabilidad funcional</w:t>
+      </w:r>
+    </w:p>
+    <w:p>
+      <w:pPr>
+        <w:rPr>
+          <w:lang w:val="es-EC"/>
+        </w:rPr>
+      </w:pPr>
+      <w:r>
+        <w:rPr>
+          <w:lang w:val="es-EC"/>
+        </w:rPr>
+        <w:t>La arquitectura modular basada en componentes y rutas permite añadir nuevas funcionalidades sin afectar las existentes. Cada módulo (animales, vacunación, sembríos, actividades, etc.) se mantiene como un dominio independiente con su propia carpeta de páginas, componentes, hooks y bibliotecas. Esta organización facilita la asignación de tareas entre estudiantes y la incorporación de nuevos desarrolladores en futuras cohortes.</w:t>
+      </w:r>
+    </w:p>
+    <w:p>
+      <w:pPr>
+        <w:pStyle w:val="Heading2"/>
+        <w:rPr>
+          <w:lang w:val="es-EC"/>
+        </w:rPr>
+      </w:pPr>
+      <w:r>
+        <w:rPr>
+          <w:color w:val="14532D"/>
+          <w:lang w:val="es-EC"/>
+        </w:rPr>
+        <w:t>7.2. Escalabilidad de datos</w:t>
+      </w:r>
+    </w:p>
+    <w:p>
+      <w:r>
+        <w:rPr>
+          <w:lang w:val="es-EC"/>
+        </w:rPr>
+        <w:t xml:space="preserve">La base de datos PostgreSQL admite escalamiento vertical y horizontal. Se crearon índices en las columnas de mayor consulta (user_id, role, type_id, status, created_by, category_id), lo que garantiza tiempos de respuesta predecibles a medida que crece el volumen de datos. Las políticas RLS se apoyan en la función is_admin() marcada como STABLE, lo que permite al planificador de consultas reevaluar su resultado una sola vez por transacción. </w:t>
+      </w:r>
+      <w:r>
+        <w:t>Para soportar un crecimiento aún mayor, es posible:</w:t>
+      </w:r>
+    </w:p>
+    <w:p>
+      <w:pPr>
+        <w:pStyle w:val="ListBullet"/>
+        <w:rPr>
+          <w:lang w:val="es-EC"/>
+        </w:rPr>
+      </w:pPr>
+      <w:r>
+        <w:rPr>
+          <w:lang w:val="es-EC"/>
+        </w:rPr>
+        <w:t>Particionar tablas históricas (eventos reproductivos, pesos, producción de leche) por fecha.</w:t>
+      </w:r>
+    </w:p>
+    <w:p>
+      <w:pPr>
+        <w:pStyle w:val="ListBullet"/>
+        <w:rPr>
+          <w:lang w:val="es-EC"/>
+        </w:rPr>
+      </w:pPr>
+      <w:r>
+        <w:rPr>
+          <w:lang w:val="es-EC"/>
+        </w:rPr>
+        <w:t>Replicar la base de datos con réplicas de lectura para alimentar el módulo de reportería.</w:t>
+      </w:r>
+    </w:p>
+    <w:p>
+      <w:pPr>
+        <w:pStyle w:val="ListBullet"/>
+        <w:rPr>
+          <w:lang w:val="es-EC"/>
+        </w:rPr>
+      </w:pPr>
+      <w:r>
+        <w:rPr>
+          <w:lang w:val="es-EC"/>
+        </w:rPr>
+        <w:t>Migrar a PostgreSQL administrado con escalamiento automático en la nube.</w:t>
+      </w:r>
+    </w:p>
+    <w:p>
+      <w:pPr>
+        <w:pStyle w:val="Heading2"/>
+        <w:rPr>
+          <w:lang w:val="es-EC"/>
+        </w:rPr>
+      </w:pPr>
+      <w:r>
+        <w:rPr>
+          <w:color w:val="14532D"/>
+          <w:lang w:val="es-EC"/>
+        </w:rPr>
+        <w:t>7.3. Escalabilidad de cómputo</w:t>
+      </w:r>
+    </w:p>
+    <w:p>
+      <w:pPr>
+        <w:rPr>
+          <w:lang w:val="es-EC"/>
+        </w:rPr>
+      </w:pPr>
+      <w:r>
+        <w:rPr>
+          <w:lang w:val="es-EC"/>
+        </w:rPr>
+        <w:t>El frontend de Next.js 16 soporta renderizado en el servidor, generación estática incremental y caché de datos con directivas modernas de caching, lo que reduce la carga sobre la base de datos. Las funciones serverless de InsForge se ejecutan bajo demanda, pagando solo por el tiempo de ejecución real. Esto permite absorber picos de uso, como los reportes de fin de trimestre o los cierres de mes, sin necesidad de mantener infraestructura ociosa.</w:t>
+      </w:r>
+    </w:p>
+    <w:p>
+      <w:pPr>
+        <w:pStyle w:val="Heading2"/>
+        <w:rPr>
+          <w:lang w:val="es-EC"/>
+        </w:rPr>
+      </w:pPr>
+      <w:r>
+        <w:rPr>
+          <w:color w:val="14532D"/>
+          <w:lang w:val="es-EC"/>
+        </w:rPr>
+        <w:t>7.4. Escalabilidad de usuarios</w:t>
+      </w:r>
+    </w:p>
+    <w:p>
+      <w:pPr>
+        <w:rPr>
+          <w:lang w:val="es-EC"/>
+        </w:rPr>
+      </w:pPr>
+      <w:r>
+        <w:rPr>
+          <w:lang w:val="es-EC"/>
+        </w:rPr>
+        <w:t>El uso de cookies de sesión con renovación automática, combinado con un módulo de tiempo real para notificaciones, permite que múltiples usuarios concurrentes operen sin interferencias. La autenticación está desacoplada del backend, por lo que es posible incorporar proveedores de identidad externos (Google, Microsoft, etc.) en el futuro sin reescribir la lógica de negocio.</w:t>
+      </w:r>
+    </w:p>
+    <w:p>
+      <w:pPr>
+        <w:pStyle w:val="Heading2"/>
+        <w:rPr>
+          <w:lang w:val="es-EC"/>
+        </w:rPr>
+      </w:pPr>
+      <w:r>
+        <w:rPr>
+          <w:color w:val="14532D"/>
+          <w:lang w:val="es-EC"/>
+        </w:rPr>
+        <w:t>7.5. Escalabilidad móvil y offline</w:t>
+      </w:r>
+    </w:p>
+    <w:p>
+      <w:pPr>
+        <w:rPr>
+          <w:lang w:val="es-EC"/>
+        </w:rPr>
+      </w:pPr>
+      <w:r>
+        <w:rPr>
+          <w:lang w:val="es-EC"/>
+        </w:rPr>
+        <w:t>La estrategia PWA más el empaquetado nativo con Capacitor permite que el sistema se instale como aplicación en teléfonos y tablets, con soporte para operar en zonas de baja conectividad. La lógica de cálculo zootécnico se ejecuta en el cliente, lo que reduce la dependencia de la red para las operaciones más críticas en campo.</w:t>
+      </w:r>
+    </w:p>
+    <w:p>
+      <w:pPr>
+        <w:pStyle w:val="Heading2"/>
+      </w:pPr>
+      <w:r>
+        <w:rPr>
+          <w:color w:val="14532D"/>
         </w:rPr>
         <w:lastRenderedPageBreak/>
-        <w:t xml:space="preserve">lógica de presentación se implementa con </w:t>
-      </w:r>
-      <w:proofErr w:type="spellStart"/>
-      <w:r>
-        <w:rPr>
-          <w:lang w:val="es-EC"/>
-        </w:rPr>
-        <w:t>React</w:t>
-      </w:r>
-      <w:proofErr w:type="spellEnd"/>
-      <w:r>
-        <w:rPr>
-          <w:lang w:val="es-EC"/>
-        </w:rPr>
-        <w:t xml:space="preserve"> 19 sobre Next.js 16, aprovechando el renderizado en el servidor y la generación estática para optimizar el tiempo de respuesta.</w:t>
-      </w:r>
-    </w:p>
-    <w:p>
-      <w:pPr>
-        <w:rPr>
-          <w:lang w:val="es-EC"/>
-        </w:rPr>
-      </w:pPr>
-      <w:r>
-        <w:rPr>
-          <w:lang w:val="es-EC"/>
-        </w:rPr>
-        <w:t xml:space="preserve">En el extremo del servidor, Next.js expone </w:t>
-      </w:r>
-      <w:proofErr w:type="spellStart"/>
-      <w:r>
-        <w:rPr>
-          <w:lang w:val="es-EC"/>
-        </w:rPr>
-        <w:t>endpoints</w:t>
-      </w:r>
-      <w:proofErr w:type="spellEnd"/>
-      <w:r>
-        <w:rPr>
-          <w:lang w:val="es-EC"/>
-        </w:rPr>
-        <w:t xml:space="preserve"> de aplicación y de API. Detrás de este servidor, una plataforma </w:t>
-      </w:r>
-      <w:proofErr w:type="spellStart"/>
-      <w:r>
-        <w:rPr>
-          <w:lang w:val="es-EC"/>
-        </w:rPr>
-        <w:t>Backend</w:t>
-      </w:r>
-      <w:proofErr w:type="spellEnd"/>
-      <w:r>
-        <w:rPr>
-          <w:lang w:val="es-EC"/>
-        </w:rPr>
-        <w:t>-as-a-Service (</w:t>
-      </w:r>
-      <w:proofErr w:type="spellStart"/>
-      <w:r>
-        <w:rPr>
-          <w:lang w:val="es-EC"/>
-        </w:rPr>
-        <w:t>InsForge</w:t>
-      </w:r>
-      <w:proofErr w:type="spellEnd"/>
-      <w:r>
-        <w:rPr>
-          <w:lang w:val="es-EC"/>
-        </w:rPr>
-        <w:t xml:space="preserve">) provee la base de datos PostgreSQL expuesta como API </w:t>
-      </w:r>
-      <w:proofErr w:type="spellStart"/>
-      <w:r>
-        <w:rPr>
-          <w:lang w:val="es-EC"/>
-        </w:rPr>
-        <w:t>PostgREST</w:t>
-      </w:r>
-      <w:proofErr w:type="spellEnd"/>
-      <w:r>
-        <w:rPr>
-          <w:lang w:val="es-EC"/>
-        </w:rPr>
-        <w:t xml:space="preserve">, el módulo de autenticación, el almacenamiento de objetos, el servicio de funciones </w:t>
-      </w:r>
-      <w:proofErr w:type="spellStart"/>
-      <w:r>
-        <w:rPr>
-          <w:lang w:val="es-EC"/>
-        </w:rPr>
-        <w:t>serverless</w:t>
-      </w:r>
-      <w:proofErr w:type="spellEnd"/>
-      <w:r>
-        <w:rPr>
-          <w:lang w:val="es-EC"/>
-        </w:rPr>
-        <w:t xml:space="preserve">, el módulo de tiempo real y los servicios de inteligencia artificial. El sistema se integra además con un proveedor de correo electrónico transaccional mediante </w:t>
-      </w:r>
-      <w:proofErr w:type="spellStart"/>
-      <w:r>
-        <w:rPr>
-          <w:lang w:val="es-EC"/>
-        </w:rPr>
-        <w:t>Nodemailer</w:t>
-      </w:r>
-      <w:proofErr w:type="spellEnd"/>
-      <w:r>
-        <w:rPr>
-          <w:lang w:val="es-EC"/>
-        </w:rPr>
-        <w:t xml:space="preserve"> y con un proveedor externo de IA compatible con la API de </w:t>
-      </w:r>
-      <w:proofErr w:type="spellStart"/>
-      <w:r>
-        <w:rPr>
-          <w:lang w:val="es-EC"/>
-        </w:rPr>
-        <w:t>OpenAI</w:t>
-      </w:r>
-      <w:proofErr w:type="spellEnd"/>
-      <w:r>
-        <w:rPr>
-          <w:lang w:val="es-EC"/>
-        </w:rPr>
-        <w:t>.</w:t>
+        <w:t>7.6. Líneas de evolución</w:t>
+      </w:r>
+    </w:p>
+    <w:p>
+      <w:pPr>
+        <w:pStyle w:val="ListBullet"/>
+        <w:rPr>
+          <w:lang w:val="es-EC"/>
+        </w:rPr>
+      </w:pPr>
+      <w:r>
+        <w:rPr>
+          <w:lang w:val="es-EC"/>
+        </w:rPr>
+        <w:t>Integración con dispositivos IoT (básculas, sensores de producción de leche, collares GPS para monitoreo).</w:t>
+      </w:r>
+    </w:p>
+    <w:p>
+      <w:pPr>
+        <w:pStyle w:val="ListBullet"/>
+        <w:rPr>
+          <w:lang w:val="es-EC"/>
+        </w:rPr>
+      </w:pPr>
+      <w:r>
+        <w:rPr>
+          <w:lang w:val="es-EC"/>
+        </w:rPr>
+        <w:t>Incorporación de analítica avanzada y modelos de predicción de peso y producción.</w:t>
+      </w:r>
+    </w:p>
+    <w:p>
+      <w:pPr>
+        <w:pStyle w:val="ListBullet"/>
+        <w:rPr>
+          <w:lang w:val="es-EC"/>
+        </w:rPr>
+      </w:pPr>
+      <w:r>
+        <w:rPr>
+          <w:lang w:val="es-EC"/>
+        </w:rPr>
+        <w:t>Soporte multilingüe para extender el sistema a otras regiones.</w:t>
+      </w:r>
+    </w:p>
+    <w:p>
+      <w:pPr>
+        <w:pStyle w:val="ListBullet"/>
+        <w:rPr>
+          <w:lang w:val="es-EC"/>
+        </w:rPr>
+      </w:pPr>
+      <w:r>
+        <w:rPr>
+          <w:lang w:val="es-EC"/>
+        </w:rPr>
+        <w:t>Publicación de la app móvil en las tiendas oficiales de Android e iOS.</w:t>
+      </w:r>
+    </w:p>
+    <w:p>
+      <w:pPr>
+        <w:pStyle w:val="ListBullet"/>
+        <w:rPr>
+          <w:lang w:val="es-EC"/>
+        </w:rPr>
+      </w:pPr>
+      <w:r>
+        <w:rPr>
+          <w:lang w:val="es-EC"/>
+        </w:rPr>
+        <w:t>Módulo de contabilidad integrado con facturación electrónica del SRI.</w:t>
+      </w:r>
+    </w:p>
+    <w:p>
+      <w:pPr>
+        <w:pStyle w:val="Heading1"/>
+        <w:rPr>
+          <w:lang w:val="es-EC"/>
+        </w:rPr>
+      </w:pPr>
+      <w:r>
+        <w:rPr>
+          <w:color w:val="14532D"/>
+          <w:lang w:val="es-EC"/>
+        </w:rPr>
+        <w:t>8. Beneficios e impacto del sistema</w:t>
       </w:r>
     </w:p>
     <w:p>
@@ -2463,20 +3339,7 @@
           <w:color w:val="14532D"/>
           <w:lang w:val="es-EC"/>
         </w:rPr>
-        <w:t>6.2. Capas de la solución</w:t>
-      </w:r>
-    </w:p>
-    <w:p>
-      <w:pPr>
-        <w:rPr>
-          <w:lang w:val="es-EC"/>
-        </w:rPr>
-      </w:pPr>
-      <w:r>
-        <w:rPr>
-          <w:lang w:val="es-EC"/>
-        </w:rPr>
-        <w:t>La solución se estructura en las siguientes capas:</w:t>
+        <w:t>8.1. Beneficios para la Finca Tigrillo</w:t>
       </w:r>
     </w:p>
     <w:p>
@@ -2490,49 +3353,7 @@
         <w:rPr>
           <w:lang w:val="es-EC"/>
         </w:rPr>
-        <w:t xml:space="preserve">Capa de presentación: componentes </w:t>
-      </w:r>
-      <w:proofErr w:type="spellStart"/>
-      <w:r>
-        <w:rPr>
-          <w:lang w:val="es-EC"/>
-        </w:rPr>
-        <w:t>React</w:t>
-      </w:r>
-      <w:proofErr w:type="spellEnd"/>
-      <w:r>
-        <w:rPr>
-          <w:lang w:val="es-EC"/>
-        </w:rPr>
-        <w:t xml:space="preserve">, vistas del App </w:t>
-      </w:r>
-      <w:proofErr w:type="spellStart"/>
-      <w:r>
-        <w:rPr>
-          <w:lang w:val="es-EC"/>
-        </w:rPr>
-        <w:t>Router</w:t>
-      </w:r>
-      <w:proofErr w:type="spellEnd"/>
-      <w:r>
-        <w:rPr>
-          <w:lang w:val="es-EC"/>
-        </w:rPr>
-        <w:t xml:space="preserve"> de Next.js, PWA y </w:t>
-      </w:r>
-      <w:proofErr w:type="spellStart"/>
-      <w:r>
-        <w:rPr>
-          <w:lang w:val="es-EC"/>
-        </w:rPr>
-        <w:t>shell</w:t>
-      </w:r>
-      <w:proofErr w:type="spellEnd"/>
-      <w:r>
-        <w:rPr>
-          <w:lang w:val="es-EC"/>
-        </w:rPr>
-        <w:t xml:space="preserve"> nativo móvil.</w:t>
+        <w:t>Trazabilidad completa del ciclo productivo de cada animal.</w:t>
       </w:r>
     </w:p>
     <w:p>
@@ -2546,21 +3367,7 @@
         <w:rPr>
           <w:lang w:val="es-EC"/>
         </w:rPr>
-        <w:t xml:space="preserve">Capa de aplicación: rutas API, acciones de servidor (Server </w:t>
-      </w:r>
-      <w:proofErr w:type="spellStart"/>
-      <w:r>
-        <w:rPr>
-          <w:lang w:val="es-EC"/>
-        </w:rPr>
-        <w:t>Actions</w:t>
-      </w:r>
-      <w:proofErr w:type="spellEnd"/>
-      <w:r>
-        <w:rPr>
-          <w:lang w:val="es-EC"/>
-        </w:rPr>
-        <w:t>) y middleware de proxy para control de acceso.</w:t>
+        <w:t>Reducción de pérdidas por vencimiento de vacunas y de facturas.</w:t>
       </w:r>
     </w:p>
     <w:p>
@@ -2574,7 +3381,7 @@
         <w:rPr>
           <w:lang w:val="es-EC"/>
         </w:rPr>
-        <w:t>Capa de lógica de negocio: bibliotecas de dominio (fórmulas zootécnicas, gestión de etapas de cultivo, cálculo de dosis, proyección de alimento).</w:t>
+        <w:t>Optimización del uso de alimento balanceado mediante proyecciones semanales.</w:t>
       </w:r>
     </w:p>
     <w:p>
@@ -2588,35 +3395,7 @@
         <w:rPr>
           <w:lang w:val="es-EC"/>
         </w:rPr>
-        <w:t xml:space="preserve">Capa de acceso a datos: SDK de </w:t>
-      </w:r>
-      <w:proofErr w:type="spellStart"/>
-      <w:r>
-        <w:rPr>
-          <w:lang w:val="es-EC"/>
-        </w:rPr>
-        <w:t>InsForge</w:t>
-      </w:r>
-      <w:proofErr w:type="spellEnd"/>
-      <w:r>
-        <w:rPr>
-          <w:lang w:val="es-EC"/>
-        </w:rPr>
-        <w:t xml:space="preserve"> para cliente y servidor, consultas </w:t>
-      </w:r>
-      <w:proofErr w:type="spellStart"/>
-      <w:r>
-        <w:rPr>
-          <w:lang w:val="es-EC"/>
-        </w:rPr>
-        <w:t>tipadas</w:t>
-      </w:r>
-      <w:proofErr w:type="spellEnd"/>
-      <w:r>
-        <w:rPr>
-          <w:lang w:val="es-EC"/>
-        </w:rPr>
-        <w:t>, sanitización y validación.</w:t>
+        <w:t>Ahorro de tiempo en la generación de reportes y en la consolidación de información.</w:t>
       </w:r>
     </w:p>
     <w:p>
@@ -2630,7 +3409,18 @@
         <w:rPr>
           <w:lang w:val="es-EC"/>
         </w:rPr>
-        <w:t>Capa de persistencia: PostgreSQL con políticas RLS, índices y funciones almacenadas.</w:t>
+        <w:t>Toma de decisiones basada en datos y en indicadores actualizados en tiempo real.</w:t>
+      </w:r>
+    </w:p>
+    <w:p>
+      <w:pPr>
+        <w:pStyle w:val="Heading2"/>
+      </w:pPr>
+      <w:r>
+        <w:rPr>
+          <w:color w:val="14532D"/>
+        </w:rPr>
+        <w:t>8.2. Beneficios para la comunidad universitaria</w:t>
       </w:r>
     </w:p>
     <w:p>
@@ -2644,12 +3434,54 @@
         <w:rPr>
           <w:lang w:val="es-EC"/>
         </w:rPr>
-        <w:t>Capa de servicios transversales: autenticación, notificaciones, correo, IA, almacenamiento y tiempo real.</w:t>
-      </w:r>
-    </w:p>
-    <w:p>
-      <w:pPr>
-        <w:pStyle w:val="Heading2"/>
+        <w:t>Aplicación práctica de los conocimientos de la carrera en un proyecto real.</w:t>
+      </w:r>
+    </w:p>
+    <w:p>
+      <w:pPr>
+        <w:pStyle w:val="ListBullet"/>
+        <w:rPr>
+          <w:lang w:val="es-EC"/>
+        </w:rPr>
+      </w:pPr>
+      <w:r>
+        <w:rPr>
+          <w:lang w:val="es-EC"/>
+        </w:rPr>
+        <w:t>Fortalecimiento del trabajo en equipo, la gestión de proyectos y las buenas prácticas de ingeniería de software.</w:t>
+      </w:r>
+    </w:p>
+    <w:p>
+      <w:pPr>
+        <w:pStyle w:val="ListBullet"/>
+        <w:rPr>
+          <w:lang w:val="es-EC"/>
+        </w:rPr>
+      </w:pPr>
+      <w:r>
+        <w:rPr>
+          <w:lang w:val="es-EC"/>
+        </w:rPr>
+        <w:t>Generación de un caso de estudio replicable en futuras cohortes y en otros establecimientos agropecuarios.</w:t>
+      </w:r>
+    </w:p>
+    <w:p>
+      <w:pPr>
+        <w:pStyle w:val="ListBullet"/>
+        <w:rPr>
+          <w:lang w:val="es-EC"/>
+        </w:rPr>
+      </w:pPr>
+      <w:r>
+        <w:rPr>
+          <w:lang w:val="es-EC"/>
+        </w:rPr>
+        <w:t>Aporte a la misión institucional de vinculación con la sociedad de la ULEAM Extensión Chone.</w:t>
+      </w:r>
+    </w:p>
+    <w:p>
+      <w:pPr>
+        <w:pStyle w:val="Heading1"/>
         <w:rPr>
           <w:lang w:val="es-EC"/>
         </w:rPr>
@@ -2659,607 +3491,111 @@
           <w:color w:val="14532D"/>
           <w:lang w:val="es-EC"/>
         </w:rPr>
-        <w:t>6.3. Stack tecnológico</w:t>
-      </w:r>
-    </w:p>
-    <w:p>
-      <w:pPr>
-        <w:rPr>
-          <w:lang w:val="es-EC"/>
-        </w:rPr>
-      </w:pPr>
-      <w:r>
-        <w:rPr>
-          <w:lang w:val="es-EC"/>
-        </w:rPr>
-        <w:t xml:space="preserve">El </w:t>
-      </w:r>
-      <w:proofErr w:type="spellStart"/>
-      <w:r>
-        <w:rPr>
-          <w:lang w:val="es-EC"/>
-        </w:rPr>
-        <w:t>stack</w:t>
-      </w:r>
-      <w:proofErr w:type="spellEnd"/>
-      <w:r>
-        <w:rPr>
-          <w:lang w:val="es-EC"/>
-        </w:rPr>
-        <w:t xml:space="preserve"> tecnológico seleccionado se resume a continuación:</w:t>
-      </w:r>
-    </w:p>
-    <w:p>
-      <w:pPr>
-        <w:pStyle w:val="ListBullet"/>
-      </w:pPr>
-      <w:r>
-        <w:t>Framework de frontend: Next.js 16 (App Router) y React 19.</w:t>
-      </w:r>
-    </w:p>
-    <w:p>
-      <w:pPr>
-        <w:pStyle w:val="ListBullet"/>
-        <w:rPr>
-          <w:lang w:val="es-EC"/>
-        </w:rPr>
-      </w:pPr>
-      <w:r>
-        <w:rPr>
-          <w:lang w:val="es-EC"/>
-        </w:rPr>
-        <w:t xml:space="preserve">Lenguaje: </w:t>
-      </w:r>
-      <w:proofErr w:type="spellStart"/>
-      <w:r>
-        <w:rPr>
-          <w:lang w:val="es-EC"/>
-        </w:rPr>
-        <w:t>TypeScript</w:t>
-      </w:r>
-      <w:proofErr w:type="spellEnd"/>
-      <w:r>
-        <w:rPr>
-          <w:lang w:val="es-EC"/>
-        </w:rPr>
-        <w:t xml:space="preserve"> en todo el código de aplicación.</w:t>
-      </w:r>
-    </w:p>
-    <w:p>
-      <w:pPr>
-        <w:pStyle w:val="ListBullet"/>
-        <w:rPr>
-          <w:lang w:val="es-EC"/>
-        </w:rPr>
-      </w:pPr>
-      <w:r>
-        <w:rPr>
-          <w:lang w:val="es-EC"/>
-        </w:rPr>
-        <w:t xml:space="preserve">Estilos: </w:t>
-      </w:r>
-      <w:proofErr w:type="spellStart"/>
-      <w:r>
-        <w:rPr>
-          <w:lang w:val="es-EC"/>
-        </w:rPr>
-        <w:t>Tailwind</w:t>
-      </w:r>
-      <w:proofErr w:type="spellEnd"/>
-      <w:r>
-        <w:rPr>
-          <w:lang w:val="es-EC"/>
-        </w:rPr>
-        <w:t xml:space="preserve"> CSS 4 con configuración CSS-</w:t>
-      </w:r>
-      <w:proofErr w:type="spellStart"/>
-      <w:r>
-        <w:rPr>
-          <w:lang w:val="es-EC"/>
-        </w:rPr>
-        <w:t>first</w:t>
-      </w:r>
-      <w:proofErr w:type="spellEnd"/>
-      <w:r>
-        <w:rPr>
-          <w:lang w:val="es-EC"/>
-        </w:rPr>
-        <w:t>.</w:t>
-      </w:r>
-    </w:p>
-    <w:p>
-      <w:pPr>
-        <w:pStyle w:val="ListBullet"/>
-      </w:pPr>
-      <w:proofErr w:type="spellStart"/>
-      <w:r>
-        <w:t>Iconografía</w:t>
-      </w:r>
-      <w:proofErr w:type="spellEnd"/>
-      <w:r>
-        <w:t xml:space="preserve">: </w:t>
-      </w:r>
-      <w:proofErr w:type="spellStart"/>
-      <w:r>
-        <w:t>Lucide</w:t>
-      </w:r>
-      <w:proofErr w:type="spellEnd"/>
-      <w:r>
-        <w:t xml:space="preserve"> React.</w:t>
-      </w:r>
-    </w:p>
-    <w:p>
-      <w:pPr>
-        <w:pStyle w:val="ListBullet"/>
-        <w:rPr>
-          <w:lang w:val="es-EC"/>
-        </w:rPr>
-      </w:pPr>
-      <w:r>
-        <w:rPr>
-          <w:lang w:val="es-EC"/>
-        </w:rPr>
-        <w:t xml:space="preserve">Gráficos: Chart.js y </w:t>
-      </w:r>
-      <w:proofErr w:type="spellStart"/>
-      <w:r>
-        <w:rPr>
-          <w:lang w:val="es-EC"/>
-        </w:rPr>
-        <w:t>Recharts</w:t>
-      </w:r>
-      <w:proofErr w:type="spellEnd"/>
-      <w:r>
-        <w:rPr>
-          <w:lang w:val="es-EC"/>
-        </w:rPr>
-        <w:t>.</w:t>
-      </w:r>
-    </w:p>
-    <w:p>
-      <w:pPr>
-        <w:pStyle w:val="ListBullet"/>
-        <w:rPr>
-          <w:lang w:val="es-EC"/>
-        </w:rPr>
-      </w:pPr>
-      <w:r>
-        <w:rPr>
-          <w:lang w:val="es-EC"/>
-        </w:rPr>
-        <w:t xml:space="preserve">Generación de PDF: </w:t>
-      </w:r>
-      <w:proofErr w:type="spellStart"/>
-      <w:r>
-        <w:rPr>
-          <w:lang w:val="es-EC"/>
-        </w:rPr>
-        <w:t>jsPDF</w:t>
-      </w:r>
-      <w:proofErr w:type="spellEnd"/>
-      <w:r>
-        <w:rPr>
-          <w:lang w:val="es-EC"/>
-        </w:rPr>
-        <w:t xml:space="preserve"> y </w:t>
-      </w:r>
-      <w:proofErr w:type="spellStart"/>
-      <w:r>
-        <w:rPr>
-          <w:lang w:val="es-EC"/>
-        </w:rPr>
-        <w:t>jsPDF-AutoTable</w:t>
-      </w:r>
-      <w:proofErr w:type="spellEnd"/>
-      <w:r>
-        <w:rPr>
-          <w:lang w:val="es-EC"/>
-        </w:rPr>
-        <w:t>.</w:t>
-      </w:r>
-    </w:p>
-    <w:p>
-      <w:pPr>
-        <w:pStyle w:val="ListBullet"/>
-        <w:rPr>
-          <w:lang w:val="es-EC"/>
-        </w:rPr>
-      </w:pPr>
-      <w:proofErr w:type="spellStart"/>
-      <w:r>
-        <w:rPr>
-          <w:lang w:val="es-EC"/>
-        </w:rPr>
-        <w:t>Backend</w:t>
-      </w:r>
-      <w:proofErr w:type="spellEnd"/>
-      <w:r>
-        <w:rPr>
-          <w:lang w:val="es-EC"/>
-        </w:rPr>
-        <w:t xml:space="preserve"> y base de datos: </w:t>
-      </w:r>
-      <w:proofErr w:type="spellStart"/>
-      <w:r>
-        <w:rPr>
-          <w:lang w:val="es-EC"/>
-        </w:rPr>
-        <w:t>InsForge</w:t>
-      </w:r>
-      <w:proofErr w:type="spellEnd"/>
-      <w:r>
-        <w:rPr>
-          <w:lang w:val="es-EC"/>
-        </w:rPr>
-        <w:t xml:space="preserve"> (</w:t>
-      </w:r>
-      <w:proofErr w:type="spellStart"/>
-      <w:r>
-        <w:rPr>
-          <w:lang w:val="es-EC"/>
-        </w:rPr>
-        <w:t>PostgREST</w:t>
-      </w:r>
-      <w:proofErr w:type="spellEnd"/>
-      <w:r>
-        <w:rPr>
-          <w:lang w:val="es-EC"/>
-        </w:rPr>
-        <w:t xml:space="preserve"> sobre PostgreSQL).</w:t>
-      </w:r>
-    </w:p>
-    <w:p>
-      <w:pPr>
-        <w:pStyle w:val="ListBullet"/>
-        <w:rPr>
-          <w:lang w:val="es-EC"/>
-        </w:rPr>
-      </w:pPr>
-      <w:r>
-        <w:rPr>
-          <w:lang w:val="es-EC"/>
-        </w:rPr>
-        <w:t xml:space="preserve">Autenticación y autorización: módulo de Auth de </w:t>
-      </w:r>
-      <w:proofErr w:type="spellStart"/>
-      <w:r>
-        <w:rPr>
-          <w:lang w:val="es-EC"/>
-        </w:rPr>
-        <w:t>InsForge</w:t>
-      </w:r>
-      <w:proofErr w:type="spellEnd"/>
-      <w:r>
-        <w:rPr>
-          <w:lang w:val="es-EC"/>
-        </w:rPr>
-        <w:t xml:space="preserve"> con cookies </w:t>
-      </w:r>
-      <w:proofErr w:type="spellStart"/>
-      <w:r>
-        <w:rPr>
-          <w:lang w:val="es-EC"/>
-        </w:rPr>
-        <w:t>httpOnly</w:t>
-      </w:r>
-      <w:proofErr w:type="spellEnd"/>
-      <w:r>
-        <w:rPr>
-          <w:lang w:val="es-EC"/>
-        </w:rPr>
-        <w:t xml:space="preserve"> y políticas RLS.</w:t>
-      </w:r>
-    </w:p>
-    <w:p>
-      <w:pPr>
-        <w:pStyle w:val="ListBullet"/>
-        <w:rPr>
-          <w:lang w:val="es-EC"/>
-        </w:rPr>
-      </w:pPr>
-      <w:r>
-        <w:rPr>
-          <w:lang w:val="es-EC"/>
-        </w:rPr>
-        <w:t xml:space="preserve">Tiempo real: canal </w:t>
-      </w:r>
-      <w:proofErr w:type="spellStart"/>
-      <w:r>
-        <w:rPr>
-          <w:lang w:val="es-EC"/>
-        </w:rPr>
-        <w:t>Realtime</w:t>
-      </w:r>
-      <w:proofErr w:type="spellEnd"/>
-      <w:r>
-        <w:rPr>
-          <w:lang w:val="es-EC"/>
-        </w:rPr>
-        <w:t xml:space="preserve"> de </w:t>
-      </w:r>
-      <w:proofErr w:type="spellStart"/>
-      <w:r>
-        <w:rPr>
-          <w:lang w:val="es-EC"/>
-        </w:rPr>
-        <w:t>InsForge</w:t>
-      </w:r>
-      <w:proofErr w:type="spellEnd"/>
-      <w:r>
-        <w:rPr>
-          <w:lang w:val="es-EC"/>
-        </w:rPr>
-        <w:t xml:space="preserve"> para notificaciones y sincronización.</w:t>
-      </w:r>
-    </w:p>
-    <w:p>
-      <w:pPr>
-        <w:pStyle w:val="ListBullet"/>
-        <w:rPr>
-          <w:lang w:val="es-EC"/>
-        </w:rPr>
-      </w:pPr>
-      <w:r>
-        <w:rPr>
-          <w:lang w:val="es-EC"/>
-        </w:rPr>
-        <w:t xml:space="preserve">Almacenamiento: módulo de Storage de </w:t>
-      </w:r>
-      <w:proofErr w:type="spellStart"/>
-      <w:r>
-        <w:rPr>
-          <w:lang w:val="es-EC"/>
-        </w:rPr>
-        <w:t>InsForge</w:t>
-      </w:r>
-      <w:proofErr w:type="spellEnd"/>
-      <w:r>
-        <w:rPr>
-          <w:lang w:val="es-EC"/>
-        </w:rPr>
-        <w:t xml:space="preserve"> para archivos adjuntos y evidencias.</w:t>
-      </w:r>
-    </w:p>
-    <w:p>
-      <w:pPr>
-        <w:pStyle w:val="ListBullet"/>
-        <w:rPr>
-          <w:lang w:val="es-EC"/>
-        </w:rPr>
-      </w:pPr>
-      <w:r>
-        <w:rPr>
-          <w:lang w:val="es-EC"/>
-        </w:rPr>
-        <w:t xml:space="preserve">Funciones </w:t>
-      </w:r>
-      <w:proofErr w:type="spellStart"/>
-      <w:r>
-        <w:rPr>
-          <w:lang w:val="es-EC"/>
-        </w:rPr>
-        <w:t>serverless</w:t>
-      </w:r>
-      <w:proofErr w:type="spellEnd"/>
-      <w:r>
-        <w:rPr>
-          <w:lang w:val="es-EC"/>
-        </w:rPr>
-        <w:t xml:space="preserve">: módulo de </w:t>
-      </w:r>
-      <w:proofErr w:type="spellStart"/>
-      <w:r>
-        <w:rPr>
-          <w:lang w:val="es-EC"/>
-        </w:rPr>
-        <w:t>Functions</w:t>
-      </w:r>
-      <w:proofErr w:type="spellEnd"/>
-      <w:r>
-        <w:rPr>
-          <w:lang w:val="es-EC"/>
-        </w:rPr>
-        <w:t xml:space="preserve"> de </w:t>
-      </w:r>
-      <w:proofErr w:type="spellStart"/>
-      <w:r>
-        <w:rPr>
-          <w:lang w:val="es-EC"/>
-        </w:rPr>
-        <w:t>InsForge</w:t>
-      </w:r>
-      <w:proofErr w:type="spellEnd"/>
-      <w:r>
-        <w:rPr>
-          <w:lang w:val="es-EC"/>
-        </w:rPr>
-        <w:t xml:space="preserve"> para tareas programadas y lógica de </w:t>
-      </w:r>
-      <w:proofErr w:type="spellStart"/>
-      <w:r>
-        <w:rPr>
-          <w:lang w:val="es-EC"/>
-        </w:rPr>
-        <w:t>backend</w:t>
-      </w:r>
-      <w:proofErr w:type="spellEnd"/>
-      <w:r>
-        <w:rPr>
-          <w:lang w:val="es-EC"/>
-        </w:rPr>
-        <w:t xml:space="preserve"> adicional.</w:t>
-      </w:r>
-    </w:p>
-    <w:p>
-      <w:pPr>
-        <w:pStyle w:val="ListBullet"/>
-        <w:rPr>
-          <w:lang w:val="es-EC"/>
-        </w:rPr>
-      </w:pPr>
-      <w:r>
-        <w:rPr>
-          <w:lang w:val="es-EC"/>
-        </w:rPr>
-        <w:t xml:space="preserve">Inteligencia artificial: </w:t>
-      </w:r>
-      <w:proofErr w:type="spellStart"/>
-      <w:r>
-        <w:rPr>
-          <w:lang w:val="es-EC"/>
-        </w:rPr>
-        <w:t>OpenAI</w:t>
-      </w:r>
-      <w:proofErr w:type="spellEnd"/>
-      <w:r>
-        <w:rPr>
-          <w:lang w:val="es-EC"/>
-        </w:rPr>
-        <w:t xml:space="preserve"> o proveedor compatible, integrado mediante una capa de abstracción.</w:t>
-      </w:r>
-    </w:p>
-    <w:p>
-      <w:pPr>
-        <w:pStyle w:val="ListBullet"/>
-      </w:pPr>
-      <w:r>
-        <w:t xml:space="preserve">Correo </w:t>
-      </w:r>
-      <w:proofErr w:type="spellStart"/>
-      <w:r>
-        <w:t>electrónico</w:t>
-      </w:r>
-      <w:proofErr w:type="spellEnd"/>
-      <w:r>
-        <w:t xml:space="preserve"> </w:t>
-      </w:r>
-      <w:proofErr w:type="spellStart"/>
-      <w:r>
-        <w:t>transaccional</w:t>
-      </w:r>
-      <w:proofErr w:type="spellEnd"/>
-      <w:r>
-        <w:t xml:space="preserve">: </w:t>
-      </w:r>
-      <w:proofErr w:type="spellStart"/>
-      <w:r>
-        <w:t>Nodemailer</w:t>
-      </w:r>
-      <w:proofErr w:type="spellEnd"/>
-      <w:r>
-        <w:t>.</w:t>
-      </w:r>
-    </w:p>
-    <w:p>
-      <w:pPr>
-        <w:pStyle w:val="ListBullet"/>
-      </w:pPr>
-      <w:r>
-        <w:t>Empaquetado móvil: Capacitor 8 con plugins App, Browser, Filesystem y Local Notifications.</w:t>
-      </w:r>
-    </w:p>
-    <w:p>
-      <w:pPr>
-        <w:pStyle w:val="ListBullet"/>
-        <w:rPr>
-          <w:lang w:val="es-EC"/>
-        </w:rPr>
-      </w:pPr>
+        <w:t>9. Equipo de trabajo y responsabilidad institucional</w:t>
+      </w:r>
+    </w:p>
+    <w:p>
+      <w:pPr>
+        <w:rPr>
+          <w:lang w:val="es-EC"/>
+        </w:rPr>
+      </w:pPr>
+      <w:r>
+        <w:rPr>
+          <w:lang w:val="es-EC"/>
+        </w:rPr>
+        <w:t>El sistema fue desarrollado por los estudiantes del sexto nivel de la carrera de Tecnologías de la Información de la Universidad Laica Eloy Alfaro de Manabí, extensión Chone</w:t>
+      </w:r>
+      <w:r>
+        <w:rPr>
+          <w:lang w:val="es-EC"/>
+        </w:rPr>
+        <w:t xml:space="preserve"> en el periodo 2026-1</w:t>
+      </w:r>
+      <w:r>
+        <w:rPr>
+          <w:lang w:val="es-EC"/>
+        </w:rPr>
+        <w:t>, como parte de las actividades de vinculación con la sociedad. La coordinación académica estuvo a cargo de los docentes designados por la carrera, y la contraparte institucional fue la administración de la Finca Tigrillo.</w:t>
+      </w:r>
+    </w:p>
+    <w:p>
+      <w:pPr>
+        <w:rPr>
+          <w:lang w:val="es-EC"/>
+        </w:rPr>
+      </w:pPr>
+      <w:r>
+        <w:rPr>
+          <w:lang w:val="es-EC"/>
+        </w:rPr>
+        <w:t>La participación estudiantil abarcó todas las fases del proyecto: levantamiento de requerimientos, análisis y diseño, modelado de datos, implementación, pruebas, despliegue, documentación y transferencia tecnológica al personal de la finca. El sistema queda a disposición de la comunidad educativa para su uso, mejora continua y replicación en futuros proyectos de vinculación.</w:t>
+      </w:r>
+    </w:p>
+    <w:p>
+      <w:pPr>
+        <w:pStyle w:val="Heading1"/>
+        <w:rPr>
+          <w:lang w:val="es-EC"/>
+        </w:rPr>
+      </w:pPr>
+      <w:r>
+        <w:rPr>
+          <w:color w:val="14532D"/>
+          <w:lang w:val="es-EC"/>
+        </w:rPr>
+        <w:t>10. Conclusiones</w:t>
+      </w:r>
+    </w:p>
+    <w:p>
+      <w:pPr>
+        <w:rPr>
+          <w:lang w:val="es-EC"/>
+        </w:rPr>
+      </w:pPr>
+      <w:r>
+        <w:rPr>
+          <w:lang w:val="es-EC"/>
+        </w:rPr>
+        <w:t xml:space="preserve">El sistema de gestión integral de la Finca Tigrillo constituye un ejemplo concreto del aporte que la carrera de Tecnologías de la Información de la ULEAM, extensión Chone, puede ofrecer a su entorno </w:t>
+      </w:r>
       <w:r>
         <w:rPr>
           <w:lang w:val="es-EC"/>
         </w:rPr>
         <w:lastRenderedPageBreak/>
-        <w:t xml:space="preserve">PWA: </w:t>
-      </w:r>
-      <w:proofErr w:type="spellStart"/>
-      <w:r>
-        <w:rPr>
-          <w:lang w:val="es-EC"/>
-        </w:rPr>
-        <w:t>service</w:t>
-      </w:r>
-      <w:proofErr w:type="spellEnd"/>
-      <w:r>
-        <w:rPr>
-          <w:lang w:val="es-EC"/>
-        </w:rPr>
-        <w:t xml:space="preserve"> </w:t>
-      </w:r>
-      <w:proofErr w:type="spellStart"/>
-      <w:r>
-        <w:rPr>
-          <w:lang w:val="es-EC"/>
-        </w:rPr>
-        <w:t>worker</w:t>
-      </w:r>
-      <w:proofErr w:type="spellEnd"/>
-      <w:r>
-        <w:rPr>
-          <w:lang w:val="es-EC"/>
-        </w:rPr>
-        <w:t xml:space="preserve"> propio, </w:t>
-      </w:r>
-      <w:proofErr w:type="spellStart"/>
-      <w:r>
-        <w:rPr>
-          <w:lang w:val="es-EC"/>
-        </w:rPr>
-        <w:t>manifest</w:t>
-      </w:r>
-      <w:proofErr w:type="spellEnd"/>
-      <w:r>
-        <w:rPr>
-          <w:lang w:val="es-EC"/>
-        </w:rPr>
-        <w:t xml:space="preserve"> web, registro de Service Worker y verificador de actualizaciones.</w:t>
-      </w:r>
-    </w:p>
-    <w:p>
-      <w:pPr>
-        <w:pStyle w:val="ListBullet"/>
-        <w:rPr>
-          <w:lang w:val="es-EC"/>
-        </w:rPr>
-      </w:pPr>
-      <w:r>
-        <w:rPr>
-          <w:lang w:val="es-EC"/>
-        </w:rPr>
-        <w:t xml:space="preserve">Calidad de código: </w:t>
-      </w:r>
-      <w:proofErr w:type="spellStart"/>
-      <w:r>
-        <w:rPr>
-          <w:lang w:val="es-EC"/>
-        </w:rPr>
-        <w:t>ESLint</w:t>
-      </w:r>
-      <w:proofErr w:type="spellEnd"/>
-      <w:r>
-        <w:rPr>
-          <w:lang w:val="es-EC"/>
-        </w:rPr>
-        <w:t xml:space="preserve">, </w:t>
-      </w:r>
-      <w:proofErr w:type="spellStart"/>
-      <w:r>
-        <w:rPr>
-          <w:lang w:val="es-EC"/>
-        </w:rPr>
-        <w:t>TypeScript</w:t>
-      </w:r>
-      <w:proofErr w:type="spellEnd"/>
-      <w:r>
-        <w:rPr>
-          <w:lang w:val="es-EC"/>
-        </w:rPr>
-        <w:t xml:space="preserve"> estricto y convenciones de codificación definidas por el equipo.</w:t>
-      </w:r>
-    </w:p>
-    <w:p>
-      <w:pPr>
-        <w:pStyle w:val="Heading2"/>
+        <w:t>mediante proyectos de vinculación. La plataforma entregada es robusta, segura, modular y preparada para crecer junto con las necesidades del establecimiento.</w:t>
+      </w:r>
+    </w:p>
+    <w:p>
+      <w:pPr>
+        <w:rPr>
+          <w:lang w:val="es-EC"/>
+        </w:rPr>
+      </w:pPr>
+      <w:r>
+        <w:rPr>
+          <w:lang w:val="es-EC"/>
+        </w:rPr>
+        <w:t>La elección de un stack moderno basado en Next.js, React 19, TypeScript, Tailwind 4 e InsForge permitió construir una solución profesional en un tiempo razonable, con altos estándares de calidad de código, usabilidad y seguridad. La combinación de PWA y empaquetado nativo con Capacitor extiende el alcance del sistema a dispositivos móviles, un requisito indispensable para el trabajo en campo.</w:t>
+      </w:r>
+    </w:p>
+    <w:p>
+      <w:pPr>
+        <w:rPr>
+          <w:lang w:val="es-EC"/>
+        </w:rPr>
+      </w:pPr>
+      <w:r>
+        <w:rPr>
+          <w:lang w:val="es-EC"/>
+        </w:rPr>
+        <w:t>El sistema no solo resuelve las necesidades operativas de la Finca Tigrillo, sino que también sirve como una plataforma de aprendizaje viva, sobre la cual las siguientes cohortes podrán iterar, añadir módulos y profundizar en áreas como analítica de datos, inteligencia artificial e Internet de las Cosas. De esta manera, el proyecto se alinea plenamente con el propósito formativo y social que caracteriza a la ULEAM.</w:t>
+      </w:r>
+    </w:p>
+    <w:p>
+      <w:pPr>
+        <w:pStyle w:val="Heading1"/>
         <w:rPr>
           <w:lang w:val="es-EC"/>
         </w:rPr>
@@ -3269,1711 +3605,6 @@
           <w:color w:val="14532D"/>
           <w:lang w:val="es-EC"/>
         </w:rPr>
-        <w:t>6.4. Modelo de datos (resumen)</w:t>
-      </w:r>
-    </w:p>
-    <w:p>
-      <w:r>
-        <w:rPr>
-          <w:lang w:val="es-EC"/>
-        </w:rPr>
-        <w:t xml:space="preserve">El modelo de datos se compone de un conjunto de tablas relacionales implementadas en PostgreSQL mediante migraciones incrementales. </w:t>
-      </w:r>
-      <w:r>
-        <w:t xml:space="preserve">Las </w:t>
-      </w:r>
-      <w:proofErr w:type="spellStart"/>
-      <w:r>
-        <w:t>principales</w:t>
-      </w:r>
-      <w:proofErr w:type="spellEnd"/>
-      <w:r>
-        <w:t xml:space="preserve"> </w:t>
-      </w:r>
-      <w:proofErr w:type="spellStart"/>
-      <w:r>
-        <w:t>entidades</w:t>
-      </w:r>
-      <w:proofErr w:type="spellEnd"/>
-      <w:r>
-        <w:t xml:space="preserve"> son:</w:t>
-      </w:r>
-    </w:p>
-    <w:p>
-      <w:pPr>
-        <w:pStyle w:val="ListBullet"/>
-        <w:rPr>
-          <w:lang w:val="es-EC"/>
-        </w:rPr>
-      </w:pPr>
-      <w:proofErr w:type="spellStart"/>
-      <w:r>
-        <w:rPr>
-          <w:lang w:val="es-EC"/>
-        </w:rPr>
-        <w:t>user_profiles</w:t>
-      </w:r>
-      <w:proofErr w:type="spellEnd"/>
-      <w:r>
-        <w:rPr>
-          <w:lang w:val="es-EC"/>
-        </w:rPr>
-        <w:t>: datos extendidos del usuario autenticado (rol, carrera, semestre, avatar).</w:t>
-      </w:r>
-    </w:p>
-    <w:p>
-      <w:pPr>
-        <w:pStyle w:val="ListBullet"/>
-        <w:rPr>
-          <w:lang w:val="es-EC"/>
-        </w:rPr>
-      </w:pPr>
-      <w:proofErr w:type="spellStart"/>
-      <w:r>
-        <w:rPr>
-          <w:lang w:val="es-EC"/>
-        </w:rPr>
-        <w:t>animal_categories</w:t>
-      </w:r>
-      <w:proofErr w:type="spellEnd"/>
-      <w:r>
-        <w:rPr>
-          <w:lang w:val="es-EC"/>
-        </w:rPr>
-        <w:t xml:space="preserve"> y </w:t>
-      </w:r>
-      <w:proofErr w:type="spellStart"/>
-      <w:r>
-        <w:rPr>
-          <w:lang w:val="es-EC"/>
-        </w:rPr>
-        <w:t>animal_types</w:t>
-      </w:r>
-      <w:proofErr w:type="spellEnd"/>
-      <w:r>
-        <w:rPr>
-          <w:lang w:val="es-EC"/>
-        </w:rPr>
-        <w:t>: taxonomía jerárquica de especies.</w:t>
-      </w:r>
-    </w:p>
-    <w:p>
-      <w:pPr>
-        <w:pStyle w:val="ListBullet"/>
-        <w:rPr>
-          <w:lang w:val="es-EC"/>
-        </w:rPr>
-      </w:pPr>
-      <w:proofErr w:type="spellStart"/>
-      <w:r>
-        <w:rPr>
-          <w:lang w:val="es-EC"/>
-        </w:rPr>
-        <w:t>animals</w:t>
-      </w:r>
-      <w:proofErr w:type="spellEnd"/>
-      <w:r>
-        <w:rPr>
-          <w:lang w:val="es-EC"/>
-        </w:rPr>
-        <w:t>: inventario animal con datos de identificación, estado, sexo, fecha de nacimiento y peso.</w:t>
-      </w:r>
-    </w:p>
-    <w:p>
-      <w:pPr>
-        <w:pStyle w:val="ListBullet"/>
-        <w:rPr>
-          <w:lang w:val="es-EC"/>
-        </w:rPr>
-      </w:pPr>
-      <w:proofErr w:type="spellStart"/>
-      <w:r>
-        <w:rPr>
-          <w:lang w:val="es-EC"/>
-        </w:rPr>
-        <w:t>animal_weights</w:t>
-      </w:r>
-      <w:proofErr w:type="spellEnd"/>
-      <w:r>
-        <w:rPr>
-          <w:lang w:val="es-EC"/>
-        </w:rPr>
-        <w:t>: histórico de pesajes con precisión decimal.</w:t>
-      </w:r>
-    </w:p>
-    <w:p>
-      <w:pPr>
-        <w:pStyle w:val="ListBullet"/>
-        <w:rPr>
-          <w:lang w:val="es-EC"/>
-        </w:rPr>
-      </w:pPr>
-      <w:proofErr w:type="spellStart"/>
-      <w:r>
-        <w:rPr>
-          <w:lang w:val="es-EC"/>
-        </w:rPr>
-        <w:t>reproductive_events</w:t>
-      </w:r>
-      <w:proofErr w:type="spellEnd"/>
-      <w:r>
-        <w:rPr>
-          <w:lang w:val="es-EC"/>
-        </w:rPr>
-        <w:t>: registro de servicios, diagnósticos y partos.</w:t>
-      </w:r>
-    </w:p>
-    <w:p>
-      <w:pPr>
-        <w:pStyle w:val="ListBullet"/>
-        <w:rPr>
-          <w:lang w:val="es-EC"/>
-        </w:rPr>
-      </w:pPr>
-      <w:proofErr w:type="spellStart"/>
-      <w:r>
-        <w:rPr>
-          <w:lang w:val="es-EC"/>
-        </w:rPr>
-        <w:t>pig_litters</w:t>
-      </w:r>
-      <w:proofErr w:type="spellEnd"/>
-      <w:r>
-        <w:rPr>
-          <w:lang w:val="es-EC"/>
-        </w:rPr>
-        <w:t>: camadas porcinas asociadas a partos.</w:t>
-      </w:r>
-    </w:p>
-    <w:p>
-      <w:pPr>
-        <w:pStyle w:val="ListBullet"/>
-        <w:rPr>
-          <w:lang w:val="es-EC"/>
-        </w:rPr>
-      </w:pPr>
-      <w:proofErr w:type="spellStart"/>
-      <w:r>
-        <w:rPr>
-          <w:lang w:val="es-EC"/>
-        </w:rPr>
-        <w:t>milk_production</w:t>
-      </w:r>
-      <w:proofErr w:type="spellEnd"/>
-      <w:r>
-        <w:rPr>
-          <w:lang w:val="es-EC"/>
-        </w:rPr>
-        <w:t>: producción láctea por animal y fecha.</w:t>
-      </w:r>
-    </w:p>
-    <w:p>
-      <w:pPr>
-        <w:pStyle w:val="ListBullet"/>
-        <w:rPr>
-          <w:lang w:val="es-EC"/>
-        </w:rPr>
-      </w:pPr>
-      <w:proofErr w:type="spellStart"/>
-      <w:r>
-        <w:rPr>
-          <w:lang w:val="es-EC"/>
-        </w:rPr>
-        <w:t>vaccines</w:t>
-      </w:r>
-      <w:proofErr w:type="spellEnd"/>
-      <w:r>
-        <w:rPr>
-          <w:lang w:val="es-EC"/>
-        </w:rPr>
-        <w:t>: catálogo de vacunas, dosis, vía y enfermedades objetivo.</w:t>
-      </w:r>
-    </w:p>
-    <w:p>
-      <w:pPr>
-        <w:pStyle w:val="ListBullet"/>
-        <w:rPr>
-          <w:lang w:val="es-EC"/>
-        </w:rPr>
-      </w:pPr>
-      <w:proofErr w:type="spellStart"/>
-      <w:r>
-        <w:rPr>
-          <w:lang w:val="es-EC"/>
-        </w:rPr>
-        <w:t>vaccine_stock</w:t>
-      </w:r>
-      <w:proofErr w:type="spellEnd"/>
-      <w:r>
-        <w:rPr>
-          <w:lang w:val="es-EC"/>
-        </w:rPr>
-        <w:t>: control de stock por vacuna y lote.</w:t>
-      </w:r>
-    </w:p>
-    <w:p>
-      <w:pPr>
-        <w:pStyle w:val="ListBullet"/>
-        <w:rPr>
-          <w:lang w:val="es-EC"/>
-        </w:rPr>
-      </w:pPr>
-      <w:proofErr w:type="spellStart"/>
-      <w:r>
-        <w:rPr>
-          <w:lang w:val="es-EC"/>
-        </w:rPr>
-        <w:t>vaccine_assignments</w:t>
-      </w:r>
-      <w:proofErr w:type="spellEnd"/>
-      <w:r>
-        <w:rPr>
-          <w:lang w:val="es-EC"/>
-        </w:rPr>
-        <w:t>: aplicación de vacunas a animales con su fecha y responsable.</w:t>
-      </w:r>
-    </w:p>
-    <w:p>
-      <w:pPr>
-        <w:pStyle w:val="ListBullet"/>
-        <w:rPr>
-          <w:lang w:val="es-EC"/>
-        </w:rPr>
-      </w:pPr>
-      <w:proofErr w:type="spellStart"/>
-      <w:r>
-        <w:rPr>
-          <w:lang w:val="es-EC"/>
-        </w:rPr>
-        <w:t>tools_inventory</w:t>
-      </w:r>
-      <w:proofErr w:type="spellEnd"/>
-      <w:r>
-        <w:rPr>
-          <w:lang w:val="es-EC"/>
-        </w:rPr>
-        <w:t>: herramientas y equipos de la finca.</w:t>
-      </w:r>
-    </w:p>
-    <w:p>
-      <w:pPr>
-        <w:pStyle w:val="ListBullet"/>
-        <w:rPr>
-          <w:lang w:val="es-EC"/>
-        </w:rPr>
-      </w:pPr>
-      <w:proofErr w:type="spellStart"/>
-      <w:r>
-        <w:rPr>
-          <w:lang w:val="es-EC"/>
-        </w:rPr>
-        <w:t>tools_inventory_movements</w:t>
-      </w:r>
-      <w:proofErr w:type="spellEnd"/>
-      <w:r>
-        <w:rPr>
-          <w:lang w:val="es-EC"/>
-        </w:rPr>
-        <w:t>: entradas y salidas de inventario.</w:t>
-      </w:r>
-    </w:p>
-    <w:p>
-      <w:pPr>
-        <w:pStyle w:val="ListBullet"/>
-        <w:rPr>
-          <w:lang w:val="es-EC"/>
-        </w:rPr>
-      </w:pPr>
-      <w:proofErr w:type="spellStart"/>
-      <w:r>
-        <w:rPr>
-          <w:lang w:val="es-EC"/>
-        </w:rPr>
-        <w:t>activities</w:t>
-      </w:r>
-      <w:proofErr w:type="spellEnd"/>
-      <w:r>
-        <w:rPr>
-          <w:lang w:val="es-EC"/>
-        </w:rPr>
-        <w:t xml:space="preserve"> y </w:t>
-      </w:r>
-      <w:proofErr w:type="spellStart"/>
-      <w:r>
-        <w:rPr>
-          <w:lang w:val="es-EC"/>
-        </w:rPr>
-        <w:t>activity_assignments</w:t>
-      </w:r>
-      <w:proofErr w:type="spellEnd"/>
-      <w:r>
-        <w:rPr>
-          <w:lang w:val="es-EC"/>
-        </w:rPr>
-        <w:t>: tareas académicas y asignaciones a estudiantes.</w:t>
-      </w:r>
-    </w:p>
-    <w:p>
-      <w:pPr>
-        <w:pStyle w:val="ListBullet"/>
-        <w:rPr>
-          <w:lang w:val="es-EC"/>
-        </w:rPr>
-      </w:pPr>
-      <w:proofErr w:type="spellStart"/>
-      <w:r>
-        <w:rPr>
-          <w:lang w:val="es-EC"/>
-        </w:rPr>
-        <w:t>requests</w:t>
-      </w:r>
-      <w:proofErr w:type="spellEnd"/>
-      <w:r>
-        <w:rPr>
-          <w:lang w:val="es-EC"/>
-        </w:rPr>
-        <w:t>: solicitudes y su flujo de aprobación.</w:t>
-      </w:r>
-    </w:p>
-    <w:p>
-      <w:pPr>
-        <w:pStyle w:val="ListBullet"/>
-        <w:rPr>
-          <w:lang w:val="es-EC"/>
-        </w:rPr>
-      </w:pPr>
-      <w:proofErr w:type="spellStart"/>
-      <w:r>
-        <w:rPr>
-          <w:lang w:val="es-EC"/>
-        </w:rPr>
-        <w:t>event_invoices</w:t>
-      </w:r>
-      <w:proofErr w:type="spellEnd"/>
-      <w:r>
-        <w:rPr>
-          <w:lang w:val="es-EC"/>
-        </w:rPr>
-        <w:t>: facturación de eventos.</w:t>
-      </w:r>
-    </w:p>
-    <w:p>
-      <w:pPr>
-        <w:pStyle w:val="ListBullet"/>
-        <w:rPr>
-          <w:lang w:val="es-EC"/>
-        </w:rPr>
-      </w:pPr>
-      <w:r>
-        <w:rPr>
-          <w:lang w:val="es-EC"/>
-        </w:rPr>
-        <w:t xml:space="preserve">potreros y </w:t>
-      </w:r>
-      <w:proofErr w:type="spellStart"/>
-      <w:r>
-        <w:rPr>
-          <w:lang w:val="es-EC"/>
-        </w:rPr>
-        <w:t>sembrios</w:t>
-      </w:r>
-      <w:proofErr w:type="spellEnd"/>
-      <w:r>
-        <w:rPr>
-          <w:lang w:val="es-EC"/>
-        </w:rPr>
-        <w:t>: gestión agrícola de potreros y cultivos.</w:t>
-      </w:r>
-    </w:p>
-    <w:p>
-      <w:pPr>
-        <w:pStyle w:val="ListBullet"/>
-        <w:rPr>
-          <w:lang w:val="es-EC"/>
-        </w:rPr>
-      </w:pPr>
-      <w:proofErr w:type="spellStart"/>
-      <w:r>
-        <w:rPr>
-          <w:lang w:val="es-EC"/>
-        </w:rPr>
-        <w:t>crop_stages</w:t>
-      </w:r>
-      <w:proofErr w:type="spellEnd"/>
-      <w:r>
-        <w:rPr>
-          <w:lang w:val="es-EC"/>
-        </w:rPr>
-        <w:t>: etapas fenológicas por sembrío.</w:t>
-      </w:r>
-    </w:p>
-    <w:p>
-      <w:pPr>
-        <w:pStyle w:val="ListBullet"/>
-        <w:rPr>
-          <w:lang w:val="es-EC"/>
-        </w:rPr>
-      </w:pPr>
-      <w:proofErr w:type="spellStart"/>
-      <w:r>
-        <w:rPr>
-          <w:lang w:val="es-EC"/>
-        </w:rPr>
-        <w:t>notifications</w:t>
-      </w:r>
-      <w:proofErr w:type="spellEnd"/>
-      <w:r>
-        <w:rPr>
-          <w:lang w:val="es-EC"/>
-        </w:rPr>
-        <w:t>: notificaciones internas del sistema.</w:t>
-      </w:r>
-    </w:p>
-    <w:p>
-      <w:pPr>
-        <w:pStyle w:val="Heading2"/>
-        <w:rPr>
-          <w:lang w:val="es-EC"/>
-        </w:rPr>
-      </w:pPr>
-      <w:r>
-        <w:rPr>
-          <w:color w:val="14532D"/>
-          <w:lang w:val="es-EC"/>
-        </w:rPr>
-        <w:t>6.5. Seguridad y RLS</w:t>
-      </w:r>
-    </w:p>
-    <w:p>
-      <w:pPr>
-        <w:rPr>
-          <w:lang w:val="es-EC"/>
-        </w:rPr>
-      </w:pPr>
-      <w:r>
-        <w:rPr>
-          <w:lang w:val="es-EC"/>
-        </w:rPr>
-        <w:t xml:space="preserve">Todas las tablas tienen habilitada la seguridad a nivel de fila. Se definieron políticas diferenciadas por rol: lectura para todos los usuarios autenticados en tablas de catálogo, escritura exclusiva para administradores, y permisos especiales para estudiantes sobre sus propias actividades y solicitudes. La función auxiliar </w:t>
-      </w:r>
-      <w:proofErr w:type="spellStart"/>
-      <w:r>
-        <w:rPr>
-          <w:lang w:val="es-EC"/>
-        </w:rPr>
-        <w:t>is_</w:t>
-      </w:r>
-      <w:proofErr w:type="gramStart"/>
-      <w:r>
-        <w:rPr>
-          <w:lang w:val="es-EC"/>
-        </w:rPr>
-        <w:t>admin</w:t>
-      </w:r>
-      <w:proofErr w:type="spellEnd"/>
-      <w:r>
-        <w:rPr>
-          <w:lang w:val="es-EC"/>
-        </w:rPr>
-        <w:t>(</w:t>
-      </w:r>
-      <w:proofErr w:type="gramEnd"/>
-      <w:r>
-        <w:rPr>
-          <w:lang w:val="es-EC"/>
-        </w:rPr>
-        <w:t>) encapsula la verificación de rol, lo que simplifica la administración de las políticas.</w:t>
-      </w:r>
-    </w:p>
-    <w:p>
-      <w:proofErr w:type="spellStart"/>
-      <w:r>
-        <w:t>Buenas</w:t>
-      </w:r>
-      <w:proofErr w:type="spellEnd"/>
-      <w:r>
-        <w:t xml:space="preserve"> </w:t>
-      </w:r>
-      <w:proofErr w:type="spellStart"/>
-      <w:r>
-        <w:t>prácticas</w:t>
-      </w:r>
-      <w:proofErr w:type="spellEnd"/>
-      <w:r>
-        <w:t xml:space="preserve"> </w:t>
-      </w:r>
-      <w:proofErr w:type="spellStart"/>
-      <w:r>
-        <w:t>aplicadas</w:t>
-      </w:r>
-      <w:proofErr w:type="spellEnd"/>
-      <w:r>
-        <w:t>:</w:t>
-      </w:r>
-    </w:p>
-    <w:p>
-      <w:pPr>
-        <w:pStyle w:val="ListBullet"/>
-        <w:rPr>
-          <w:lang w:val="es-EC"/>
-        </w:rPr>
-      </w:pPr>
-      <w:r>
-        <w:rPr>
-          <w:lang w:val="es-EC"/>
-        </w:rPr>
-        <w:t>Validación y sanitización de entradas en cliente y servidor.</w:t>
-      </w:r>
-    </w:p>
-    <w:p>
-      <w:pPr>
-        <w:pStyle w:val="ListBullet"/>
-        <w:rPr>
-          <w:lang w:val="es-EC"/>
-        </w:rPr>
-      </w:pPr>
-      <w:r>
-        <w:rPr>
-          <w:lang w:val="es-EC"/>
-        </w:rPr>
-        <w:t xml:space="preserve">Manejo de errores centralizado con respuestas </w:t>
-      </w:r>
-      <w:proofErr w:type="spellStart"/>
-      <w:r>
-        <w:rPr>
-          <w:lang w:val="es-EC"/>
-        </w:rPr>
-        <w:t>tipadas</w:t>
-      </w:r>
-      <w:proofErr w:type="spellEnd"/>
-      <w:r>
-        <w:rPr>
-          <w:lang w:val="es-EC"/>
-        </w:rPr>
-        <w:t xml:space="preserve"> </w:t>
-      </w:r>
-      <w:proofErr w:type="gramStart"/>
-      <w:r>
-        <w:rPr>
-          <w:lang w:val="es-EC"/>
-        </w:rPr>
-        <w:t>{ data</w:t>
-      </w:r>
-      <w:proofErr w:type="gramEnd"/>
-      <w:r>
-        <w:rPr>
-          <w:lang w:val="es-EC"/>
-        </w:rPr>
-        <w:t xml:space="preserve">, </w:t>
-      </w:r>
-      <w:proofErr w:type="gramStart"/>
-      <w:r>
-        <w:rPr>
-          <w:lang w:val="es-EC"/>
-        </w:rPr>
-        <w:t>error }</w:t>
-      </w:r>
-      <w:proofErr w:type="gramEnd"/>
-      <w:r>
-        <w:rPr>
-          <w:lang w:val="es-EC"/>
-        </w:rPr>
-        <w:t>.</w:t>
-      </w:r>
-    </w:p>
-    <w:p>
-      <w:pPr>
-        <w:pStyle w:val="ListBullet"/>
-        <w:rPr>
-          <w:lang w:val="es-EC"/>
-        </w:rPr>
-      </w:pPr>
-      <w:r>
-        <w:rPr>
-          <w:lang w:val="es-EC"/>
-        </w:rPr>
-        <w:t xml:space="preserve">Cabeceras HTTP seguras y cookies con atributos </w:t>
-      </w:r>
-      <w:proofErr w:type="spellStart"/>
-      <w:r>
-        <w:rPr>
-          <w:lang w:val="es-EC"/>
-        </w:rPr>
-        <w:t>httpOnly</w:t>
-      </w:r>
-      <w:proofErr w:type="spellEnd"/>
-      <w:r>
-        <w:rPr>
-          <w:lang w:val="es-EC"/>
-        </w:rPr>
-        <w:t xml:space="preserve">, </w:t>
-      </w:r>
-      <w:proofErr w:type="spellStart"/>
-      <w:r>
-        <w:rPr>
-          <w:lang w:val="es-EC"/>
-        </w:rPr>
-        <w:t>Secure</w:t>
-      </w:r>
-      <w:proofErr w:type="spellEnd"/>
-      <w:r>
-        <w:rPr>
-          <w:lang w:val="es-EC"/>
-        </w:rPr>
-        <w:t xml:space="preserve"> y </w:t>
-      </w:r>
-      <w:proofErr w:type="spellStart"/>
-      <w:r>
-        <w:rPr>
-          <w:lang w:val="es-EC"/>
-        </w:rPr>
-        <w:t>SameSite</w:t>
-      </w:r>
-      <w:proofErr w:type="spellEnd"/>
-      <w:r>
-        <w:rPr>
-          <w:lang w:val="es-EC"/>
-        </w:rPr>
-        <w:t>.</w:t>
-      </w:r>
-    </w:p>
-    <w:p>
-      <w:pPr>
-        <w:pStyle w:val="ListBullet"/>
-        <w:rPr>
-          <w:lang w:val="es-EC"/>
-        </w:rPr>
-      </w:pPr>
-      <w:r>
-        <w:rPr>
-          <w:lang w:val="es-EC"/>
-        </w:rPr>
-        <w:t>Rotación y refresco de tokens de sesión.</w:t>
-      </w:r>
-    </w:p>
-    <w:p>
-      <w:pPr>
-        <w:pStyle w:val="ListBullet"/>
-      </w:pPr>
-      <w:proofErr w:type="spellStart"/>
-      <w:r>
-        <w:t>Auditoría</w:t>
-      </w:r>
-      <w:proofErr w:type="spellEnd"/>
-      <w:r>
-        <w:t xml:space="preserve"> con campos </w:t>
-      </w:r>
-      <w:proofErr w:type="spellStart"/>
-      <w:r>
-        <w:t>created_by</w:t>
-      </w:r>
-      <w:proofErr w:type="spellEnd"/>
-      <w:r>
-        <w:t>, created_at, updated_by y updated_at en las entidades principales.</w:t>
-      </w:r>
-    </w:p>
-    <w:p>
-      <w:pPr>
-        <w:pStyle w:val="Heading2"/>
-        <w:rPr>
-          <w:lang w:val="es-EC"/>
-        </w:rPr>
-      </w:pPr>
-      <w:r>
-        <w:rPr>
-          <w:color w:val="14532D"/>
-          <w:lang w:val="es-EC"/>
-        </w:rPr>
-        <w:lastRenderedPageBreak/>
-        <w:t>6.6. Despliegue y operación</w:t>
-      </w:r>
-    </w:p>
-    <w:p>
-      <w:pPr>
-        <w:rPr>
-          <w:lang w:val="es-EC"/>
-        </w:rPr>
-      </w:pPr>
-      <w:r>
-        <w:rPr>
-          <w:lang w:val="es-EC"/>
-        </w:rPr>
-        <w:t xml:space="preserve">La aplicación se puede desplegar en cualquier plataforma compatible con Next.js 16. Para la versión web, se recomienda utilizar </w:t>
-      </w:r>
-      <w:proofErr w:type="spellStart"/>
-      <w:r>
-        <w:rPr>
-          <w:lang w:val="es-EC"/>
-        </w:rPr>
-        <w:t>Vercel</w:t>
-      </w:r>
-      <w:proofErr w:type="spellEnd"/>
-      <w:r>
-        <w:rPr>
-          <w:lang w:val="es-EC"/>
-        </w:rPr>
-        <w:t xml:space="preserve">, </w:t>
-      </w:r>
-      <w:proofErr w:type="spellStart"/>
-      <w:r>
-        <w:rPr>
-          <w:lang w:val="es-EC"/>
-        </w:rPr>
-        <w:t>Netlify</w:t>
-      </w:r>
-      <w:proofErr w:type="spellEnd"/>
-      <w:r>
-        <w:rPr>
-          <w:lang w:val="es-EC"/>
-        </w:rPr>
-        <w:t xml:space="preserve"> o un servidor Node con adaptadores oficiales. El </w:t>
-      </w:r>
-      <w:proofErr w:type="spellStart"/>
-      <w:r>
-        <w:rPr>
-          <w:lang w:val="es-EC"/>
-        </w:rPr>
-        <w:t>backend</w:t>
-      </w:r>
-      <w:proofErr w:type="spellEnd"/>
-      <w:r>
-        <w:rPr>
-          <w:lang w:val="es-EC"/>
-        </w:rPr>
-        <w:t xml:space="preserve"> </w:t>
-      </w:r>
-      <w:proofErr w:type="spellStart"/>
-      <w:r>
-        <w:rPr>
-          <w:lang w:val="es-EC"/>
-        </w:rPr>
-        <w:t>InsForge</w:t>
-      </w:r>
-      <w:proofErr w:type="spellEnd"/>
-      <w:r>
-        <w:rPr>
-          <w:lang w:val="es-EC"/>
-        </w:rPr>
-        <w:t xml:space="preserve"> se aloja en la nube del proveedor y se accede mediante el SDK oficial. La compilación móvil se realiza con Capacitor </w:t>
-      </w:r>
-      <w:proofErr w:type="spellStart"/>
-      <w:r>
-        <w:rPr>
-          <w:lang w:val="es-EC"/>
-        </w:rPr>
-        <w:t>Sync</w:t>
-      </w:r>
-      <w:proofErr w:type="spellEnd"/>
-      <w:r>
-        <w:rPr>
-          <w:lang w:val="es-EC"/>
-        </w:rPr>
-        <w:t>, generando un proyecto Android firmado (almacenado de claves: tigrillo-</w:t>
-      </w:r>
-      <w:proofErr w:type="spellStart"/>
-      <w:r>
-        <w:rPr>
-          <w:lang w:val="es-EC"/>
-        </w:rPr>
-        <w:t>release.jks</w:t>
-      </w:r>
-      <w:proofErr w:type="spellEnd"/>
-      <w:r>
-        <w:rPr>
-          <w:lang w:val="es-EC"/>
-        </w:rPr>
-        <w:t xml:space="preserve">) listo para su publicación en Google Play, y un proyecto iOS preparado para Apple </w:t>
-      </w:r>
-      <w:proofErr w:type="spellStart"/>
-      <w:r>
-        <w:rPr>
-          <w:lang w:val="es-EC"/>
-        </w:rPr>
-        <w:t>Developer</w:t>
-      </w:r>
-      <w:proofErr w:type="spellEnd"/>
-      <w:r>
-        <w:rPr>
-          <w:lang w:val="es-EC"/>
-        </w:rPr>
-        <w:t>.</w:t>
-      </w:r>
-    </w:p>
-    <w:p>
-      <w:pPr>
-        <w:pStyle w:val="Heading1"/>
-        <w:rPr>
-          <w:lang w:val="es-EC"/>
-        </w:rPr>
-      </w:pPr>
-      <w:r>
-        <w:rPr>
-          <w:color w:val="14532D"/>
-          <w:lang w:val="es-EC"/>
-        </w:rPr>
-        <w:t>7. Escalabilidad</w:t>
-      </w:r>
-    </w:p>
-    <w:p>
-      <w:pPr>
-        <w:rPr>
-          <w:lang w:val="es-EC"/>
-        </w:rPr>
-      </w:pPr>
-      <w:r>
-        <w:rPr>
-          <w:lang w:val="es-EC"/>
-        </w:rPr>
-        <w:t xml:space="preserve">El sistema fue diseñado pensando en el crecimiento. A </w:t>
-      </w:r>
-      <w:proofErr w:type="gramStart"/>
-      <w:r>
-        <w:rPr>
-          <w:lang w:val="es-EC"/>
-        </w:rPr>
-        <w:t>continuación</w:t>
-      </w:r>
-      <w:proofErr w:type="gramEnd"/>
-      <w:r>
-        <w:rPr>
-          <w:lang w:val="es-EC"/>
-        </w:rPr>
-        <w:t xml:space="preserve"> se describen los mecanismos de escalabilidad incorporados y las líneas de evolución previstas.</w:t>
-      </w:r>
-    </w:p>
-    <w:p>
-      <w:pPr>
-        <w:pStyle w:val="Heading2"/>
-        <w:rPr>
-          <w:lang w:val="es-EC"/>
-        </w:rPr>
-      </w:pPr>
-      <w:r>
-        <w:rPr>
-          <w:color w:val="14532D"/>
-          <w:lang w:val="es-EC"/>
-        </w:rPr>
-        <w:t>7.1. Escalabilidad funcional</w:t>
-      </w:r>
-    </w:p>
-    <w:p>
-      <w:pPr>
-        <w:rPr>
-          <w:lang w:val="es-EC"/>
-        </w:rPr>
-      </w:pPr>
-      <w:r>
-        <w:rPr>
-          <w:lang w:val="es-EC"/>
-        </w:rPr>
-        <w:t xml:space="preserve">La arquitectura modular basada en componentes y rutas permite añadir nuevas funcionalidades sin afectar las existentes. Cada módulo (animales, vacunación, sembríos, actividades, etc.) se mantiene como un dominio independiente con su propia carpeta de páginas, componentes, </w:t>
-      </w:r>
-      <w:proofErr w:type="spellStart"/>
-      <w:r>
-        <w:rPr>
-          <w:lang w:val="es-EC"/>
-        </w:rPr>
-        <w:t>hooks</w:t>
-      </w:r>
-      <w:proofErr w:type="spellEnd"/>
-      <w:r>
-        <w:rPr>
-          <w:lang w:val="es-EC"/>
-        </w:rPr>
-        <w:t xml:space="preserve"> y bibliotecas. Esta organización facilita la asignación de tareas entre estudiantes y la incorporación de nuevos desarrolladores en futuras cohortes.</w:t>
-      </w:r>
-    </w:p>
-    <w:p>
-      <w:pPr>
-        <w:pStyle w:val="Heading2"/>
-        <w:rPr>
-          <w:lang w:val="es-EC"/>
-        </w:rPr>
-      </w:pPr>
-      <w:r>
-        <w:rPr>
-          <w:color w:val="14532D"/>
-          <w:lang w:val="es-EC"/>
-        </w:rPr>
-        <w:t>7.2. Escalabilidad de datos</w:t>
-      </w:r>
-    </w:p>
-    <w:p>
-      <w:r>
-        <w:rPr>
-          <w:lang w:val="es-EC"/>
-        </w:rPr>
-        <w:t>La base de datos PostgreSQL admite escalamiento vertical y horizontal. Se crearon índices en las columnas de mayor consulta (</w:t>
-      </w:r>
-      <w:proofErr w:type="spellStart"/>
-      <w:r>
-        <w:rPr>
-          <w:lang w:val="es-EC"/>
-        </w:rPr>
-        <w:t>user_id</w:t>
-      </w:r>
-      <w:proofErr w:type="spellEnd"/>
-      <w:r>
-        <w:rPr>
-          <w:lang w:val="es-EC"/>
-        </w:rPr>
-        <w:t xml:space="preserve">, role, </w:t>
-      </w:r>
-      <w:proofErr w:type="spellStart"/>
-      <w:r>
-        <w:rPr>
-          <w:lang w:val="es-EC"/>
-        </w:rPr>
-        <w:t>type_id</w:t>
-      </w:r>
-      <w:proofErr w:type="spellEnd"/>
-      <w:r>
-        <w:rPr>
-          <w:lang w:val="es-EC"/>
-        </w:rPr>
-        <w:t xml:space="preserve">, status, </w:t>
-      </w:r>
-      <w:proofErr w:type="spellStart"/>
-      <w:r>
-        <w:rPr>
-          <w:lang w:val="es-EC"/>
-        </w:rPr>
-        <w:t>created_by</w:t>
-      </w:r>
-      <w:proofErr w:type="spellEnd"/>
-      <w:r>
-        <w:rPr>
-          <w:lang w:val="es-EC"/>
-        </w:rPr>
-        <w:t xml:space="preserve">, </w:t>
-      </w:r>
-      <w:proofErr w:type="spellStart"/>
-      <w:r>
-        <w:rPr>
-          <w:lang w:val="es-EC"/>
-        </w:rPr>
-        <w:t>category_id</w:t>
-      </w:r>
-      <w:proofErr w:type="spellEnd"/>
-      <w:r>
-        <w:rPr>
-          <w:lang w:val="es-EC"/>
-        </w:rPr>
-        <w:t xml:space="preserve">), lo que garantiza tiempos de respuesta predecibles a medida que crece el volumen de datos. Las políticas RLS se apoyan en la función </w:t>
-      </w:r>
-      <w:proofErr w:type="spellStart"/>
-      <w:r>
-        <w:rPr>
-          <w:lang w:val="es-EC"/>
-        </w:rPr>
-        <w:t>is_</w:t>
-      </w:r>
-      <w:proofErr w:type="gramStart"/>
-      <w:r>
-        <w:rPr>
-          <w:lang w:val="es-EC"/>
-        </w:rPr>
-        <w:t>admin</w:t>
-      </w:r>
-      <w:proofErr w:type="spellEnd"/>
-      <w:r>
-        <w:rPr>
-          <w:lang w:val="es-EC"/>
-        </w:rPr>
-        <w:t>(</w:t>
-      </w:r>
-      <w:proofErr w:type="gramEnd"/>
-      <w:r>
-        <w:rPr>
-          <w:lang w:val="es-EC"/>
-        </w:rPr>
-        <w:t xml:space="preserve">) marcada como STABLE, lo que permite al planificador de consultas reevaluar su resultado una sola vez por transacción. </w:t>
-      </w:r>
-      <w:r>
-        <w:t xml:space="preserve">Para </w:t>
-      </w:r>
-      <w:proofErr w:type="spellStart"/>
-      <w:r>
-        <w:t>soportar</w:t>
-      </w:r>
-      <w:proofErr w:type="spellEnd"/>
-      <w:r>
-        <w:t xml:space="preserve"> un </w:t>
-      </w:r>
-      <w:proofErr w:type="spellStart"/>
-      <w:r>
-        <w:t>crecimiento</w:t>
-      </w:r>
-      <w:proofErr w:type="spellEnd"/>
-      <w:r>
-        <w:t xml:space="preserve"> aún mayor, es posible:</w:t>
-      </w:r>
-    </w:p>
-    <w:p>
-      <w:pPr>
-        <w:pStyle w:val="ListBullet"/>
-        <w:rPr>
-          <w:lang w:val="es-EC"/>
-        </w:rPr>
-      </w:pPr>
-      <w:r>
-        <w:rPr>
-          <w:lang w:val="es-EC"/>
-        </w:rPr>
-        <w:t>Particionar tablas históricas (eventos reproductivos, pesos, producción de leche) por fecha.</w:t>
-      </w:r>
-    </w:p>
-    <w:p>
-      <w:pPr>
-        <w:pStyle w:val="ListBullet"/>
-        <w:rPr>
-          <w:lang w:val="es-EC"/>
-        </w:rPr>
-      </w:pPr>
-      <w:r>
-        <w:rPr>
-          <w:lang w:val="es-EC"/>
-        </w:rPr>
-        <w:t>Replicar la base de datos con réplicas de lectura para alimentar el módulo de reportería.</w:t>
-      </w:r>
-    </w:p>
-    <w:p>
-      <w:pPr>
-        <w:pStyle w:val="ListBullet"/>
-        <w:rPr>
-          <w:lang w:val="es-EC"/>
-        </w:rPr>
-      </w:pPr>
-      <w:r>
-        <w:rPr>
-          <w:lang w:val="es-EC"/>
-        </w:rPr>
-        <w:t>Migrar a PostgreSQL administrado con escalamiento automático en la nube.</w:t>
-      </w:r>
-    </w:p>
-    <w:p>
-      <w:pPr>
-        <w:pStyle w:val="Heading2"/>
-        <w:rPr>
-          <w:lang w:val="es-EC"/>
-        </w:rPr>
-      </w:pPr>
-      <w:r>
-        <w:rPr>
-          <w:color w:val="14532D"/>
-          <w:lang w:val="es-EC"/>
-        </w:rPr>
-        <w:t>7.3. Escalabilidad de cómputo</w:t>
-      </w:r>
-    </w:p>
-    <w:p>
-      <w:pPr>
-        <w:rPr>
-          <w:lang w:val="es-EC"/>
-        </w:rPr>
-      </w:pPr>
-      <w:r>
-        <w:rPr>
-          <w:lang w:val="es-EC"/>
-        </w:rPr>
-        <w:t xml:space="preserve">El </w:t>
-      </w:r>
-      <w:proofErr w:type="spellStart"/>
-      <w:r>
-        <w:rPr>
-          <w:lang w:val="es-EC"/>
-        </w:rPr>
-        <w:t>frontend</w:t>
-      </w:r>
-      <w:proofErr w:type="spellEnd"/>
-      <w:r>
-        <w:rPr>
-          <w:lang w:val="es-EC"/>
-        </w:rPr>
-        <w:t xml:space="preserve"> de Next.js 16 soporta renderizado en el servidor, generación estática incremental y caché de datos con directivas modernas de </w:t>
-      </w:r>
-      <w:proofErr w:type="spellStart"/>
-      <w:r>
-        <w:rPr>
-          <w:lang w:val="es-EC"/>
-        </w:rPr>
-        <w:t>caching</w:t>
-      </w:r>
-      <w:proofErr w:type="spellEnd"/>
-      <w:r>
-        <w:rPr>
-          <w:lang w:val="es-EC"/>
-        </w:rPr>
-        <w:t xml:space="preserve">, lo que reduce la carga sobre la base de datos. Las funciones </w:t>
-      </w:r>
-      <w:proofErr w:type="spellStart"/>
-      <w:r>
-        <w:rPr>
-          <w:lang w:val="es-EC"/>
-        </w:rPr>
-        <w:t>serverless</w:t>
-      </w:r>
-      <w:proofErr w:type="spellEnd"/>
-      <w:r>
-        <w:rPr>
-          <w:lang w:val="es-EC"/>
-        </w:rPr>
-        <w:t xml:space="preserve"> de </w:t>
-      </w:r>
-      <w:proofErr w:type="spellStart"/>
-      <w:r>
-        <w:rPr>
-          <w:lang w:val="es-EC"/>
-        </w:rPr>
-        <w:t>InsForge</w:t>
-      </w:r>
-      <w:proofErr w:type="spellEnd"/>
-      <w:r>
-        <w:rPr>
-          <w:lang w:val="es-EC"/>
-        </w:rPr>
-        <w:t xml:space="preserve"> se ejecutan bajo demanda, pagando solo por el tiempo de ejecución real. Esto permite absorber picos de uso, como los reportes de fin de trimestre o los cierres de mes, sin necesidad de mantener infraestructura ociosa.</w:t>
-      </w:r>
-    </w:p>
-    <w:p>
-      <w:pPr>
-        <w:pStyle w:val="Heading2"/>
-        <w:rPr>
-          <w:lang w:val="es-EC"/>
-        </w:rPr>
-      </w:pPr>
-      <w:r>
-        <w:rPr>
-          <w:color w:val="14532D"/>
-          <w:lang w:val="es-EC"/>
-        </w:rPr>
-        <w:t>7.4. Escalabilidad de usuarios</w:t>
-      </w:r>
-    </w:p>
-    <w:p>
-      <w:pPr>
-        <w:rPr>
-          <w:lang w:val="es-EC"/>
-        </w:rPr>
-      </w:pPr>
-      <w:r>
-        <w:rPr>
-          <w:lang w:val="es-EC"/>
-        </w:rPr>
-        <w:t xml:space="preserve">El uso de cookies de sesión con renovación automática, combinado con un módulo de tiempo real para notificaciones, permite que múltiples usuarios concurrentes operen sin interferencias. La autenticación está desacoplada del </w:t>
-      </w:r>
-      <w:proofErr w:type="spellStart"/>
-      <w:r>
-        <w:rPr>
-          <w:lang w:val="es-EC"/>
-        </w:rPr>
-        <w:t>backend</w:t>
-      </w:r>
-      <w:proofErr w:type="spellEnd"/>
-      <w:r>
-        <w:rPr>
-          <w:lang w:val="es-EC"/>
-        </w:rPr>
-        <w:t>, por lo que es posible incorporar proveedores de identidad externos (Google, Microsoft, etc.) en el futuro sin reescribir la lógica de negocio.</w:t>
-      </w:r>
-    </w:p>
-    <w:p>
-      <w:pPr>
-        <w:pStyle w:val="Heading2"/>
-        <w:rPr>
-          <w:lang w:val="es-EC"/>
-        </w:rPr>
-      </w:pPr>
-      <w:r>
-        <w:rPr>
-          <w:color w:val="14532D"/>
-          <w:lang w:val="es-EC"/>
-        </w:rPr>
-        <w:lastRenderedPageBreak/>
-        <w:t>7.5. Escalabilidad móvil y offline</w:t>
-      </w:r>
-    </w:p>
-    <w:p>
-      <w:pPr>
-        <w:rPr>
-          <w:lang w:val="es-EC"/>
-        </w:rPr>
-      </w:pPr>
-      <w:r>
-        <w:rPr>
-          <w:lang w:val="es-EC"/>
-        </w:rPr>
-        <w:t xml:space="preserve">La estrategia PWA más el empaquetado nativo con Capacitor permite que el sistema se instale como aplicación en teléfonos y </w:t>
-      </w:r>
-      <w:proofErr w:type="spellStart"/>
-      <w:r>
-        <w:rPr>
-          <w:lang w:val="es-EC"/>
-        </w:rPr>
-        <w:t>tablets</w:t>
-      </w:r>
-      <w:proofErr w:type="spellEnd"/>
-      <w:r>
-        <w:rPr>
-          <w:lang w:val="es-EC"/>
-        </w:rPr>
-        <w:t>, con soporte para operar en zonas de baja conectividad. La lógica de cálculo zootécnico se ejecuta en el cliente, lo que reduce la dependencia de la red para las operaciones más críticas en campo.</w:t>
-      </w:r>
-    </w:p>
-    <w:p>
-      <w:pPr>
-        <w:pStyle w:val="Heading2"/>
-      </w:pPr>
-      <w:r>
-        <w:rPr>
-          <w:color w:val="14532D"/>
-        </w:rPr>
-        <w:t>7.6. Líneas de evolución</w:t>
-      </w:r>
-    </w:p>
-    <w:p>
-      <w:pPr>
-        <w:pStyle w:val="ListBullet"/>
-        <w:rPr>
-          <w:lang w:val="es-EC"/>
-        </w:rPr>
-      </w:pPr>
-      <w:r>
-        <w:rPr>
-          <w:lang w:val="es-EC"/>
-        </w:rPr>
-        <w:t xml:space="preserve">Integración con dispositivos </w:t>
-      </w:r>
-      <w:proofErr w:type="spellStart"/>
-      <w:r>
-        <w:rPr>
-          <w:lang w:val="es-EC"/>
-        </w:rPr>
-        <w:t>IoT</w:t>
-      </w:r>
-      <w:proofErr w:type="spellEnd"/>
-      <w:r>
-        <w:rPr>
-          <w:lang w:val="es-EC"/>
-        </w:rPr>
-        <w:t xml:space="preserve"> (básculas, sensores de producción de leche, collares GPS para monitoreo).</w:t>
-      </w:r>
-    </w:p>
-    <w:p>
-      <w:pPr>
-        <w:pStyle w:val="ListBullet"/>
-        <w:rPr>
-          <w:lang w:val="es-EC"/>
-        </w:rPr>
-      </w:pPr>
-      <w:r>
-        <w:rPr>
-          <w:lang w:val="es-EC"/>
-        </w:rPr>
-        <w:t>Incorporación de analítica avanzada y modelos de predicción de peso y producción.</w:t>
-      </w:r>
-    </w:p>
-    <w:p>
-      <w:pPr>
-        <w:pStyle w:val="ListBullet"/>
-        <w:rPr>
-          <w:lang w:val="es-EC"/>
-        </w:rPr>
-      </w:pPr>
-      <w:r>
-        <w:rPr>
-          <w:lang w:val="es-EC"/>
-        </w:rPr>
-        <w:t>Soporte multilingüe para extender el sistema a otras regiones.</w:t>
-      </w:r>
-    </w:p>
-    <w:p>
-      <w:pPr>
-        <w:pStyle w:val="ListBullet"/>
-        <w:rPr>
-          <w:lang w:val="es-EC"/>
-        </w:rPr>
-      </w:pPr>
-      <w:r>
-        <w:rPr>
-          <w:lang w:val="es-EC"/>
-        </w:rPr>
-        <w:t xml:space="preserve">Publicación de la app móvil en las tiendas oficiales de Android </w:t>
-      </w:r>
-      <w:proofErr w:type="gramStart"/>
-      <w:r>
-        <w:rPr>
-          <w:lang w:val="es-EC"/>
-        </w:rPr>
-        <w:t>e</w:t>
-      </w:r>
-      <w:proofErr w:type="gramEnd"/>
-      <w:r>
-        <w:rPr>
-          <w:lang w:val="es-EC"/>
-        </w:rPr>
-        <w:t xml:space="preserve"> iOS.</w:t>
-      </w:r>
-    </w:p>
-    <w:p>
-      <w:pPr>
-        <w:pStyle w:val="ListBullet"/>
-        <w:rPr>
-          <w:lang w:val="es-EC"/>
-        </w:rPr>
-      </w:pPr>
-      <w:r>
-        <w:rPr>
-          <w:lang w:val="es-EC"/>
-        </w:rPr>
-        <w:t>Módulo de contabilidad integrado con facturación electrónica del SRI.</w:t>
-      </w:r>
-    </w:p>
-    <w:p>
-      <w:pPr>
-        <w:pStyle w:val="Heading1"/>
-        <w:rPr>
-          <w:lang w:val="es-EC"/>
-        </w:rPr>
-      </w:pPr>
-      <w:r>
-        <w:rPr>
-          <w:color w:val="14532D"/>
-          <w:lang w:val="es-EC"/>
-        </w:rPr>
-        <w:t>8. Beneficios e impacto del sistema</w:t>
-      </w:r>
-    </w:p>
-    <w:p>
-      <w:pPr>
-        <w:pStyle w:val="Heading2"/>
-        <w:rPr>
-          <w:lang w:val="es-EC"/>
-        </w:rPr>
-      </w:pPr>
-      <w:r>
-        <w:rPr>
-          <w:color w:val="14532D"/>
-          <w:lang w:val="es-EC"/>
-        </w:rPr>
-        <w:t>8.1. Beneficios para la Finca Tigrillo</w:t>
-      </w:r>
-    </w:p>
-    <w:p>
-      <w:pPr>
-        <w:pStyle w:val="ListBullet"/>
-        <w:rPr>
-          <w:lang w:val="es-EC"/>
-        </w:rPr>
-      </w:pPr>
-      <w:r>
-        <w:rPr>
-          <w:lang w:val="es-EC"/>
-        </w:rPr>
-        <w:t>Trazabilidad completa del ciclo productivo de cada animal.</w:t>
-      </w:r>
-    </w:p>
-    <w:p>
-      <w:pPr>
-        <w:pStyle w:val="ListBullet"/>
-        <w:rPr>
-          <w:lang w:val="es-EC"/>
-        </w:rPr>
-      </w:pPr>
-      <w:r>
-        <w:rPr>
-          <w:lang w:val="es-EC"/>
-        </w:rPr>
-        <w:t>Reducción de pérdidas por vencimiento de vacunas y de facturas.</w:t>
-      </w:r>
-    </w:p>
-    <w:p>
-      <w:pPr>
-        <w:pStyle w:val="ListBullet"/>
-        <w:rPr>
-          <w:lang w:val="es-EC"/>
-        </w:rPr>
-      </w:pPr>
-      <w:r>
-        <w:rPr>
-          <w:lang w:val="es-EC"/>
-        </w:rPr>
-        <w:t>Optimización del uso de alimento balanceado mediante proyecciones semanales.</w:t>
-      </w:r>
-    </w:p>
-    <w:p>
-      <w:pPr>
-        <w:pStyle w:val="ListBullet"/>
-        <w:rPr>
-          <w:lang w:val="es-EC"/>
-        </w:rPr>
-      </w:pPr>
-      <w:r>
-        <w:rPr>
-          <w:lang w:val="es-EC"/>
-        </w:rPr>
-        <w:t>Ahorro de tiempo en la generación de reportes y en la consolidación de información.</w:t>
-      </w:r>
-    </w:p>
-    <w:p>
-      <w:pPr>
-        <w:pStyle w:val="ListBullet"/>
-        <w:rPr>
-          <w:lang w:val="es-EC"/>
-        </w:rPr>
-      </w:pPr>
-      <w:r>
-        <w:rPr>
-          <w:lang w:val="es-EC"/>
-        </w:rPr>
-        <w:t>Toma de decisiones basada en datos y en indicadores actualizados en tiempo real.</w:t>
-      </w:r>
-    </w:p>
-    <w:p>
-      <w:pPr>
-        <w:pStyle w:val="Heading2"/>
-      </w:pPr>
-      <w:r>
-        <w:rPr>
-          <w:color w:val="14532D"/>
-        </w:rPr>
-        <w:t>8.2. Beneficios para la comunidad universitaria</w:t>
-      </w:r>
-    </w:p>
-    <w:p>
-      <w:pPr>
-        <w:pStyle w:val="ListBullet"/>
-        <w:rPr>
-          <w:lang w:val="es-EC"/>
-        </w:rPr>
-      </w:pPr>
-      <w:r>
-        <w:rPr>
-          <w:lang w:val="es-EC"/>
-        </w:rPr>
-        <w:t>Aplicación práctica de los conocimientos de la carrera en un proyecto real.</w:t>
-      </w:r>
-    </w:p>
-    <w:p>
-      <w:pPr>
-        <w:pStyle w:val="ListBullet"/>
-        <w:rPr>
-          <w:lang w:val="es-EC"/>
-        </w:rPr>
-      </w:pPr>
-      <w:r>
-        <w:rPr>
-          <w:lang w:val="es-EC"/>
-        </w:rPr>
-        <w:t>Fortalecimiento del trabajo en equipo, la gestión de proyectos y las buenas prácticas de ingeniería de software.</w:t>
-      </w:r>
-    </w:p>
-    <w:p>
-      <w:pPr>
-        <w:pStyle w:val="ListBullet"/>
-        <w:rPr>
-          <w:lang w:val="es-EC"/>
-        </w:rPr>
-      </w:pPr>
-      <w:r>
-        <w:rPr>
-          <w:lang w:val="es-EC"/>
-        </w:rPr>
-        <w:t>Generación de un caso de estudio replicable en futuras cohortes y en otros establecimientos agropecuarios.</w:t>
-      </w:r>
-    </w:p>
-    <w:p>
-      <w:pPr>
-        <w:pStyle w:val="ListBullet"/>
-        <w:rPr>
-          <w:lang w:val="es-EC"/>
-        </w:rPr>
-      </w:pPr>
-      <w:r>
-        <w:rPr>
-          <w:lang w:val="es-EC"/>
-        </w:rPr>
-        <w:t>Aporte a la misión institucional de vinculación con la sociedad de la ULEAM Extensión Chone.</w:t>
-      </w:r>
-    </w:p>
-    <w:p>
-      <w:pPr>
-        <w:pStyle w:val="Heading1"/>
-        <w:rPr>
-          <w:lang w:val="es-EC"/>
-        </w:rPr>
-      </w:pPr>
-      <w:r>
-        <w:rPr>
-          <w:color w:val="14532D"/>
-          <w:lang w:val="es-EC"/>
-        </w:rPr>
-        <w:t>9. Equipo de trabajo y responsabilidad institucional</w:t>
-      </w:r>
-    </w:p>
-    <w:p>
-      <w:pPr>
-        <w:rPr>
-          <w:lang w:val="es-EC"/>
-        </w:rPr>
-      </w:pPr>
-      <w:r>
-        <w:rPr>
-          <w:lang w:val="es-EC"/>
-        </w:rPr>
-        <w:t>El sistema fue desarrollado por los estudiantes del sexto nivel de la carrera de Tecnologías de la Información de la Universidad Laica Eloy Alfaro de Manabí, extensión Chone, como parte de las actividades de vinculación con la sociedad. La coordinación académica estuvo a cargo de los docentes designados por la carrera, y la contraparte institucional fue la administración de la Finca Tigrillo.</w:t>
-      </w:r>
-    </w:p>
-    <w:p>
-      <w:pPr>
-        <w:rPr>
-          <w:lang w:val="es-EC"/>
-        </w:rPr>
-      </w:pPr>
-      <w:r>
-        <w:rPr>
-          <w:lang w:val="es-EC"/>
-        </w:rPr>
-        <w:t>La participación estudiantil abarcó todas las fases del proyecto: levantamiento de requerimientos, análisis y diseño, modelado de datos, implementación, pruebas, despliegue, documentación y transferencia tecnológica al personal de la finca. El sistema queda a disposición de la comunidad educativa para su uso, mejora continua y replicación en futuros proyectos de vinculación.</w:t>
-      </w:r>
-    </w:p>
-    <w:p>
-      <w:pPr>
-        <w:pStyle w:val="Heading1"/>
-        <w:rPr>
-          <w:lang w:val="es-EC"/>
-        </w:rPr>
-      </w:pPr>
-      <w:r>
-        <w:rPr>
-          <w:color w:val="14532D"/>
-          <w:lang w:val="es-EC"/>
-        </w:rPr>
-        <w:lastRenderedPageBreak/>
-        <w:t>10. Conclusiones</w:t>
-      </w:r>
-    </w:p>
-    <w:p>
-      <w:pPr>
-        <w:rPr>
-          <w:lang w:val="es-EC"/>
-        </w:rPr>
-      </w:pPr>
-      <w:r>
-        <w:rPr>
-          <w:lang w:val="es-EC"/>
-        </w:rPr>
-        <w:t>El sistema de gestión integral de la Finca Tigrillo constituye un ejemplo concreto del aporte que la carrera de Tecnologías de la Información de la ULEAM, extensión Chone, puede ofrecer a su entorno mediante proyectos de vinculación. La plataforma entregada es robusta, segura, modular y preparada para crecer junto con las necesidades del establecimiento.</w:t>
-      </w:r>
-    </w:p>
-    <w:p>
-      <w:pPr>
-        <w:rPr>
-          <w:lang w:val="es-EC"/>
-        </w:rPr>
-      </w:pPr>
-      <w:r>
-        <w:rPr>
-          <w:lang w:val="es-EC"/>
-        </w:rPr>
-        <w:t xml:space="preserve">La elección de un </w:t>
-      </w:r>
-      <w:proofErr w:type="spellStart"/>
-      <w:r>
-        <w:rPr>
-          <w:lang w:val="es-EC"/>
-        </w:rPr>
-        <w:t>stack</w:t>
-      </w:r>
-      <w:proofErr w:type="spellEnd"/>
-      <w:r>
-        <w:rPr>
-          <w:lang w:val="es-EC"/>
-        </w:rPr>
-        <w:t xml:space="preserve"> moderno basado en Next.js, </w:t>
-      </w:r>
-      <w:proofErr w:type="spellStart"/>
-      <w:r>
-        <w:rPr>
-          <w:lang w:val="es-EC"/>
-        </w:rPr>
-        <w:t>React</w:t>
-      </w:r>
-      <w:proofErr w:type="spellEnd"/>
-      <w:r>
-        <w:rPr>
-          <w:lang w:val="es-EC"/>
-        </w:rPr>
-        <w:t xml:space="preserve"> 19, </w:t>
-      </w:r>
-      <w:proofErr w:type="spellStart"/>
-      <w:r>
-        <w:rPr>
-          <w:lang w:val="es-EC"/>
-        </w:rPr>
-        <w:t>TypeScript</w:t>
-      </w:r>
-      <w:proofErr w:type="spellEnd"/>
-      <w:r>
-        <w:rPr>
-          <w:lang w:val="es-EC"/>
-        </w:rPr>
-        <w:t xml:space="preserve">, </w:t>
-      </w:r>
-      <w:proofErr w:type="spellStart"/>
-      <w:r>
-        <w:rPr>
-          <w:lang w:val="es-EC"/>
-        </w:rPr>
-        <w:t>Tailwind</w:t>
-      </w:r>
-      <w:proofErr w:type="spellEnd"/>
-      <w:r>
-        <w:rPr>
-          <w:lang w:val="es-EC"/>
-        </w:rPr>
-        <w:t xml:space="preserve"> 4 e </w:t>
-      </w:r>
-      <w:proofErr w:type="spellStart"/>
-      <w:r>
-        <w:rPr>
-          <w:lang w:val="es-EC"/>
-        </w:rPr>
-        <w:t>InsForge</w:t>
-      </w:r>
-      <w:proofErr w:type="spellEnd"/>
-      <w:r>
-        <w:rPr>
-          <w:lang w:val="es-EC"/>
-        </w:rPr>
-        <w:t xml:space="preserve"> permitió construir una solución profesional en un tiempo razonable, con altos estándares de calidad de código, usabilidad y seguridad. La combinación de PWA y empaquetado nativo con Capacitor extiende el alcance del sistema a dispositivos móviles, un requisito indispensable para el trabajo en campo.</w:t>
-      </w:r>
-    </w:p>
-    <w:p>
-      <w:pPr>
-        <w:rPr>
-          <w:lang w:val="es-EC"/>
-        </w:rPr>
-      </w:pPr>
-      <w:r>
-        <w:rPr>
-          <w:lang w:val="es-EC"/>
-        </w:rPr>
-        <w:t>El sistema no solo resuelve las necesidades operativas de la Finca Tigrillo, sino que también sirve como una plataforma de aprendizaje viva, sobre la cual las siguientes cohortes podrán iterar, añadir módulos y profundizar en áreas como analítica de datos, inteligencia artificial e Internet de las Cosas. De esta manera, el proyecto se alinea plenamente con el propósito formativo y social que caracteriza a la ULEAM.</w:t>
-      </w:r>
-    </w:p>
-    <w:p>
-      <w:pPr>
-        <w:pStyle w:val="Heading1"/>
-        <w:rPr>
-          <w:lang w:val="es-EC"/>
-        </w:rPr>
-      </w:pPr>
-      <w:r>
-        <w:rPr>
-          <w:color w:val="14532D"/>
-          <w:lang w:val="es-EC"/>
-        </w:rPr>
         <w:t>11. Cierre</w:t>
       </w:r>
     </w:p>
@@ -4987,8 +3618,97 @@
         <w:rPr>
           <w:lang w:val="es-EC"/>
         </w:rPr>
-        <w:t>Se deja constancia de que el presente informe describe de manera fiel las capacidades, la arquitectura y la escalabilidad del sistema desarrollado, y de que el trabajo fue ejecutado por estudiantes del 6to nivel de la carrera de Tecnologías de la Información de la Universidad Laica Eloy Alfaro de Manabí, extensión Chone, en el marco de los proyectos de vinculación con la sociedad que promueve la institución.</w:t>
-      </w:r>
+        <w:t xml:space="preserve">Se deja constancia de que el presente informe describe de manera fiel las capacidades, la arquitectura y la escalabilidad del sistema desarrollado, y de que el trabajo fue ejecutado por estudiantes del 6to nivel de la carrera de Tecnologías de la Información </w:t>
+      </w:r>
+      <w:r>
+        <w:rPr>
+          <w:lang w:val="es-EC"/>
+        </w:rPr>
+        <w:t xml:space="preserve">(Periodo 2026-1) </w:t>
+      </w:r>
+      <w:r>
+        <w:rPr>
+          <w:lang w:val="es-EC"/>
+        </w:rPr>
+        <w:t>de la Universidad Laica Eloy Alfaro de Manabí, extensión Chone, en el marco de los proyectos de vinculación con la sociedad que promueve la institución.</w:t>
+      </w:r>
+    </w:p>
+    <w:p>
+      <w:pPr>
+        <w:rPr>
+          <w:lang w:val="es-EC"/>
+        </w:rPr>
+      </w:pPr>
+    </w:p>
+    <w:p>
+      <w:pPr>
+        <w:rPr>
+          <w:lang w:val="es-EC"/>
+        </w:rPr>
+      </w:pPr>
+    </w:p>
+    <w:p>
+      <w:pPr>
+        <w:rPr>
+          <w:lang w:val="es-EC"/>
+        </w:rPr>
+      </w:pPr>
+    </w:p>
+    <w:p>
+      <w:pPr>
+        <w:rPr>
+          <w:lang w:val="es-EC"/>
+        </w:rPr>
+      </w:pPr>
+    </w:p>
+    <w:p>
+      <w:pPr>
+        <w:rPr>
+          <w:lang w:val="es-EC"/>
+        </w:rPr>
+      </w:pPr>
+    </w:p>
+    <w:p>
+      <w:pPr>
+        <w:rPr>
+          <w:lang w:val="es-EC"/>
+        </w:rPr>
+      </w:pPr>
+    </w:p>
+    <w:p>
+      <w:pPr>
+        <w:rPr>
+          <w:lang w:val="es-EC"/>
+        </w:rPr>
+      </w:pPr>
+    </w:p>
+    <w:p>
+      <w:pPr>
+        <w:rPr>
+          <w:lang w:val="es-EC"/>
+        </w:rPr>
+      </w:pPr>
+    </w:p>
+    <w:p>
+      <w:pPr>
+        <w:rPr>
+          <w:lang w:val="es-EC"/>
+        </w:rPr>
+      </w:pPr>
+    </w:p>
+    <w:p>
+      <w:pPr>
+        <w:rPr>
+          <w:lang w:val="es-EC"/>
+        </w:rPr>
+      </w:pPr>
+    </w:p>
+    <w:p>
+      <w:pPr>
+        <w:rPr>
+          <w:lang w:val="es-EC"/>
+        </w:rPr>
+      </w:pPr>
     </w:p>
     <w:p>
       <w:pPr>
@@ -5023,21 +3743,7 @@
         <w:rPr>
           <w:i/>
         </w:rPr>
-        <w:t xml:space="preserve">ULEAM, </w:t>
-      </w:r>
-      <w:proofErr w:type="spellStart"/>
-      <w:r>
-        <w:rPr>
-          <w:i/>
-        </w:rPr>
-        <w:t>Extensión</w:t>
-      </w:r>
-      <w:proofErr w:type="spellEnd"/>
-      <w:r>
-        <w:rPr>
-          <w:i/>
-        </w:rPr>
-        <w:t xml:space="preserve"> Chone — Manabí — Ecuador</w:t>
+        <w:t>ULEAM, Extensión Chone — Manabí — Ecuador</w:t>
       </w:r>
     </w:p>
     <w:sectPr>
@@ -5220,6 +3926,2040 @@
       </w:pPr>
       <w:rPr>
         <w:rFonts w:ascii="Symbol" w:hAnsi="Symbol" w:hint="default"/>
+      </w:rPr>
+    </w:lvl>
+  </w:abstractNum>
+  <w:abstractNum w:abstractNumId="9" w15:restartNumberingAfterBreak="0">
+    <w:nsid w:val="008940BF"/>
+    <w:multiLevelType w:val="hybridMultilevel"/>
+    <w:tmpl w:val="5EECE05A"/>
+    <w:lvl w:ilvl="0" w:tplc="300A0003">
+      <w:start w:val="1"/>
+      <w:numFmt w:val="bullet"/>
+      <w:lvlText w:val="o"/>
+      <w:lvlJc w:val="left"/>
+      <w:pPr>
+        <w:ind w:left="360" w:hanging="360"/>
+      </w:pPr>
+      <w:rPr>
+        <w:rFonts w:ascii="Courier New" w:hAnsi="Courier New" w:cs="Courier New" w:hint="default"/>
+      </w:rPr>
+    </w:lvl>
+    <w:lvl w:ilvl="1" w:tplc="300A0003" w:tentative="1">
+      <w:start w:val="1"/>
+      <w:numFmt w:val="bullet"/>
+      <w:lvlText w:val="o"/>
+      <w:lvlJc w:val="left"/>
+      <w:pPr>
+        <w:ind w:left="1080" w:hanging="360"/>
+      </w:pPr>
+      <w:rPr>
+        <w:rFonts w:ascii="Courier New" w:hAnsi="Courier New" w:cs="Courier New" w:hint="default"/>
+      </w:rPr>
+    </w:lvl>
+    <w:lvl w:ilvl="2" w:tplc="300A0005" w:tentative="1">
+      <w:start w:val="1"/>
+      <w:numFmt w:val="bullet"/>
+      <w:lvlText w:val=""/>
+      <w:lvlJc w:val="left"/>
+      <w:pPr>
+        <w:ind w:left="1800" w:hanging="360"/>
+      </w:pPr>
+      <w:rPr>
+        <w:rFonts w:ascii="Wingdings" w:hAnsi="Wingdings" w:hint="default"/>
+      </w:rPr>
+    </w:lvl>
+    <w:lvl w:ilvl="3" w:tplc="300A0001">
+      <w:start w:val="1"/>
+      <w:numFmt w:val="bullet"/>
+      <w:lvlText w:val=""/>
+      <w:lvlJc w:val="left"/>
+      <w:pPr>
+        <w:ind w:left="2520" w:hanging="360"/>
+      </w:pPr>
+      <w:rPr>
+        <w:rFonts w:ascii="Symbol" w:hAnsi="Symbol" w:hint="default"/>
+      </w:rPr>
+    </w:lvl>
+    <w:lvl w:ilvl="4" w:tplc="300A0003" w:tentative="1">
+      <w:start w:val="1"/>
+      <w:numFmt w:val="bullet"/>
+      <w:lvlText w:val="o"/>
+      <w:lvlJc w:val="left"/>
+      <w:pPr>
+        <w:ind w:left="3240" w:hanging="360"/>
+      </w:pPr>
+      <w:rPr>
+        <w:rFonts w:ascii="Courier New" w:hAnsi="Courier New" w:cs="Courier New" w:hint="default"/>
+      </w:rPr>
+    </w:lvl>
+    <w:lvl w:ilvl="5" w:tplc="300A0005" w:tentative="1">
+      <w:start w:val="1"/>
+      <w:numFmt w:val="bullet"/>
+      <w:lvlText w:val=""/>
+      <w:lvlJc w:val="left"/>
+      <w:pPr>
+        <w:ind w:left="3960" w:hanging="360"/>
+      </w:pPr>
+      <w:rPr>
+        <w:rFonts w:ascii="Wingdings" w:hAnsi="Wingdings" w:hint="default"/>
+      </w:rPr>
+    </w:lvl>
+    <w:lvl w:ilvl="6" w:tplc="300A0001" w:tentative="1">
+      <w:start w:val="1"/>
+      <w:numFmt w:val="bullet"/>
+      <w:lvlText w:val=""/>
+      <w:lvlJc w:val="left"/>
+      <w:pPr>
+        <w:ind w:left="4680" w:hanging="360"/>
+      </w:pPr>
+      <w:rPr>
+        <w:rFonts w:ascii="Symbol" w:hAnsi="Symbol" w:hint="default"/>
+      </w:rPr>
+    </w:lvl>
+    <w:lvl w:ilvl="7" w:tplc="300A0003" w:tentative="1">
+      <w:start w:val="1"/>
+      <w:numFmt w:val="bullet"/>
+      <w:lvlText w:val="o"/>
+      <w:lvlJc w:val="left"/>
+      <w:pPr>
+        <w:ind w:left="5400" w:hanging="360"/>
+      </w:pPr>
+      <w:rPr>
+        <w:rFonts w:ascii="Courier New" w:hAnsi="Courier New" w:cs="Courier New" w:hint="default"/>
+      </w:rPr>
+    </w:lvl>
+    <w:lvl w:ilvl="8" w:tplc="300A0005" w:tentative="1">
+      <w:start w:val="1"/>
+      <w:numFmt w:val="bullet"/>
+      <w:lvlText w:val=""/>
+      <w:lvlJc w:val="left"/>
+      <w:pPr>
+        <w:ind w:left="6120" w:hanging="360"/>
+      </w:pPr>
+      <w:rPr>
+        <w:rFonts w:ascii="Wingdings" w:hAnsi="Wingdings" w:hint="default"/>
+      </w:rPr>
+    </w:lvl>
+  </w:abstractNum>
+  <w:abstractNum w:abstractNumId="10" w15:restartNumberingAfterBreak="0">
+    <w:nsid w:val="15A62C3A"/>
+    <w:multiLevelType w:val="hybridMultilevel"/>
+    <w:tmpl w:val="E96A4E70"/>
+    <w:lvl w:ilvl="0" w:tplc="300A0001">
+      <w:start w:val="1"/>
+      <w:numFmt w:val="bullet"/>
+      <w:lvlText w:val=""/>
+      <w:lvlJc w:val="left"/>
+      <w:pPr>
+        <w:ind w:left="720" w:hanging="360"/>
+      </w:pPr>
+      <w:rPr>
+        <w:rFonts w:ascii="Symbol" w:hAnsi="Symbol" w:hint="default"/>
+      </w:rPr>
+    </w:lvl>
+    <w:lvl w:ilvl="1" w:tplc="300A0003" w:tentative="1">
+      <w:start w:val="1"/>
+      <w:numFmt w:val="bullet"/>
+      <w:lvlText w:val="o"/>
+      <w:lvlJc w:val="left"/>
+      <w:pPr>
+        <w:ind w:left="1440" w:hanging="360"/>
+      </w:pPr>
+      <w:rPr>
+        <w:rFonts w:ascii="Courier New" w:hAnsi="Courier New" w:cs="Courier New" w:hint="default"/>
+      </w:rPr>
+    </w:lvl>
+    <w:lvl w:ilvl="2" w:tplc="300A0005" w:tentative="1">
+      <w:start w:val="1"/>
+      <w:numFmt w:val="bullet"/>
+      <w:lvlText w:val=""/>
+      <w:lvlJc w:val="left"/>
+      <w:pPr>
+        <w:ind w:left="2160" w:hanging="360"/>
+      </w:pPr>
+      <w:rPr>
+        <w:rFonts w:ascii="Wingdings" w:hAnsi="Wingdings" w:hint="default"/>
+      </w:rPr>
+    </w:lvl>
+    <w:lvl w:ilvl="3" w:tplc="300A0001" w:tentative="1">
+      <w:start w:val="1"/>
+      <w:numFmt w:val="bullet"/>
+      <w:lvlText w:val=""/>
+      <w:lvlJc w:val="left"/>
+      <w:pPr>
+        <w:ind w:left="2880" w:hanging="360"/>
+      </w:pPr>
+      <w:rPr>
+        <w:rFonts w:ascii="Symbol" w:hAnsi="Symbol" w:hint="default"/>
+      </w:rPr>
+    </w:lvl>
+    <w:lvl w:ilvl="4" w:tplc="300A0003" w:tentative="1">
+      <w:start w:val="1"/>
+      <w:numFmt w:val="bullet"/>
+      <w:lvlText w:val="o"/>
+      <w:lvlJc w:val="left"/>
+      <w:pPr>
+        <w:ind w:left="3600" w:hanging="360"/>
+      </w:pPr>
+      <w:rPr>
+        <w:rFonts w:ascii="Courier New" w:hAnsi="Courier New" w:cs="Courier New" w:hint="default"/>
+      </w:rPr>
+    </w:lvl>
+    <w:lvl w:ilvl="5" w:tplc="300A0005" w:tentative="1">
+      <w:start w:val="1"/>
+      <w:numFmt w:val="bullet"/>
+      <w:lvlText w:val=""/>
+      <w:lvlJc w:val="left"/>
+      <w:pPr>
+        <w:ind w:left="4320" w:hanging="360"/>
+      </w:pPr>
+      <w:rPr>
+        <w:rFonts w:ascii="Wingdings" w:hAnsi="Wingdings" w:hint="default"/>
+      </w:rPr>
+    </w:lvl>
+    <w:lvl w:ilvl="6" w:tplc="300A0001" w:tentative="1">
+      <w:start w:val="1"/>
+      <w:numFmt w:val="bullet"/>
+      <w:lvlText w:val=""/>
+      <w:lvlJc w:val="left"/>
+      <w:pPr>
+        <w:ind w:left="5040" w:hanging="360"/>
+      </w:pPr>
+      <w:rPr>
+        <w:rFonts w:ascii="Symbol" w:hAnsi="Symbol" w:hint="default"/>
+      </w:rPr>
+    </w:lvl>
+    <w:lvl w:ilvl="7" w:tplc="300A0003" w:tentative="1">
+      <w:start w:val="1"/>
+      <w:numFmt w:val="bullet"/>
+      <w:lvlText w:val="o"/>
+      <w:lvlJc w:val="left"/>
+      <w:pPr>
+        <w:ind w:left="5760" w:hanging="360"/>
+      </w:pPr>
+      <w:rPr>
+        <w:rFonts w:ascii="Courier New" w:hAnsi="Courier New" w:cs="Courier New" w:hint="default"/>
+      </w:rPr>
+    </w:lvl>
+    <w:lvl w:ilvl="8" w:tplc="300A0005" w:tentative="1">
+      <w:start w:val="1"/>
+      <w:numFmt w:val="bullet"/>
+      <w:lvlText w:val=""/>
+      <w:lvlJc w:val="left"/>
+      <w:pPr>
+        <w:ind w:left="6480" w:hanging="360"/>
+      </w:pPr>
+      <w:rPr>
+        <w:rFonts w:ascii="Wingdings" w:hAnsi="Wingdings" w:hint="default"/>
+      </w:rPr>
+    </w:lvl>
+  </w:abstractNum>
+  <w:abstractNum w:abstractNumId="11" w15:restartNumberingAfterBreak="0">
+    <w:nsid w:val="16C35F87"/>
+    <w:multiLevelType w:val="hybridMultilevel"/>
+    <w:tmpl w:val="26FE46A8"/>
+    <w:lvl w:ilvl="0" w:tplc="BE485770">
+      <w:start w:val="1"/>
+      <w:numFmt w:val="bullet"/>
+      <w:lvlText w:val="−"/>
+      <w:lvlJc w:val="left"/>
+      <w:pPr>
+        <w:ind w:left="360" w:hanging="360"/>
+      </w:pPr>
+      <w:rPr>
+        <w:rFonts w:ascii="Courier New" w:hAnsi="Courier New" w:hint="default"/>
+      </w:rPr>
+    </w:lvl>
+    <w:lvl w:ilvl="1" w:tplc="FFFFFFFF" w:tentative="1">
+      <w:start w:val="1"/>
+      <w:numFmt w:val="bullet"/>
+      <w:lvlText w:val="o"/>
+      <w:lvlJc w:val="left"/>
+      <w:pPr>
+        <w:ind w:left="1080" w:hanging="360"/>
+      </w:pPr>
+      <w:rPr>
+        <w:rFonts w:ascii="Courier New" w:hAnsi="Courier New" w:cs="Courier New" w:hint="default"/>
+      </w:rPr>
+    </w:lvl>
+    <w:lvl w:ilvl="2" w:tplc="FFFFFFFF" w:tentative="1">
+      <w:start w:val="1"/>
+      <w:numFmt w:val="bullet"/>
+      <w:lvlText w:val=""/>
+      <w:lvlJc w:val="left"/>
+      <w:pPr>
+        <w:ind w:left="1800" w:hanging="360"/>
+      </w:pPr>
+      <w:rPr>
+        <w:rFonts w:ascii="Wingdings" w:hAnsi="Wingdings" w:hint="default"/>
+      </w:rPr>
+    </w:lvl>
+    <w:lvl w:ilvl="3" w:tplc="FFFFFFFF" w:tentative="1">
+      <w:start w:val="1"/>
+      <w:numFmt w:val="bullet"/>
+      <w:lvlText w:val=""/>
+      <w:lvlJc w:val="left"/>
+      <w:pPr>
+        <w:ind w:left="2520" w:hanging="360"/>
+      </w:pPr>
+      <w:rPr>
+        <w:rFonts w:ascii="Symbol" w:hAnsi="Symbol" w:hint="default"/>
+      </w:rPr>
+    </w:lvl>
+    <w:lvl w:ilvl="4" w:tplc="FFFFFFFF" w:tentative="1">
+      <w:start w:val="1"/>
+      <w:numFmt w:val="bullet"/>
+      <w:lvlText w:val="o"/>
+      <w:lvlJc w:val="left"/>
+      <w:pPr>
+        <w:ind w:left="3240" w:hanging="360"/>
+      </w:pPr>
+      <w:rPr>
+        <w:rFonts w:ascii="Courier New" w:hAnsi="Courier New" w:cs="Courier New" w:hint="default"/>
+      </w:rPr>
+    </w:lvl>
+    <w:lvl w:ilvl="5" w:tplc="FFFFFFFF" w:tentative="1">
+      <w:start w:val="1"/>
+      <w:numFmt w:val="bullet"/>
+      <w:lvlText w:val=""/>
+      <w:lvlJc w:val="left"/>
+      <w:pPr>
+        <w:ind w:left="3960" w:hanging="360"/>
+      </w:pPr>
+      <w:rPr>
+        <w:rFonts w:ascii="Wingdings" w:hAnsi="Wingdings" w:hint="default"/>
+      </w:rPr>
+    </w:lvl>
+    <w:lvl w:ilvl="6" w:tplc="FFFFFFFF" w:tentative="1">
+      <w:start w:val="1"/>
+      <w:numFmt w:val="bullet"/>
+      <w:lvlText w:val=""/>
+      <w:lvlJc w:val="left"/>
+      <w:pPr>
+        <w:ind w:left="4680" w:hanging="360"/>
+      </w:pPr>
+      <w:rPr>
+        <w:rFonts w:ascii="Symbol" w:hAnsi="Symbol" w:hint="default"/>
+      </w:rPr>
+    </w:lvl>
+    <w:lvl w:ilvl="7" w:tplc="FFFFFFFF" w:tentative="1">
+      <w:start w:val="1"/>
+      <w:numFmt w:val="bullet"/>
+      <w:lvlText w:val="o"/>
+      <w:lvlJc w:val="left"/>
+      <w:pPr>
+        <w:ind w:left="5400" w:hanging="360"/>
+      </w:pPr>
+      <w:rPr>
+        <w:rFonts w:ascii="Courier New" w:hAnsi="Courier New" w:cs="Courier New" w:hint="default"/>
+      </w:rPr>
+    </w:lvl>
+    <w:lvl w:ilvl="8" w:tplc="FFFFFFFF" w:tentative="1">
+      <w:start w:val="1"/>
+      <w:numFmt w:val="bullet"/>
+      <w:lvlText w:val=""/>
+      <w:lvlJc w:val="left"/>
+      <w:pPr>
+        <w:ind w:left="6120" w:hanging="360"/>
+      </w:pPr>
+      <w:rPr>
+        <w:rFonts w:ascii="Wingdings" w:hAnsi="Wingdings" w:hint="default"/>
+      </w:rPr>
+    </w:lvl>
+  </w:abstractNum>
+  <w:abstractNum w:abstractNumId="12" w15:restartNumberingAfterBreak="0">
+    <w:nsid w:val="1B9609A2"/>
+    <w:multiLevelType w:val="hybridMultilevel"/>
+    <w:tmpl w:val="9322E3B0"/>
+    <w:lvl w:ilvl="0" w:tplc="BE485770">
+      <w:start w:val="1"/>
+      <w:numFmt w:val="bullet"/>
+      <w:lvlText w:val="−"/>
+      <w:lvlJc w:val="left"/>
+      <w:pPr>
+        <w:ind w:left="360" w:hanging="360"/>
+      </w:pPr>
+      <w:rPr>
+        <w:rFonts w:ascii="Courier New" w:hAnsi="Courier New" w:hint="default"/>
+      </w:rPr>
+    </w:lvl>
+    <w:lvl w:ilvl="1" w:tplc="300A0003" w:tentative="1">
+      <w:start w:val="1"/>
+      <w:numFmt w:val="bullet"/>
+      <w:lvlText w:val="o"/>
+      <w:lvlJc w:val="left"/>
+      <w:pPr>
+        <w:ind w:left="1080" w:hanging="360"/>
+      </w:pPr>
+      <w:rPr>
+        <w:rFonts w:ascii="Courier New" w:hAnsi="Courier New" w:cs="Courier New" w:hint="default"/>
+      </w:rPr>
+    </w:lvl>
+    <w:lvl w:ilvl="2" w:tplc="300A0005" w:tentative="1">
+      <w:start w:val="1"/>
+      <w:numFmt w:val="bullet"/>
+      <w:lvlText w:val=""/>
+      <w:lvlJc w:val="left"/>
+      <w:pPr>
+        <w:ind w:left="1800" w:hanging="360"/>
+      </w:pPr>
+      <w:rPr>
+        <w:rFonts w:ascii="Wingdings" w:hAnsi="Wingdings" w:hint="default"/>
+      </w:rPr>
+    </w:lvl>
+    <w:lvl w:ilvl="3" w:tplc="300A0001" w:tentative="1">
+      <w:start w:val="1"/>
+      <w:numFmt w:val="bullet"/>
+      <w:lvlText w:val=""/>
+      <w:lvlJc w:val="left"/>
+      <w:pPr>
+        <w:ind w:left="2520" w:hanging="360"/>
+      </w:pPr>
+      <w:rPr>
+        <w:rFonts w:ascii="Symbol" w:hAnsi="Symbol" w:hint="default"/>
+      </w:rPr>
+    </w:lvl>
+    <w:lvl w:ilvl="4" w:tplc="300A0003" w:tentative="1">
+      <w:start w:val="1"/>
+      <w:numFmt w:val="bullet"/>
+      <w:lvlText w:val="o"/>
+      <w:lvlJc w:val="left"/>
+      <w:pPr>
+        <w:ind w:left="3240" w:hanging="360"/>
+      </w:pPr>
+      <w:rPr>
+        <w:rFonts w:ascii="Courier New" w:hAnsi="Courier New" w:cs="Courier New" w:hint="default"/>
+      </w:rPr>
+    </w:lvl>
+    <w:lvl w:ilvl="5" w:tplc="300A0005" w:tentative="1">
+      <w:start w:val="1"/>
+      <w:numFmt w:val="bullet"/>
+      <w:lvlText w:val=""/>
+      <w:lvlJc w:val="left"/>
+      <w:pPr>
+        <w:ind w:left="3960" w:hanging="360"/>
+      </w:pPr>
+      <w:rPr>
+        <w:rFonts w:ascii="Wingdings" w:hAnsi="Wingdings" w:hint="default"/>
+      </w:rPr>
+    </w:lvl>
+    <w:lvl w:ilvl="6" w:tplc="300A0001" w:tentative="1">
+      <w:start w:val="1"/>
+      <w:numFmt w:val="bullet"/>
+      <w:lvlText w:val=""/>
+      <w:lvlJc w:val="left"/>
+      <w:pPr>
+        <w:ind w:left="4680" w:hanging="360"/>
+      </w:pPr>
+      <w:rPr>
+        <w:rFonts w:ascii="Symbol" w:hAnsi="Symbol" w:hint="default"/>
+      </w:rPr>
+    </w:lvl>
+    <w:lvl w:ilvl="7" w:tplc="300A0003" w:tentative="1">
+      <w:start w:val="1"/>
+      <w:numFmt w:val="bullet"/>
+      <w:lvlText w:val="o"/>
+      <w:lvlJc w:val="left"/>
+      <w:pPr>
+        <w:ind w:left="5400" w:hanging="360"/>
+      </w:pPr>
+      <w:rPr>
+        <w:rFonts w:ascii="Courier New" w:hAnsi="Courier New" w:cs="Courier New" w:hint="default"/>
+      </w:rPr>
+    </w:lvl>
+    <w:lvl w:ilvl="8" w:tplc="300A0005" w:tentative="1">
+      <w:start w:val="1"/>
+      <w:numFmt w:val="bullet"/>
+      <w:lvlText w:val=""/>
+      <w:lvlJc w:val="left"/>
+      <w:pPr>
+        <w:ind w:left="6120" w:hanging="360"/>
+      </w:pPr>
+      <w:rPr>
+        <w:rFonts w:ascii="Wingdings" w:hAnsi="Wingdings" w:hint="default"/>
+      </w:rPr>
+    </w:lvl>
+  </w:abstractNum>
+  <w:abstractNum w:abstractNumId="13" w15:restartNumberingAfterBreak="0">
+    <w:nsid w:val="243A7490"/>
+    <w:multiLevelType w:val="hybridMultilevel"/>
+    <w:tmpl w:val="15E8D340"/>
+    <w:lvl w:ilvl="0" w:tplc="BE485770">
+      <w:start w:val="1"/>
+      <w:numFmt w:val="bullet"/>
+      <w:lvlText w:val="−"/>
+      <w:lvlJc w:val="left"/>
+      <w:pPr>
+        <w:ind w:left="360" w:hanging="360"/>
+      </w:pPr>
+      <w:rPr>
+        <w:rFonts w:ascii="Courier New" w:hAnsi="Courier New" w:hint="default"/>
+      </w:rPr>
+    </w:lvl>
+    <w:lvl w:ilvl="1" w:tplc="300A0003" w:tentative="1">
+      <w:start w:val="1"/>
+      <w:numFmt w:val="bullet"/>
+      <w:lvlText w:val="o"/>
+      <w:lvlJc w:val="left"/>
+      <w:pPr>
+        <w:ind w:left="1080" w:hanging="360"/>
+      </w:pPr>
+      <w:rPr>
+        <w:rFonts w:ascii="Courier New" w:hAnsi="Courier New" w:cs="Courier New" w:hint="default"/>
+      </w:rPr>
+    </w:lvl>
+    <w:lvl w:ilvl="2" w:tplc="300A0005" w:tentative="1">
+      <w:start w:val="1"/>
+      <w:numFmt w:val="bullet"/>
+      <w:lvlText w:val=""/>
+      <w:lvlJc w:val="left"/>
+      <w:pPr>
+        <w:ind w:left="1800" w:hanging="360"/>
+      </w:pPr>
+      <w:rPr>
+        <w:rFonts w:ascii="Wingdings" w:hAnsi="Wingdings" w:hint="default"/>
+      </w:rPr>
+    </w:lvl>
+    <w:lvl w:ilvl="3" w:tplc="300A0001" w:tentative="1">
+      <w:start w:val="1"/>
+      <w:numFmt w:val="bullet"/>
+      <w:lvlText w:val=""/>
+      <w:lvlJc w:val="left"/>
+      <w:pPr>
+        <w:ind w:left="2520" w:hanging="360"/>
+      </w:pPr>
+      <w:rPr>
+        <w:rFonts w:ascii="Symbol" w:hAnsi="Symbol" w:hint="default"/>
+      </w:rPr>
+    </w:lvl>
+    <w:lvl w:ilvl="4" w:tplc="300A0003" w:tentative="1">
+      <w:start w:val="1"/>
+      <w:numFmt w:val="bullet"/>
+      <w:lvlText w:val="o"/>
+      <w:lvlJc w:val="left"/>
+      <w:pPr>
+        <w:ind w:left="3240" w:hanging="360"/>
+      </w:pPr>
+      <w:rPr>
+        <w:rFonts w:ascii="Courier New" w:hAnsi="Courier New" w:cs="Courier New" w:hint="default"/>
+      </w:rPr>
+    </w:lvl>
+    <w:lvl w:ilvl="5" w:tplc="300A0005" w:tentative="1">
+      <w:start w:val="1"/>
+      <w:numFmt w:val="bullet"/>
+      <w:lvlText w:val=""/>
+      <w:lvlJc w:val="left"/>
+      <w:pPr>
+        <w:ind w:left="3960" w:hanging="360"/>
+      </w:pPr>
+      <w:rPr>
+        <w:rFonts w:ascii="Wingdings" w:hAnsi="Wingdings" w:hint="default"/>
+      </w:rPr>
+    </w:lvl>
+    <w:lvl w:ilvl="6" w:tplc="300A0001" w:tentative="1">
+      <w:start w:val="1"/>
+      <w:numFmt w:val="bullet"/>
+      <w:lvlText w:val=""/>
+      <w:lvlJc w:val="left"/>
+      <w:pPr>
+        <w:ind w:left="4680" w:hanging="360"/>
+      </w:pPr>
+      <w:rPr>
+        <w:rFonts w:ascii="Symbol" w:hAnsi="Symbol" w:hint="default"/>
+      </w:rPr>
+    </w:lvl>
+    <w:lvl w:ilvl="7" w:tplc="300A0003" w:tentative="1">
+      <w:start w:val="1"/>
+      <w:numFmt w:val="bullet"/>
+      <w:lvlText w:val="o"/>
+      <w:lvlJc w:val="left"/>
+      <w:pPr>
+        <w:ind w:left="5400" w:hanging="360"/>
+      </w:pPr>
+      <w:rPr>
+        <w:rFonts w:ascii="Courier New" w:hAnsi="Courier New" w:cs="Courier New" w:hint="default"/>
+      </w:rPr>
+    </w:lvl>
+    <w:lvl w:ilvl="8" w:tplc="300A0005" w:tentative="1">
+      <w:start w:val="1"/>
+      <w:numFmt w:val="bullet"/>
+      <w:lvlText w:val=""/>
+      <w:lvlJc w:val="left"/>
+      <w:pPr>
+        <w:ind w:left="6120" w:hanging="360"/>
+      </w:pPr>
+      <w:rPr>
+        <w:rFonts w:ascii="Wingdings" w:hAnsi="Wingdings" w:hint="default"/>
+      </w:rPr>
+    </w:lvl>
+  </w:abstractNum>
+  <w:abstractNum w:abstractNumId="14" w15:restartNumberingAfterBreak="0">
+    <w:nsid w:val="26DC7950"/>
+    <w:multiLevelType w:val="hybridMultilevel"/>
+    <w:tmpl w:val="95DECDF8"/>
+    <w:lvl w:ilvl="0" w:tplc="300A0001">
+      <w:start w:val="1"/>
+      <w:numFmt w:val="bullet"/>
+      <w:lvlText w:val=""/>
+      <w:lvlJc w:val="left"/>
+      <w:pPr>
+        <w:ind w:left="720" w:hanging="360"/>
+      </w:pPr>
+      <w:rPr>
+        <w:rFonts w:ascii="Symbol" w:hAnsi="Symbol" w:hint="default"/>
+      </w:rPr>
+    </w:lvl>
+    <w:lvl w:ilvl="1" w:tplc="300A0003" w:tentative="1">
+      <w:start w:val="1"/>
+      <w:numFmt w:val="bullet"/>
+      <w:lvlText w:val="o"/>
+      <w:lvlJc w:val="left"/>
+      <w:pPr>
+        <w:ind w:left="1440" w:hanging="360"/>
+      </w:pPr>
+      <w:rPr>
+        <w:rFonts w:ascii="Courier New" w:hAnsi="Courier New" w:cs="Courier New" w:hint="default"/>
+      </w:rPr>
+    </w:lvl>
+    <w:lvl w:ilvl="2" w:tplc="300A0005" w:tentative="1">
+      <w:start w:val="1"/>
+      <w:numFmt w:val="bullet"/>
+      <w:lvlText w:val=""/>
+      <w:lvlJc w:val="left"/>
+      <w:pPr>
+        <w:ind w:left="2160" w:hanging="360"/>
+      </w:pPr>
+      <w:rPr>
+        <w:rFonts w:ascii="Wingdings" w:hAnsi="Wingdings" w:hint="default"/>
+      </w:rPr>
+    </w:lvl>
+    <w:lvl w:ilvl="3" w:tplc="300A0001" w:tentative="1">
+      <w:start w:val="1"/>
+      <w:numFmt w:val="bullet"/>
+      <w:lvlText w:val=""/>
+      <w:lvlJc w:val="left"/>
+      <w:pPr>
+        <w:ind w:left="2880" w:hanging="360"/>
+      </w:pPr>
+      <w:rPr>
+        <w:rFonts w:ascii="Symbol" w:hAnsi="Symbol" w:hint="default"/>
+      </w:rPr>
+    </w:lvl>
+    <w:lvl w:ilvl="4" w:tplc="300A0003" w:tentative="1">
+      <w:start w:val="1"/>
+      <w:numFmt w:val="bullet"/>
+      <w:lvlText w:val="o"/>
+      <w:lvlJc w:val="left"/>
+      <w:pPr>
+        <w:ind w:left="3600" w:hanging="360"/>
+      </w:pPr>
+      <w:rPr>
+        <w:rFonts w:ascii="Courier New" w:hAnsi="Courier New" w:cs="Courier New" w:hint="default"/>
+      </w:rPr>
+    </w:lvl>
+    <w:lvl w:ilvl="5" w:tplc="300A0005" w:tentative="1">
+      <w:start w:val="1"/>
+      <w:numFmt w:val="bullet"/>
+      <w:lvlText w:val=""/>
+      <w:lvlJc w:val="left"/>
+      <w:pPr>
+        <w:ind w:left="4320" w:hanging="360"/>
+      </w:pPr>
+      <w:rPr>
+        <w:rFonts w:ascii="Wingdings" w:hAnsi="Wingdings" w:hint="default"/>
+      </w:rPr>
+    </w:lvl>
+    <w:lvl w:ilvl="6" w:tplc="300A0001" w:tentative="1">
+      <w:start w:val="1"/>
+      <w:numFmt w:val="bullet"/>
+      <w:lvlText w:val=""/>
+      <w:lvlJc w:val="left"/>
+      <w:pPr>
+        <w:ind w:left="5040" w:hanging="360"/>
+      </w:pPr>
+      <w:rPr>
+        <w:rFonts w:ascii="Symbol" w:hAnsi="Symbol" w:hint="default"/>
+      </w:rPr>
+    </w:lvl>
+    <w:lvl w:ilvl="7" w:tplc="300A0003" w:tentative="1">
+      <w:start w:val="1"/>
+      <w:numFmt w:val="bullet"/>
+      <w:lvlText w:val="o"/>
+      <w:lvlJc w:val="left"/>
+      <w:pPr>
+        <w:ind w:left="5760" w:hanging="360"/>
+      </w:pPr>
+      <w:rPr>
+        <w:rFonts w:ascii="Courier New" w:hAnsi="Courier New" w:cs="Courier New" w:hint="default"/>
+      </w:rPr>
+    </w:lvl>
+    <w:lvl w:ilvl="8" w:tplc="300A0005" w:tentative="1">
+      <w:start w:val="1"/>
+      <w:numFmt w:val="bullet"/>
+      <w:lvlText w:val=""/>
+      <w:lvlJc w:val="left"/>
+      <w:pPr>
+        <w:ind w:left="6480" w:hanging="360"/>
+      </w:pPr>
+      <w:rPr>
+        <w:rFonts w:ascii="Wingdings" w:hAnsi="Wingdings" w:hint="default"/>
+      </w:rPr>
+    </w:lvl>
+  </w:abstractNum>
+  <w:abstractNum w:abstractNumId="15" w15:restartNumberingAfterBreak="0">
+    <w:nsid w:val="2B28575F"/>
+    <w:multiLevelType w:val="hybridMultilevel"/>
+    <w:tmpl w:val="4ECC499A"/>
+    <w:lvl w:ilvl="0" w:tplc="BE485770">
+      <w:start w:val="1"/>
+      <w:numFmt w:val="bullet"/>
+      <w:lvlText w:val="−"/>
+      <w:lvlJc w:val="left"/>
+      <w:pPr>
+        <w:ind w:left="360" w:hanging="360"/>
+      </w:pPr>
+      <w:rPr>
+        <w:rFonts w:ascii="Courier New" w:hAnsi="Courier New" w:hint="default"/>
+      </w:rPr>
+    </w:lvl>
+    <w:lvl w:ilvl="1" w:tplc="300A0003" w:tentative="1">
+      <w:start w:val="1"/>
+      <w:numFmt w:val="bullet"/>
+      <w:lvlText w:val="o"/>
+      <w:lvlJc w:val="left"/>
+      <w:pPr>
+        <w:ind w:left="1080" w:hanging="360"/>
+      </w:pPr>
+      <w:rPr>
+        <w:rFonts w:ascii="Courier New" w:hAnsi="Courier New" w:cs="Courier New" w:hint="default"/>
+      </w:rPr>
+    </w:lvl>
+    <w:lvl w:ilvl="2" w:tplc="300A0005" w:tentative="1">
+      <w:start w:val="1"/>
+      <w:numFmt w:val="bullet"/>
+      <w:lvlText w:val=""/>
+      <w:lvlJc w:val="left"/>
+      <w:pPr>
+        <w:ind w:left="1800" w:hanging="360"/>
+      </w:pPr>
+      <w:rPr>
+        <w:rFonts w:ascii="Wingdings" w:hAnsi="Wingdings" w:hint="default"/>
+      </w:rPr>
+    </w:lvl>
+    <w:lvl w:ilvl="3" w:tplc="300A0001" w:tentative="1">
+      <w:start w:val="1"/>
+      <w:numFmt w:val="bullet"/>
+      <w:lvlText w:val=""/>
+      <w:lvlJc w:val="left"/>
+      <w:pPr>
+        <w:ind w:left="2520" w:hanging="360"/>
+      </w:pPr>
+      <w:rPr>
+        <w:rFonts w:ascii="Symbol" w:hAnsi="Symbol" w:hint="default"/>
+      </w:rPr>
+    </w:lvl>
+    <w:lvl w:ilvl="4" w:tplc="300A0003" w:tentative="1">
+      <w:start w:val="1"/>
+      <w:numFmt w:val="bullet"/>
+      <w:lvlText w:val="o"/>
+      <w:lvlJc w:val="left"/>
+      <w:pPr>
+        <w:ind w:left="3240" w:hanging="360"/>
+      </w:pPr>
+      <w:rPr>
+        <w:rFonts w:ascii="Courier New" w:hAnsi="Courier New" w:cs="Courier New" w:hint="default"/>
+      </w:rPr>
+    </w:lvl>
+    <w:lvl w:ilvl="5" w:tplc="300A0005" w:tentative="1">
+      <w:start w:val="1"/>
+      <w:numFmt w:val="bullet"/>
+      <w:lvlText w:val=""/>
+      <w:lvlJc w:val="left"/>
+      <w:pPr>
+        <w:ind w:left="3960" w:hanging="360"/>
+      </w:pPr>
+      <w:rPr>
+        <w:rFonts w:ascii="Wingdings" w:hAnsi="Wingdings" w:hint="default"/>
+      </w:rPr>
+    </w:lvl>
+    <w:lvl w:ilvl="6" w:tplc="300A0001" w:tentative="1">
+      <w:start w:val="1"/>
+      <w:numFmt w:val="bullet"/>
+      <w:lvlText w:val=""/>
+      <w:lvlJc w:val="left"/>
+      <w:pPr>
+        <w:ind w:left="4680" w:hanging="360"/>
+      </w:pPr>
+      <w:rPr>
+        <w:rFonts w:ascii="Symbol" w:hAnsi="Symbol" w:hint="default"/>
+      </w:rPr>
+    </w:lvl>
+    <w:lvl w:ilvl="7" w:tplc="300A0003" w:tentative="1">
+      <w:start w:val="1"/>
+      <w:numFmt w:val="bullet"/>
+      <w:lvlText w:val="o"/>
+      <w:lvlJc w:val="left"/>
+      <w:pPr>
+        <w:ind w:left="5400" w:hanging="360"/>
+      </w:pPr>
+      <w:rPr>
+        <w:rFonts w:ascii="Courier New" w:hAnsi="Courier New" w:cs="Courier New" w:hint="default"/>
+      </w:rPr>
+    </w:lvl>
+    <w:lvl w:ilvl="8" w:tplc="300A0005" w:tentative="1">
+      <w:start w:val="1"/>
+      <w:numFmt w:val="bullet"/>
+      <w:lvlText w:val=""/>
+      <w:lvlJc w:val="left"/>
+      <w:pPr>
+        <w:ind w:left="6120" w:hanging="360"/>
+      </w:pPr>
+      <w:rPr>
+        <w:rFonts w:ascii="Wingdings" w:hAnsi="Wingdings" w:hint="default"/>
+      </w:rPr>
+    </w:lvl>
+  </w:abstractNum>
+  <w:abstractNum w:abstractNumId="16" w15:restartNumberingAfterBreak="0">
+    <w:nsid w:val="344A35EE"/>
+    <w:multiLevelType w:val="hybridMultilevel"/>
+    <w:tmpl w:val="34E23888"/>
+    <w:lvl w:ilvl="0" w:tplc="BE485770">
+      <w:start w:val="1"/>
+      <w:numFmt w:val="bullet"/>
+      <w:lvlText w:val="−"/>
+      <w:lvlJc w:val="left"/>
+      <w:pPr>
+        <w:ind w:left="360" w:hanging="360"/>
+      </w:pPr>
+      <w:rPr>
+        <w:rFonts w:ascii="Courier New" w:hAnsi="Courier New" w:hint="default"/>
+      </w:rPr>
+    </w:lvl>
+    <w:lvl w:ilvl="1" w:tplc="300A0003" w:tentative="1">
+      <w:start w:val="1"/>
+      <w:numFmt w:val="bullet"/>
+      <w:lvlText w:val="o"/>
+      <w:lvlJc w:val="left"/>
+      <w:pPr>
+        <w:ind w:left="1080" w:hanging="360"/>
+      </w:pPr>
+      <w:rPr>
+        <w:rFonts w:ascii="Courier New" w:hAnsi="Courier New" w:cs="Courier New" w:hint="default"/>
+      </w:rPr>
+    </w:lvl>
+    <w:lvl w:ilvl="2" w:tplc="300A0005" w:tentative="1">
+      <w:start w:val="1"/>
+      <w:numFmt w:val="bullet"/>
+      <w:lvlText w:val=""/>
+      <w:lvlJc w:val="left"/>
+      <w:pPr>
+        <w:ind w:left="1800" w:hanging="360"/>
+      </w:pPr>
+      <w:rPr>
+        <w:rFonts w:ascii="Wingdings" w:hAnsi="Wingdings" w:hint="default"/>
+      </w:rPr>
+    </w:lvl>
+    <w:lvl w:ilvl="3" w:tplc="300A0001" w:tentative="1">
+      <w:start w:val="1"/>
+      <w:numFmt w:val="bullet"/>
+      <w:lvlText w:val=""/>
+      <w:lvlJc w:val="left"/>
+      <w:pPr>
+        <w:ind w:left="2520" w:hanging="360"/>
+      </w:pPr>
+      <w:rPr>
+        <w:rFonts w:ascii="Symbol" w:hAnsi="Symbol" w:hint="default"/>
+      </w:rPr>
+    </w:lvl>
+    <w:lvl w:ilvl="4" w:tplc="300A0003" w:tentative="1">
+      <w:start w:val="1"/>
+      <w:numFmt w:val="bullet"/>
+      <w:lvlText w:val="o"/>
+      <w:lvlJc w:val="left"/>
+      <w:pPr>
+        <w:ind w:left="3240" w:hanging="360"/>
+      </w:pPr>
+      <w:rPr>
+        <w:rFonts w:ascii="Courier New" w:hAnsi="Courier New" w:cs="Courier New" w:hint="default"/>
+      </w:rPr>
+    </w:lvl>
+    <w:lvl w:ilvl="5" w:tplc="300A0005" w:tentative="1">
+      <w:start w:val="1"/>
+      <w:numFmt w:val="bullet"/>
+      <w:lvlText w:val=""/>
+      <w:lvlJc w:val="left"/>
+      <w:pPr>
+        <w:ind w:left="3960" w:hanging="360"/>
+      </w:pPr>
+      <w:rPr>
+        <w:rFonts w:ascii="Wingdings" w:hAnsi="Wingdings" w:hint="default"/>
+      </w:rPr>
+    </w:lvl>
+    <w:lvl w:ilvl="6" w:tplc="300A0001" w:tentative="1">
+      <w:start w:val="1"/>
+      <w:numFmt w:val="bullet"/>
+      <w:lvlText w:val=""/>
+      <w:lvlJc w:val="left"/>
+      <w:pPr>
+        <w:ind w:left="4680" w:hanging="360"/>
+      </w:pPr>
+      <w:rPr>
+        <w:rFonts w:ascii="Symbol" w:hAnsi="Symbol" w:hint="default"/>
+      </w:rPr>
+    </w:lvl>
+    <w:lvl w:ilvl="7" w:tplc="300A0003" w:tentative="1">
+      <w:start w:val="1"/>
+      <w:numFmt w:val="bullet"/>
+      <w:lvlText w:val="o"/>
+      <w:lvlJc w:val="left"/>
+      <w:pPr>
+        <w:ind w:left="5400" w:hanging="360"/>
+      </w:pPr>
+      <w:rPr>
+        <w:rFonts w:ascii="Courier New" w:hAnsi="Courier New" w:cs="Courier New" w:hint="default"/>
+      </w:rPr>
+    </w:lvl>
+    <w:lvl w:ilvl="8" w:tplc="300A0005" w:tentative="1">
+      <w:start w:val="1"/>
+      <w:numFmt w:val="bullet"/>
+      <w:lvlText w:val=""/>
+      <w:lvlJc w:val="left"/>
+      <w:pPr>
+        <w:ind w:left="6120" w:hanging="360"/>
+      </w:pPr>
+      <w:rPr>
+        <w:rFonts w:ascii="Wingdings" w:hAnsi="Wingdings" w:hint="default"/>
+      </w:rPr>
+    </w:lvl>
+  </w:abstractNum>
+  <w:abstractNum w:abstractNumId="17" w15:restartNumberingAfterBreak="0">
+    <w:nsid w:val="3F2945CF"/>
+    <w:multiLevelType w:val="hybridMultilevel"/>
+    <w:tmpl w:val="7B4A5320"/>
+    <w:lvl w:ilvl="0" w:tplc="300A0001">
+      <w:start w:val="1"/>
+      <w:numFmt w:val="bullet"/>
+      <w:lvlText w:val=""/>
+      <w:lvlJc w:val="left"/>
+      <w:pPr>
+        <w:ind w:left="360" w:hanging="360"/>
+      </w:pPr>
+      <w:rPr>
+        <w:rFonts w:ascii="Symbol" w:hAnsi="Symbol" w:hint="default"/>
+      </w:rPr>
+    </w:lvl>
+    <w:lvl w:ilvl="1" w:tplc="FFFFFFFF" w:tentative="1">
+      <w:start w:val="1"/>
+      <w:numFmt w:val="bullet"/>
+      <w:lvlText w:val="o"/>
+      <w:lvlJc w:val="left"/>
+      <w:pPr>
+        <w:ind w:left="1080" w:hanging="360"/>
+      </w:pPr>
+      <w:rPr>
+        <w:rFonts w:ascii="Courier New" w:hAnsi="Courier New" w:cs="Courier New" w:hint="default"/>
+      </w:rPr>
+    </w:lvl>
+    <w:lvl w:ilvl="2" w:tplc="FFFFFFFF" w:tentative="1">
+      <w:start w:val="1"/>
+      <w:numFmt w:val="bullet"/>
+      <w:lvlText w:val=""/>
+      <w:lvlJc w:val="left"/>
+      <w:pPr>
+        <w:ind w:left="1800" w:hanging="360"/>
+      </w:pPr>
+      <w:rPr>
+        <w:rFonts w:ascii="Wingdings" w:hAnsi="Wingdings" w:hint="default"/>
+      </w:rPr>
+    </w:lvl>
+    <w:lvl w:ilvl="3" w:tplc="FFFFFFFF" w:tentative="1">
+      <w:start w:val="1"/>
+      <w:numFmt w:val="bullet"/>
+      <w:lvlText w:val=""/>
+      <w:lvlJc w:val="left"/>
+      <w:pPr>
+        <w:ind w:left="2520" w:hanging="360"/>
+      </w:pPr>
+      <w:rPr>
+        <w:rFonts w:ascii="Symbol" w:hAnsi="Symbol" w:hint="default"/>
+      </w:rPr>
+    </w:lvl>
+    <w:lvl w:ilvl="4" w:tplc="FFFFFFFF" w:tentative="1">
+      <w:start w:val="1"/>
+      <w:numFmt w:val="bullet"/>
+      <w:lvlText w:val="o"/>
+      <w:lvlJc w:val="left"/>
+      <w:pPr>
+        <w:ind w:left="3240" w:hanging="360"/>
+      </w:pPr>
+      <w:rPr>
+        <w:rFonts w:ascii="Courier New" w:hAnsi="Courier New" w:cs="Courier New" w:hint="default"/>
+      </w:rPr>
+    </w:lvl>
+    <w:lvl w:ilvl="5" w:tplc="FFFFFFFF" w:tentative="1">
+      <w:start w:val="1"/>
+      <w:numFmt w:val="bullet"/>
+      <w:lvlText w:val=""/>
+      <w:lvlJc w:val="left"/>
+      <w:pPr>
+        <w:ind w:left="3960" w:hanging="360"/>
+      </w:pPr>
+      <w:rPr>
+        <w:rFonts w:ascii="Wingdings" w:hAnsi="Wingdings" w:hint="default"/>
+      </w:rPr>
+    </w:lvl>
+    <w:lvl w:ilvl="6" w:tplc="FFFFFFFF" w:tentative="1">
+      <w:start w:val="1"/>
+      <w:numFmt w:val="bullet"/>
+      <w:lvlText w:val=""/>
+      <w:lvlJc w:val="left"/>
+      <w:pPr>
+        <w:ind w:left="4680" w:hanging="360"/>
+      </w:pPr>
+      <w:rPr>
+        <w:rFonts w:ascii="Symbol" w:hAnsi="Symbol" w:hint="default"/>
+      </w:rPr>
+    </w:lvl>
+    <w:lvl w:ilvl="7" w:tplc="FFFFFFFF" w:tentative="1">
+      <w:start w:val="1"/>
+      <w:numFmt w:val="bullet"/>
+      <w:lvlText w:val="o"/>
+      <w:lvlJc w:val="left"/>
+      <w:pPr>
+        <w:ind w:left="5400" w:hanging="360"/>
+      </w:pPr>
+      <w:rPr>
+        <w:rFonts w:ascii="Courier New" w:hAnsi="Courier New" w:cs="Courier New" w:hint="default"/>
+      </w:rPr>
+    </w:lvl>
+    <w:lvl w:ilvl="8" w:tplc="FFFFFFFF" w:tentative="1">
+      <w:start w:val="1"/>
+      <w:numFmt w:val="bullet"/>
+      <w:lvlText w:val=""/>
+      <w:lvlJc w:val="left"/>
+      <w:pPr>
+        <w:ind w:left="6120" w:hanging="360"/>
+      </w:pPr>
+      <w:rPr>
+        <w:rFonts w:ascii="Wingdings" w:hAnsi="Wingdings" w:hint="default"/>
+      </w:rPr>
+    </w:lvl>
+  </w:abstractNum>
+  <w:abstractNum w:abstractNumId="18" w15:restartNumberingAfterBreak="0">
+    <w:nsid w:val="4D0A3D75"/>
+    <w:multiLevelType w:val="hybridMultilevel"/>
+    <w:tmpl w:val="F76EDC12"/>
+    <w:lvl w:ilvl="0" w:tplc="300A0003">
+      <w:start w:val="1"/>
+      <w:numFmt w:val="bullet"/>
+      <w:lvlText w:val="o"/>
+      <w:lvlJc w:val="left"/>
+      <w:pPr>
+        <w:ind w:left="360" w:hanging="360"/>
+      </w:pPr>
+      <w:rPr>
+        <w:rFonts w:ascii="Courier New" w:hAnsi="Courier New" w:cs="Courier New" w:hint="default"/>
+      </w:rPr>
+    </w:lvl>
+    <w:lvl w:ilvl="1" w:tplc="300A0003" w:tentative="1">
+      <w:start w:val="1"/>
+      <w:numFmt w:val="bullet"/>
+      <w:lvlText w:val="o"/>
+      <w:lvlJc w:val="left"/>
+      <w:pPr>
+        <w:ind w:left="1080" w:hanging="360"/>
+      </w:pPr>
+      <w:rPr>
+        <w:rFonts w:ascii="Courier New" w:hAnsi="Courier New" w:cs="Courier New" w:hint="default"/>
+      </w:rPr>
+    </w:lvl>
+    <w:lvl w:ilvl="2" w:tplc="300A0005" w:tentative="1">
+      <w:start w:val="1"/>
+      <w:numFmt w:val="bullet"/>
+      <w:lvlText w:val=""/>
+      <w:lvlJc w:val="left"/>
+      <w:pPr>
+        <w:ind w:left="1800" w:hanging="360"/>
+      </w:pPr>
+      <w:rPr>
+        <w:rFonts w:ascii="Wingdings" w:hAnsi="Wingdings" w:hint="default"/>
+      </w:rPr>
+    </w:lvl>
+    <w:lvl w:ilvl="3" w:tplc="300A0001" w:tentative="1">
+      <w:start w:val="1"/>
+      <w:numFmt w:val="bullet"/>
+      <w:lvlText w:val=""/>
+      <w:lvlJc w:val="left"/>
+      <w:pPr>
+        <w:ind w:left="2520" w:hanging="360"/>
+      </w:pPr>
+      <w:rPr>
+        <w:rFonts w:ascii="Symbol" w:hAnsi="Symbol" w:hint="default"/>
+      </w:rPr>
+    </w:lvl>
+    <w:lvl w:ilvl="4" w:tplc="300A0003" w:tentative="1">
+      <w:start w:val="1"/>
+      <w:numFmt w:val="bullet"/>
+      <w:lvlText w:val="o"/>
+      <w:lvlJc w:val="left"/>
+      <w:pPr>
+        <w:ind w:left="3240" w:hanging="360"/>
+      </w:pPr>
+      <w:rPr>
+        <w:rFonts w:ascii="Courier New" w:hAnsi="Courier New" w:cs="Courier New" w:hint="default"/>
+      </w:rPr>
+    </w:lvl>
+    <w:lvl w:ilvl="5" w:tplc="300A0005" w:tentative="1">
+      <w:start w:val="1"/>
+      <w:numFmt w:val="bullet"/>
+      <w:lvlText w:val=""/>
+      <w:lvlJc w:val="left"/>
+      <w:pPr>
+        <w:ind w:left="3960" w:hanging="360"/>
+      </w:pPr>
+      <w:rPr>
+        <w:rFonts w:ascii="Wingdings" w:hAnsi="Wingdings" w:hint="default"/>
+      </w:rPr>
+    </w:lvl>
+    <w:lvl w:ilvl="6" w:tplc="300A0001" w:tentative="1">
+      <w:start w:val="1"/>
+      <w:numFmt w:val="bullet"/>
+      <w:lvlText w:val=""/>
+      <w:lvlJc w:val="left"/>
+      <w:pPr>
+        <w:ind w:left="4680" w:hanging="360"/>
+      </w:pPr>
+      <w:rPr>
+        <w:rFonts w:ascii="Symbol" w:hAnsi="Symbol" w:hint="default"/>
+      </w:rPr>
+    </w:lvl>
+    <w:lvl w:ilvl="7" w:tplc="300A0003" w:tentative="1">
+      <w:start w:val="1"/>
+      <w:numFmt w:val="bullet"/>
+      <w:lvlText w:val="o"/>
+      <w:lvlJc w:val="left"/>
+      <w:pPr>
+        <w:ind w:left="5400" w:hanging="360"/>
+      </w:pPr>
+      <w:rPr>
+        <w:rFonts w:ascii="Courier New" w:hAnsi="Courier New" w:cs="Courier New" w:hint="default"/>
+      </w:rPr>
+    </w:lvl>
+    <w:lvl w:ilvl="8" w:tplc="300A0005" w:tentative="1">
+      <w:start w:val="1"/>
+      <w:numFmt w:val="bullet"/>
+      <w:lvlText w:val=""/>
+      <w:lvlJc w:val="left"/>
+      <w:pPr>
+        <w:ind w:left="6120" w:hanging="360"/>
+      </w:pPr>
+      <w:rPr>
+        <w:rFonts w:ascii="Wingdings" w:hAnsi="Wingdings" w:hint="default"/>
+      </w:rPr>
+    </w:lvl>
+  </w:abstractNum>
+  <w:abstractNum w:abstractNumId="19" w15:restartNumberingAfterBreak="0">
+    <w:nsid w:val="51527819"/>
+    <w:multiLevelType w:val="hybridMultilevel"/>
+    <w:tmpl w:val="33722BDA"/>
+    <w:lvl w:ilvl="0" w:tplc="300A0003">
+      <w:start w:val="1"/>
+      <w:numFmt w:val="bullet"/>
+      <w:lvlText w:val="o"/>
+      <w:lvlJc w:val="left"/>
+      <w:pPr>
+        <w:ind w:left="360" w:hanging="360"/>
+      </w:pPr>
+      <w:rPr>
+        <w:rFonts w:ascii="Courier New" w:hAnsi="Courier New" w:cs="Courier New" w:hint="default"/>
+      </w:rPr>
+    </w:lvl>
+    <w:lvl w:ilvl="1" w:tplc="FFFFFFFF" w:tentative="1">
+      <w:start w:val="1"/>
+      <w:numFmt w:val="bullet"/>
+      <w:lvlText w:val="o"/>
+      <w:lvlJc w:val="left"/>
+      <w:pPr>
+        <w:ind w:left="1080" w:hanging="360"/>
+      </w:pPr>
+      <w:rPr>
+        <w:rFonts w:ascii="Courier New" w:hAnsi="Courier New" w:cs="Courier New" w:hint="default"/>
+      </w:rPr>
+    </w:lvl>
+    <w:lvl w:ilvl="2" w:tplc="FFFFFFFF" w:tentative="1">
+      <w:start w:val="1"/>
+      <w:numFmt w:val="bullet"/>
+      <w:lvlText w:val=""/>
+      <w:lvlJc w:val="left"/>
+      <w:pPr>
+        <w:ind w:left="1800" w:hanging="360"/>
+      </w:pPr>
+      <w:rPr>
+        <w:rFonts w:ascii="Wingdings" w:hAnsi="Wingdings" w:hint="default"/>
+      </w:rPr>
+    </w:lvl>
+    <w:lvl w:ilvl="3" w:tplc="FFFFFFFF" w:tentative="1">
+      <w:start w:val="1"/>
+      <w:numFmt w:val="bullet"/>
+      <w:lvlText w:val=""/>
+      <w:lvlJc w:val="left"/>
+      <w:pPr>
+        <w:ind w:left="2520" w:hanging="360"/>
+      </w:pPr>
+      <w:rPr>
+        <w:rFonts w:ascii="Symbol" w:hAnsi="Symbol" w:hint="default"/>
+      </w:rPr>
+    </w:lvl>
+    <w:lvl w:ilvl="4" w:tplc="FFFFFFFF" w:tentative="1">
+      <w:start w:val="1"/>
+      <w:numFmt w:val="bullet"/>
+      <w:lvlText w:val="o"/>
+      <w:lvlJc w:val="left"/>
+      <w:pPr>
+        <w:ind w:left="3240" w:hanging="360"/>
+      </w:pPr>
+      <w:rPr>
+        <w:rFonts w:ascii="Courier New" w:hAnsi="Courier New" w:cs="Courier New" w:hint="default"/>
+      </w:rPr>
+    </w:lvl>
+    <w:lvl w:ilvl="5" w:tplc="FFFFFFFF" w:tentative="1">
+      <w:start w:val="1"/>
+      <w:numFmt w:val="bullet"/>
+      <w:lvlText w:val=""/>
+      <w:lvlJc w:val="left"/>
+      <w:pPr>
+        <w:ind w:left="3960" w:hanging="360"/>
+      </w:pPr>
+      <w:rPr>
+        <w:rFonts w:ascii="Wingdings" w:hAnsi="Wingdings" w:hint="default"/>
+      </w:rPr>
+    </w:lvl>
+    <w:lvl w:ilvl="6" w:tplc="FFFFFFFF" w:tentative="1">
+      <w:start w:val="1"/>
+      <w:numFmt w:val="bullet"/>
+      <w:lvlText w:val=""/>
+      <w:lvlJc w:val="left"/>
+      <w:pPr>
+        <w:ind w:left="4680" w:hanging="360"/>
+      </w:pPr>
+      <w:rPr>
+        <w:rFonts w:ascii="Symbol" w:hAnsi="Symbol" w:hint="default"/>
+      </w:rPr>
+    </w:lvl>
+    <w:lvl w:ilvl="7" w:tplc="FFFFFFFF" w:tentative="1">
+      <w:start w:val="1"/>
+      <w:numFmt w:val="bullet"/>
+      <w:lvlText w:val="o"/>
+      <w:lvlJc w:val="left"/>
+      <w:pPr>
+        <w:ind w:left="5400" w:hanging="360"/>
+      </w:pPr>
+      <w:rPr>
+        <w:rFonts w:ascii="Courier New" w:hAnsi="Courier New" w:cs="Courier New" w:hint="default"/>
+      </w:rPr>
+    </w:lvl>
+    <w:lvl w:ilvl="8" w:tplc="FFFFFFFF" w:tentative="1">
+      <w:start w:val="1"/>
+      <w:numFmt w:val="bullet"/>
+      <w:lvlText w:val=""/>
+      <w:lvlJc w:val="left"/>
+      <w:pPr>
+        <w:ind w:left="6120" w:hanging="360"/>
+      </w:pPr>
+      <w:rPr>
+        <w:rFonts w:ascii="Wingdings" w:hAnsi="Wingdings" w:hint="default"/>
+      </w:rPr>
+    </w:lvl>
+  </w:abstractNum>
+  <w:abstractNum w:abstractNumId="20" w15:restartNumberingAfterBreak="0">
+    <w:nsid w:val="565D74E2"/>
+    <w:multiLevelType w:val="hybridMultilevel"/>
+    <w:tmpl w:val="865C1376"/>
+    <w:lvl w:ilvl="0" w:tplc="BE485770">
+      <w:start w:val="1"/>
+      <w:numFmt w:val="bullet"/>
+      <w:lvlText w:val="−"/>
+      <w:lvlJc w:val="left"/>
+      <w:pPr>
+        <w:ind w:left="360" w:hanging="360"/>
+      </w:pPr>
+      <w:rPr>
+        <w:rFonts w:ascii="Courier New" w:hAnsi="Courier New" w:hint="default"/>
+      </w:rPr>
+    </w:lvl>
+    <w:lvl w:ilvl="1" w:tplc="300A0003" w:tentative="1">
+      <w:start w:val="1"/>
+      <w:numFmt w:val="bullet"/>
+      <w:lvlText w:val="o"/>
+      <w:lvlJc w:val="left"/>
+      <w:pPr>
+        <w:ind w:left="1080" w:hanging="360"/>
+      </w:pPr>
+      <w:rPr>
+        <w:rFonts w:ascii="Courier New" w:hAnsi="Courier New" w:cs="Courier New" w:hint="default"/>
+      </w:rPr>
+    </w:lvl>
+    <w:lvl w:ilvl="2" w:tplc="300A0005" w:tentative="1">
+      <w:start w:val="1"/>
+      <w:numFmt w:val="bullet"/>
+      <w:lvlText w:val=""/>
+      <w:lvlJc w:val="left"/>
+      <w:pPr>
+        <w:ind w:left="1800" w:hanging="360"/>
+      </w:pPr>
+      <w:rPr>
+        <w:rFonts w:ascii="Wingdings" w:hAnsi="Wingdings" w:hint="default"/>
+      </w:rPr>
+    </w:lvl>
+    <w:lvl w:ilvl="3" w:tplc="300A0001" w:tentative="1">
+      <w:start w:val="1"/>
+      <w:numFmt w:val="bullet"/>
+      <w:lvlText w:val=""/>
+      <w:lvlJc w:val="left"/>
+      <w:pPr>
+        <w:ind w:left="2520" w:hanging="360"/>
+      </w:pPr>
+      <w:rPr>
+        <w:rFonts w:ascii="Symbol" w:hAnsi="Symbol" w:hint="default"/>
+      </w:rPr>
+    </w:lvl>
+    <w:lvl w:ilvl="4" w:tplc="300A0003" w:tentative="1">
+      <w:start w:val="1"/>
+      <w:numFmt w:val="bullet"/>
+      <w:lvlText w:val="o"/>
+      <w:lvlJc w:val="left"/>
+      <w:pPr>
+        <w:ind w:left="3240" w:hanging="360"/>
+      </w:pPr>
+      <w:rPr>
+        <w:rFonts w:ascii="Courier New" w:hAnsi="Courier New" w:cs="Courier New" w:hint="default"/>
+      </w:rPr>
+    </w:lvl>
+    <w:lvl w:ilvl="5" w:tplc="300A0005" w:tentative="1">
+      <w:start w:val="1"/>
+      <w:numFmt w:val="bullet"/>
+      <w:lvlText w:val=""/>
+      <w:lvlJc w:val="left"/>
+      <w:pPr>
+        <w:ind w:left="3960" w:hanging="360"/>
+      </w:pPr>
+      <w:rPr>
+        <w:rFonts w:ascii="Wingdings" w:hAnsi="Wingdings" w:hint="default"/>
+      </w:rPr>
+    </w:lvl>
+    <w:lvl w:ilvl="6" w:tplc="300A0001" w:tentative="1">
+      <w:start w:val="1"/>
+      <w:numFmt w:val="bullet"/>
+      <w:lvlText w:val=""/>
+      <w:lvlJc w:val="left"/>
+      <w:pPr>
+        <w:ind w:left="4680" w:hanging="360"/>
+      </w:pPr>
+      <w:rPr>
+        <w:rFonts w:ascii="Symbol" w:hAnsi="Symbol" w:hint="default"/>
+      </w:rPr>
+    </w:lvl>
+    <w:lvl w:ilvl="7" w:tplc="300A0003" w:tentative="1">
+      <w:start w:val="1"/>
+      <w:numFmt w:val="bullet"/>
+      <w:lvlText w:val="o"/>
+      <w:lvlJc w:val="left"/>
+      <w:pPr>
+        <w:ind w:left="5400" w:hanging="360"/>
+      </w:pPr>
+      <w:rPr>
+        <w:rFonts w:ascii="Courier New" w:hAnsi="Courier New" w:cs="Courier New" w:hint="default"/>
+      </w:rPr>
+    </w:lvl>
+    <w:lvl w:ilvl="8" w:tplc="300A0005" w:tentative="1">
+      <w:start w:val="1"/>
+      <w:numFmt w:val="bullet"/>
+      <w:lvlText w:val=""/>
+      <w:lvlJc w:val="left"/>
+      <w:pPr>
+        <w:ind w:left="6120" w:hanging="360"/>
+      </w:pPr>
+      <w:rPr>
+        <w:rFonts w:ascii="Wingdings" w:hAnsi="Wingdings" w:hint="default"/>
+      </w:rPr>
+    </w:lvl>
+  </w:abstractNum>
+  <w:abstractNum w:abstractNumId="21" w15:restartNumberingAfterBreak="0">
+    <w:nsid w:val="56BA597E"/>
+    <w:multiLevelType w:val="hybridMultilevel"/>
+    <w:tmpl w:val="17AC914A"/>
+    <w:lvl w:ilvl="0" w:tplc="BE485770">
+      <w:start w:val="1"/>
+      <w:numFmt w:val="bullet"/>
+      <w:lvlText w:val="−"/>
+      <w:lvlJc w:val="left"/>
+      <w:pPr>
+        <w:ind w:left="360" w:hanging="360"/>
+      </w:pPr>
+      <w:rPr>
+        <w:rFonts w:ascii="Courier New" w:hAnsi="Courier New" w:hint="default"/>
+      </w:rPr>
+    </w:lvl>
+    <w:lvl w:ilvl="1" w:tplc="300A0003" w:tentative="1">
+      <w:start w:val="1"/>
+      <w:numFmt w:val="bullet"/>
+      <w:lvlText w:val="o"/>
+      <w:lvlJc w:val="left"/>
+      <w:pPr>
+        <w:ind w:left="1080" w:hanging="360"/>
+      </w:pPr>
+      <w:rPr>
+        <w:rFonts w:ascii="Courier New" w:hAnsi="Courier New" w:cs="Courier New" w:hint="default"/>
+      </w:rPr>
+    </w:lvl>
+    <w:lvl w:ilvl="2" w:tplc="300A0005" w:tentative="1">
+      <w:start w:val="1"/>
+      <w:numFmt w:val="bullet"/>
+      <w:lvlText w:val=""/>
+      <w:lvlJc w:val="left"/>
+      <w:pPr>
+        <w:ind w:left="1800" w:hanging="360"/>
+      </w:pPr>
+      <w:rPr>
+        <w:rFonts w:ascii="Wingdings" w:hAnsi="Wingdings" w:hint="default"/>
+      </w:rPr>
+    </w:lvl>
+    <w:lvl w:ilvl="3" w:tplc="300A0001" w:tentative="1">
+      <w:start w:val="1"/>
+      <w:numFmt w:val="bullet"/>
+      <w:lvlText w:val=""/>
+      <w:lvlJc w:val="left"/>
+      <w:pPr>
+        <w:ind w:left="2520" w:hanging="360"/>
+      </w:pPr>
+      <w:rPr>
+        <w:rFonts w:ascii="Symbol" w:hAnsi="Symbol" w:hint="default"/>
+      </w:rPr>
+    </w:lvl>
+    <w:lvl w:ilvl="4" w:tplc="300A0003" w:tentative="1">
+      <w:start w:val="1"/>
+      <w:numFmt w:val="bullet"/>
+      <w:lvlText w:val="o"/>
+      <w:lvlJc w:val="left"/>
+      <w:pPr>
+        <w:ind w:left="3240" w:hanging="360"/>
+      </w:pPr>
+      <w:rPr>
+        <w:rFonts w:ascii="Courier New" w:hAnsi="Courier New" w:cs="Courier New" w:hint="default"/>
+      </w:rPr>
+    </w:lvl>
+    <w:lvl w:ilvl="5" w:tplc="300A0005" w:tentative="1">
+      <w:start w:val="1"/>
+      <w:numFmt w:val="bullet"/>
+      <w:lvlText w:val=""/>
+      <w:lvlJc w:val="left"/>
+      <w:pPr>
+        <w:ind w:left="3960" w:hanging="360"/>
+      </w:pPr>
+      <w:rPr>
+        <w:rFonts w:ascii="Wingdings" w:hAnsi="Wingdings" w:hint="default"/>
+      </w:rPr>
+    </w:lvl>
+    <w:lvl w:ilvl="6" w:tplc="300A0001" w:tentative="1">
+      <w:start w:val="1"/>
+      <w:numFmt w:val="bullet"/>
+      <w:lvlText w:val=""/>
+      <w:lvlJc w:val="left"/>
+      <w:pPr>
+        <w:ind w:left="4680" w:hanging="360"/>
+      </w:pPr>
+      <w:rPr>
+        <w:rFonts w:ascii="Symbol" w:hAnsi="Symbol" w:hint="default"/>
+      </w:rPr>
+    </w:lvl>
+    <w:lvl w:ilvl="7" w:tplc="300A0003" w:tentative="1">
+      <w:start w:val="1"/>
+      <w:numFmt w:val="bullet"/>
+      <w:lvlText w:val="o"/>
+      <w:lvlJc w:val="left"/>
+      <w:pPr>
+        <w:ind w:left="5400" w:hanging="360"/>
+      </w:pPr>
+      <w:rPr>
+        <w:rFonts w:ascii="Courier New" w:hAnsi="Courier New" w:cs="Courier New" w:hint="default"/>
+      </w:rPr>
+    </w:lvl>
+    <w:lvl w:ilvl="8" w:tplc="300A0005" w:tentative="1">
+      <w:start w:val="1"/>
+      <w:numFmt w:val="bullet"/>
+      <w:lvlText w:val=""/>
+      <w:lvlJc w:val="left"/>
+      <w:pPr>
+        <w:ind w:left="6120" w:hanging="360"/>
+      </w:pPr>
+      <w:rPr>
+        <w:rFonts w:ascii="Wingdings" w:hAnsi="Wingdings" w:hint="default"/>
+      </w:rPr>
+    </w:lvl>
+  </w:abstractNum>
+  <w:abstractNum w:abstractNumId="22" w15:restartNumberingAfterBreak="0">
+    <w:nsid w:val="5BFB7920"/>
+    <w:multiLevelType w:val="hybridMultilevel"/>
+    <w:tmpl w:val="C98EF9D6"/>
+    <w:lvl w:ilvl="0" w:tplc="300A000F">
+      <w:start w:val="1"/>
+      <w:numFmt w:val="decimal"/>
+      <w:lvlText w:val="%1."/>
+      <w:lvlJc w:val="left"/>
+      <w:pPr>
+        <w:ind w:left="360" w:hanging="360"/>
+      </w:pPr>
+      <w:rPr>
+        <w:rFonts w:hint="default"/>
+      </w:rPr>
+    </w:lvl>
+    <w:lvl w:ilvl="1" w:tplc="FFFFFFFF" w:tentative="1">
+      <w:start w:val="1"/>
+      <w:numFmt w:val="bullet"/>
+      <w:lvlText w:val="o"/>
+      <w:lvlJc w:val="left"/>
+      <w:pPr>
+        <w:ind w:left="1080" w:hanging="360"/>
+      </w:pPr>
+      <w:rPr>
+        <w:rFonts w:ascii="Courier New" w:hAnsi="Courier New" w:cs="Courier New" w:hint="default"/>
+      </w:rPr>
+    </w:lvl>
+    <w:lvl w:ilvl="2" w:tplc="FFFFFFFF" w:tentative="1">
+      <w:start w:val="1"/>
+      <w:numFmt w:val="bullet"/>
+      <w:lvlText w:val=""/>
+      <w:lvlJc w:val="left"/>
+      <w:pPr>
+        <w:ind w:left="1800" w:hanging="360"/>
+      </w:pPr>
+      <w:rPr>
+        <w:rFonts w:ascii="Wingdings" w:hAnsi="Wingdings" w:hint="default"/>
+      </w:rPr>
+    </w:lvl>
+    <w:lvl w:ilvl="3" w:tplc="FFFFFFFF" w:tentative="1">
+      <w:start w:val="1"/>
+      <w:numFmt w:val="bullet"/>
+      <w:lvlText w:val=""/>
+      <w:lvlJc w:val="left"/>
+      <w:pPr>
+        <w:ind w:left="2520" w:hanging="360"/>
+      </w:pPr>
+      <w:rPr>
+        <w:rFonts w:ascii="Symbol" w:hAnsi="Symbol" w:hint="default"/>
+      </w:rPr>
+    </w:lvl>
+    <w:lvl w:ilvl="4" w:tplc="FFFFFFFF" w:tentative="1">
+      <w:start w:val="1"/>
+      <w:numFmt w:val="bullet"/>
+      <w:lvlText w:val="o"/>
+      <w:lvlJc w:val="left"/>
+      <w:pPr>
+        <w:ind w:left="3240" w:hanging="360"/>
+      </w:pPr>
+      <w:rPr>
+        <w:rFonts w:ascii="Courier New" w:hAnsi="Courier New" w:cs="Courier New" w:hint="default"/>
+      </w:rPr>
+    </w:lvl>
+    <w:lvl w:ilvl="5" w:tplc="FFFFFFFF" w:tentative="1">
+      <w:start w:val="1"/>
+      <w:numFmt w:val="bullet"/>
+      <w:lvlText w:val=""/>
+      <w:lvlJc w:val="left"/>
+      <w:pPr>
+        <w:ind w:left="3960" w:hanging="360"/>
+      </w:pPr>
+      <w:rPr>
+        <w:rFonts w:ascii="Wingdings" w:hAnsi="Wingdings" w:hint="default"/>
+      </w:rPr>
+    </w:lvl>
+    <w:lvl w:ilvl="6" w:tplc="FFFFFFFF" w:tentative="1">
+      <w:start w:val="1"/>
+      <w:numFmt w:val="bullet"/>
+      <w:lvlText w:val=""/>
+      <w:lvlJc w:val="left"/>
+      <w:pPr>
+        <w:ind w:left="4680" w:hanging="360"/>
+      </w:pPr>
+      <w:rPr>
+        <w:rFonts w:ascii="Symbol" w:hAnsi="Symbol" w:hint="default"/>
+      </w:rPr>
+    </w:lvl>
+    <w:lvl w:ilvl="7" w:tplc="FFFFFFFF" w:tentative="1">
+      <w:start w:val="1"/>
+      <w:numFmt w:val="bullet"/>
+      <w:lvlText w:val="o"/>
+      <w:lvlJc w:val="left"/>
+      <w:pPr>
+        <w:ind w:left="5400" w:hanging="360"/>
+      </w:pPr>
+      <w:rPr>
+        <w:rFonts w:ascii="Courier New" w:hAnsi="Courier New" w:cs="Courier New" w:hint="default"/>
+      </w:rPr>
+    </w:lvl>
+    <w:lvl w:ilvl="8" w:tplc="FFFFFFFF" w:tentative="1">
+      <w:start w:val="1"/>
+      <w:numFmt w:val="bullet"/>
+      <w:lvlText w:val=""/>
+      <w:lvlJc w:val="left"/>
+      <w:pPr>
+        <w:ind w:left="6120" w:hanging="360"/>
+      </w:pPr>
+      <w:rPr>
+        <w:rFonts w:ascii="Wingdings" w:hAnsi="Wingdings" w:hint="default"/>
+      </w:rPr>
+    </w:lvl>
+  </w:abstractNum>
+  <w:abstractNum w:abstractNumId="23" w15:restartNumberingAfterBreak="0">
+    <w:nsid w:val="66341D6C"/>
+    <w:multiLevelType w:val="hybridMultilevel"/>
+    <w:tmpl w:val="451CA468"/>
+    <w:lvl w:ilvl="0" w:tplc="BE485770">
+      <w:start w:val="1"/>
+      <w:numFmt w:val="bullet"/>
+      <w:lvlText w:val="−"/>
+      <w:lvlJc w:val="left"/>
+      <w:pPr>
+        <w:ind w:left="360" w:hanging="360"/>
+      </w:pPr>
+      <w:rPr>
+        <w:rFonts w:ascii="Courier New" w:hAnsi="Courier New" w:hint="default"/>
+      </w:rPr>
+    </w:lvl>
+    <w:lvl w:ilvl="1" w:tplc="FFFFFFFF" w:tentative="1">
+      <w:start w:val="1"/>
+      <w:numFmt w:val="bullet"/>
+      <w:lvlText w:val="o"/>
+      <w:lvlJc w:val="left"/>
+      <w:pPr>
+        <w:ind w:left="1080" w:hanging="360"/>
+      </w:pPr>
+      <w:rPr>
+        <w:rFonts w:ascii="Courier New" w:hAnsi="Courier New" w:cs="Courier New" w:hint="default"/>
+      </w:rPr>
+    </w:lvl>
+    <w:lvl w:ilvl="2" w:tplc="FFFFFFFF" w:tentative="1">
+      <w:start w:val="1"/>
+      <w:numFmt w:val="bullet"/>
+      <w:lvlText w:val=""/>
+      <w:lvlJc w:val="left"/>
+      <w:pPr>
+        <w:ind w:left="1800" w:hanging="360"/>
+      </w:pPr>
+      <w:rPr>
+        <w:rFonts w:ascii="Wingdings" w:hAnsi="Wingdings" w:hint="default"/>
+      </w:rPr>
+    </w:lvl>
+    <w:lvl w:ilvl="3" w:tplc="FFFFFFFF">
+      <w:start w:val="1"/>
+      <w:numFmt w:val="bullet"/>
+      <w:lvlText w:val=""/>
+      <w:lvlJc w:val="left"/>
+      <w:pPr>
+        <w:ind w:left="2520" w:hanging="360"/>
+      </w:pPr>
+      <w:rPr>
+        <w:rFonts w:ascii="Symbol" w:hAnsi="Symbol" w:hint="default"/>
+      </w:rPr>
+    </w:lvl>
+    <w:lvl w:ilvl="4" w:tplc="FFFFFFFF" w:tentative="1">
+      <w:start w:val="1"/>
+      <w:numFmt w:val="bullet"/>
+      <w:lvlText w:val="o"/>
+      <w:lvlJc w:val="left"/>
+      <w:pPr>
+        <w:ind w:left="3240" w:hanging="360"/>
+      </w:pPr>
+      <w:rPr>
+        <w:rFonts w:ascii="Courier New" w:hAnsi="Courier New" w:cs="Courier New" w:hint="default"/>
+      </w:rPr>
+    </w:lvl>
+    <w:lvl w:ilvl="5" w:tplc="FFFFFFFF" w:tentative="1">
+      <w:start w:val="1"/>
+      <w:numFmt w:val="bullet"/>
+      <w:lvlText w:val=""/>
+      <w:lvlJc w:val="left"/>
+      <w:pPr>
+        <w:ind w:left="3960" w:hanging="360"/>
+      </w:pPr>
+      <w:rPr>
+        <w:rFonts w:ascii="Wingdings" w:hAnsi="Wingdings" w:hint="default"/>
+      </w:rPr>
+    </w:lvl>
+    <w:lvl w:ilvl="6" w:tplc="FFFFFFFF" w:tentative="1">
+      <w:start w:val="1"/>
+      <w:numFmt w:val="bullet"/>
+      <w:lvlText w:val=""/>
+      <w:lvlJc w:val="left"/>
+      <w:pPr>
+        <w:ind w:left="4680" w:hanging="360"/>
+      </w:pPr>
+      <w:rPr>
+        <w:rFonts w:ascii="Symbol" w:hAnsi="Symbol" w:hint="default"/>
+      </w:rPr>
+    </w:lvl>
+    <w:lvl w:ilvl="7" w:tplc="FFFFFFFF" w:tentative="1">
+      <w:start w:val="1"/>
+      <w:numFmt w:val="bullet"/>
+      <w:lvlText w:val="o"/>
+      <w:lvlJc w:val="left"/>
+      <w:pPr>
+        <w:ind w:left="5400" w:hanging="360"/>
+      </w:pPr>
+      <w:rPr>
+        <w:rFonts w:ascii="Courier New" w:hAnsi="Courier New" w:cs="Courier New" w:hint="default"/>
+      </w:rPr>
+    </w:lvl>
+    <w:lvl w:ilvl="8" w:tplc="FFFFFFFF" w:tentative="1">
+      <w:start w:val="1"/>
+      <w:numFmt w:val="bullet"/>
+      <w:lvlText w:val=""/>
+      <w:lvlJc w:val="left"/>
+      <w:pPr>
+        <w:ind w:left="6120" w:hanging="360"/>
+      </w:pPr>
+      <w:rPr>
+        <w:rFonts w:ascii="Wingdings" w:hAnsi="Wingdings" w:hint="default"/>
+      </w:rPr>
+    </w:lvl>
+  </w:abstractNum>
+  <w:abstractNum w:abstractNumId="24" w15:restartNumberingAfterBreak="0">
+    <w:nsid w:val="755923E0"/>
+    <w:multiLevelType w:val="hybridMultilevel"/>
+    <w:tmpl w:val="0770C720"/>
+    <w:lvl w:ilvl="0" w:tplc="BE485770">
+      <w:start w:val="1"/>
+      <w:numFmt w:val="bullet"/>
+      <w:lvlText w:val="−"/>
+      <w:lvlJc w:val="left"/>
+      <w:pPr>
+        <w:ind w:left="360" w:hanging="360"/>
+      </w:pPr>
+      <w:rPr>
+        <w:rFonts w:ascii="Courier New" w:hAnsi="Courier New" w:hint="default"/>
+      </w:rPr>
+    </w:lvl>
+    <w:lvl w:ilvl="1" w:tplc="300A0003" w:tentative="1">
+      <w:start w:val="1"/>
+      <w:numFmt w:val="bullet"/>
+      <w:lvlText w:val="o"/>
+      <w:lvlJc w:val="left"/>
+      <w:pPr>
+        <w:ind w:left="1080" w:hanging="360"/>
+      </w:pPr>
+      <w:rPr>
+        <w:rFonts w:ascii="Courier New" w:hAnsi="Courier New" w:cs="Courier New" w:hint="default"/>
+      </w:rPr>
+    </w:lvl>
+    <w:lvl w:ilvl="2" w:tplc="300A0005" w:tentative="1">
+      <w:start w:val="1"/>
+      <w:numFmt w:val="bullet"/>
+      <w:lvlText w:val=""/>
+      <w:lvlJc w:val="left"/>
+      <w:pPr>
+        <w:ind w:left="1800" w:hanging="360"/>
+      </w:pPr>
+      <w:rPr>
+        <w:rFonts w:ascii="Wingdings" w:hAnsi="Wingdings" w:hint="default"/>
+      </w:rPr>
+    </w:lvl>
+    <w:lvl w:ilvl="3" w:tplc="300A0001" w:tentative="1">
+      <w:start w:val="1"/>
+      <w:numFmt w:val="bullet"/>
+      <w:lvlText w:val=""/>
+      <w:lvlJc w:val="left"/>
+      <w:pPr>
+        <w:ind w:left="2520" w:hanging="360"/>
+      </w:pPr>
+      <w:rPr>
+        <w:rFonts w:ascii="Symbol" w:hAnsi="Symbol" w:hint="default"/>
+      </w:rPr>
+    </w:lvl>
+    <w:lvl w:ilvl="4" w:tplc="300A0003" w:tentative="1">
+      <w:start w:val="1"/>
+      <w:numFmt w:val="bullet"/>
+      <w:lvlText w:val="o"/>
+      <w:lvlJc w:val="left"/>
+      <w:pPr>
+        <w:ind w:left="3240" w:hanging="360"/>
+      </w:pPr>
+      <w:rPr>
+        <w:rFonts w:ascii="Courier New" w:hAnsi="Courier New" w:cs="Courier New" w:hint="default"/>
+      </w:rPr>
+    </w:lvl>
+    <w:lvl w:ilvl="5" w:tplc="300A0005" w:tentative="1">
+      <w:start w:val="1"/>
+      <w:numFmt w:val="bullet"/>
+      <w:lvlText w:val=""/>
+      <w:lvlJc w:val="left"/>
+      <w:pPr>
+        <w:ind w:left="3960" w:hanging="360"/>
+      </w:pPr>
+      <w:rPr>
+        <w:rFonts w:ascii="Wingdings" w:hAnsi="Wingdings" w:hint="default"/>
+      </w:rPr>
+    </w:lvl>
+    <w:lvl w:ilvl="6" w:tplc="300A0001" w:tentative="1">
+      <w:start w:val="1"/>
+      <w:numFmt w:val="bullet"/>
+      <w:lvlText w:val=""/>
+      <w:lvlJc w:val="left"/>
+      <w:pPr>
+        <w:ind w:left="4680" w:hanging="360"/>
+      </w:pPr>
+      <w:rPr>
+        <w:rFonts w:ascii="Symbol" w:hAnsi="Symbol" w:hint="default"/>
+      </w:rPr>
+    </w:lvl>
+    <w:lvl w:ilvl="7" w:tplc="300A0003" w:tentative="1">
+      <w:start w:val="1"/>
+      <w:numFmt w:val="bullet"/>
+      <w:lvlText w:val="o"/>
+      <w:lvlJc w:val="left"/>
+      <w:pPr>
+        <w:ind w:left="5400" w:hanging="360"/>
+      </w:pPr>
+      <w:rPr>
+        <w:rFonts w:ascii="Courier New" w:hAnsi="Courier New" w:cs="Courier New" w:hint="default"/>
+      </w:rPr>
+    </w:lvl>
+    <w:lvl w:ilvl="8" w:tplc="300A0005" w:tentative="1">
+      <w:start w:val="1"/>
+      <w:numFmt w:val="bullet"/>
+      <w:lvlText w:val=""/>
+      <w:lvlJc w:val="left"/>
+      <w:pPr>
+        <w:ind w:left="6120" w:hanging="360"/>
+      </w:pPr>
+      <w:rPr>
+        <w:rFonts w:ascii="Wingdings" w:hAnsi="Wingdings" w:hint="default"/>
+      </w:rPr>
+    </w:lvl>
+  </w:abstractNum>
+  <w:abstractNum w:abstractNumId="25" w15:restartNumberingAfterBreak="0">
+    <w:nsid w:val="76BF5C5A"/>
+    <w:multiLevelType w:val="hybridMultilevel"/>
+    <w:tmpl w:val="5074C094"/>
+    <w:lvl w:ilvl="0" w:tplc="300A0001">
+      <w:start w:val="1"/>
+      <w:numFmt w:val="bullet"/>
+      <w:lvlText w:val=""/>
+      <w:lvlJc w:val="left"/>
+      <w:pPr>
+        <w:ind w:left="720" w:hanging="360"/>
+      </w:pPr>
+      <w:rPr>
+        <w:rFonts w:ascii="Symbol" w:hAnsi="Symbol" w:hint="default"/>
+      </w:rPr>
+    </w:lvl>
+    <w:lvl w:ilvl="1" w:tplc="300A0003" w:tentative="1">
+      <w:start w:val="1"/>
+      <w:numFmt w:val="bullet"/>
+      <w:lvlText w:val="o"/>
+      <w:lvlJc w:val="left"/>
+      <w:pPr>
+        <w:ind w:left="1440" w:hanging="360"/>
+      </w:pPr>
+      <w:rPr>
+        <w:rFonts w:ascii="Courier New" w:hAnsi="Courier New" w:cs="Courier New" w:hint="default"/>
+      </w:rPr>
+    </w:lvl>
+    <w:lvl w:ilvl="2" w:tplc="300A0005" w:tentative="1">
+      <w:start w:val="1"/>
+      <w:numFmt w:val="bullet"/>
+      <w:lvlText w:val=""/>
+      <w:lvlJc w:val="left"/>
+      <w:pPr>
+        <w:ind w:left="2160" w:hanging="360"/>
+      </w:pPr>
+      <w:rPr>
+        <w:rFonts w:ascii="Wingdings" w:hAnsi="Wingdings" w:hint="default"/>
+      </w:rPr>
+    </w:lvl>
+    <w:lvl w:ilvl="3" w:tplc="300A0001" w:tentative="1">
+      <w:start w:val="1"/>
+      <w:numFmt w:val="bullet"/>
+      <w:lvlText w:val=""/>
+      <w:lvlJc w:val="left"/>
+      <w:pPr>
+        <w:ind w:left="2880" w:hanging="360"/>
+      </w:pPr>
+      <w:rPr>
+        <w:rFonts w:ascii="Symbol" w:hAnsi="Symbol" w:hint="default"/>
+      </w:rPr>
+    </w:lvl>
+    <w:lvl w:ilvl="4" w:tplc="300A0003" w:tentative="1">
+      <w:start w:val="1"/>
+      <w:numFmt w:val="bullet"/>
+      <w:lvlText w:val="o"/>
+      <w:lvlJc w:val="left"/>
+      <w:pPr>
+        <w:ind w:left="3600" w:hanging="360"/>
+      </w:pPr>
+      <w:rPr>
+        <w:rFonts w:ascii="Courier New" w:hAnsi="Courier New" w:cs="Courier New" w:hint="default"/>
+      </w:rPr>
+    </w:lvl>
+    <w:lvl w:ilvl="5" w:tplc="300A0005" w:tentative="1">
+      <w:start w:val="1"/>
+      <w:numFmt w:val="bullet"/>
+      <w:lvlText w:val=""/>
+      <w:lvlJc w:val="left"/>
+      <w:pPr>
+        <w:ind w:left="4320" w:hanging="360"/>
+      </w:pPr>
+      <w:rPr>
+        <w:rFonts w:ascii="Wingdings" w:hAnsi="Wingdings" w:hint="default"/>
+      </w:rPr>
+    </w:lvl>
+    <w:lvl w:ilvl="6" w:tplc="300A0001" w:tentative="1">
+      <w:start w:val="1"/>
+      <w:numFmt w:val="bullet"/>
+      <w:lvlText w:val=""/>
+      <w:lvlJc w:val="left"/>
+      <w:pPr>
+        <w:ind w:left="5040" w:hanging="360"/>
+      </w:pPr>
+      <w:rPr>
+        <w:rFonts w:ascii="Symbol" w:hAnsi="Symbol" w:hint="default"/>
+      </w:rPr>
+    </w:lvl>
+    <w:lvl w:ilvl="7" w:tplc="300A0003" w:tentative="1">
+      <w:start w:val="1"/>
+      <w:numFmt w:val="bullet"/>
+      <w:lvlText w:val="o"/>
+      <w:lvlJc w:val="left"/>
+      <w:pPr>
+        <w:ind w:left="5760" w:hanging="360"/>
+      </w:pPr>
+      <w:rPr>
+        <w:rFonts w:ascii="Courier New" w:hAnsi="Courier New" w:cs="Courier New" w:hint="default"/>
+      </w:rPr>
+    </w:lvl>
+    <w:lvl w:ilvl="8" w:tplc="300A0005" w:tentative="1">
+      <w:start w:val="1"/>
+      <w:numFmt w:val="bullet"/>
+      <w:lvlText w:val=""/>
+      <w:lvlJc w:val="left"/>
+      <w:pPr>
+        <w:ind w:left="6480" w:hanging="360"/>
+      </w:pPr>
+      <w:rPr>
+        <w:rFonts w:ascii="Wingdings" w:hAnsi="Wingdings" w:hint="default"/>
+      </w:rPr>
+    </w:lvl>
+  </w:abstractNum>
+  <w:abstractNum w:abstractNumId="26" w15:restartNumberingAfterBreak="0">
+    <w:nsid w:val="7A624E74"/>
+    <w:multiLevelType w:val="hybridMultilevel"/>
+    <w:tmpl w:val="D80CC008"/>
+    <w:lvl w:ilvl="0" w:tplc="BE485770">
+      <w:start w:val="1"/>
+      <w:numFmt w:val="bullet"/>
+      <w:lvlText w:val="−"/>
+      <w:lvlJc w:val="left"/>
+      <w:pPr>
+        <w:ind w:left="360" w:hanging="360"/>
+      </w:pPr>
+      <w:rPr>
+        <w:rFonts w:ascii="Courier New" w:hAnsi="Courier New" w:hint="default"/>
+      </w:rPr>
+    </w:lvl>
+    <w:lvl w:ilvl="1" w:tplc="300A0003" w:tentative="1">
+      <w:start w:val="1"/>
+      <w:numFmt w:val="bullet"/>
+      <w:lvlText w:val="o"/>
+      <w:lvlJc w:val="left"/>
+      <w:pPr>
+        <w:ind w:left="1080" w:hanging="360"/>
+      </w:pPr>
+      <w:rPr>
+        <w:rFonts w:ascii="Courier New" w:hAnsi="Courier New" w:cs="Courier New" w:hint="default"/>
+      </w:rPr>
+    </w:lvl>
+    <w:lvl w:ilvl="2" w:tplc="300A0005" w:tentative="1">
+      <w:start w:val="1"/>
+      <w:numFmt w:val="bullet"/>
+      <w:lvlText w:val=""/>
+      <w:lvlJc w:val="left"/>
+      <w:pPr>
+        <w:ind w:left="1800" w:hanging="360"/>
+      </w:pPr>
+      <w:rPr>
+        <w:rFonts w:ascii="Wingdings" w:hAnsi="Wingdings" w:hint="default"/>
+      </w:rPr>
+    </w:lvl>
+    <w:lvl w:ilvl="3" w:tplc="300A0001" w:tentative="1">
+      <w:start w:val="1"/>
+      <w:numFmt w:val="bullet"/>
+      <w:lvlText w:val=""/>
+      <w:lvlJc w:val="left"/>
+      <w:pPr>
+        <w:ind w:left="2520" w:hanging="360"/>
+      </w:pPr>
+      <w:rPr>
+        <w:rFonts w:ascii="Symbol" w:hAnsi="Symbol" w:hint="default"/>
+      </w:rPr>
+    </w:lvl>
+    <w:lvl w:ilvl="4" w:tplc="300A0003" w:tentative="1">
+      <w:start w:val="1"/>
+      <w:numFmt w:val="bullet"/>
+      <w:lvlText w:val="o"/>
+      <w:lvlJc w:val="left"/>
+      <w:pPr>
+        <w:ind w:left="3240" w:hanging="360"/>
+      </w:pPr>
+      <w:rPr>
+        <w:rFonts w:ascii="Courier New" w:hAnsi="Courier New" w:cs="Courier New" w:hint="default"/>
+      </w:rPr>
+    </w:lvl>
+    <w:lvl w:ilvl="5" w:tplc="300A0005" w:tentative="1">
+      <w:start w:val="1"/>
+      <w:numFmt w:val="bullet"/>
+      <w:lvlText w:val=""/>
+      <w:lvlJc w:val="left"/>
+      <w:pPr>
+        <w:ind w:left="3960" w:hanging="360"/>
+      </w:pPr>
+      <w:rPr>
+        <w:rFonts w:ascii="Wingdings" w:hAnsi="Wingdings" w:hint="default"/>
+      </w:rPr>
+    </w:lvl>
+    <w:lvl w:ilvl="6" w:tplc="300A0001" w:tentative="1">
+      <w:start w:val="1"/>
+      <w:numFmt w:val="bullet"/>
+      <w:lvlText w:val=""/>
+      <w:lvlJc w:val="left"/>
+      <w:pPr>
+        <w:ind w:left="4680" w:hanging="360"/>
+      </w:pPr>
+      <w:rPr>
+        <w:rFonts w:ascii="Symbol" w:hAnsi="Symbol" w:hint="default"/>
+      </w:rPr>
+    </w:lvl>
+    <w:lvl w:ilvl="7" w:tplc="300A0003" w:tentative="1">
+      <w:start w:val="1"/>
+      <w:numFmt w:val="bullet"/>
+      <w:lvlText w:val="o"/>
+      <w:lvlJc w:val="left"/>
+      <w:pPr>
+        <w:ind w:left="5400" w:hanging="360"/>
+      </w:pPr>
+      <w:rPr>
+        <w:rFonts w:ascii="Courier New" w:hAnsi="Courier New" w:cs="Courier New" w:hint="default"/>
+      </w:rPr>
+    </w:lvl>
+    <w:lvl w:ilvl="8" w:tplc="300A0005" w:tentative="1">
+      <w:start w:val="1"/>
+      <w:numFmt w:val="bullet"/>
+      <w:lvlText w:val=""/>
+      <w:lvlJc w:val="left"/>
+      <w:pPr>
+        <w:ind w:left="6120" w:hanging="360"/>
+      </w:pPr>
+      <w:rPr>
+        <w:rFonts w:ascii="Wingdings" w:hAnsi="Wingdings" w:hint="default"/>
       </w:rPr>
     </w:lvl>
   </w:abstractNum>
@@ -5249,6 +5989,60 @@
   </w:num>
   <w:num w:numId="9" w16cid:durableId="1277636357">
     <w:abstractNumId w:val="0"/>
+  </w:num>
+  <w:num w:numId="10" w16cid:durableId="1991671229">
+    <w:abstractNumId w:val="10"/>
+  </w:num>
+  <w:num w:numId="11" w16cid:durableId="1141731062">
+    <w:abstractNumId w:val="14"/>
+  </w:num>
+  <w:num w:numId="12" w16cid:durableId="1426414794">
+    <w:abstractNumId w:val="25"/>
+  </w:num>
+  <w:num w:numId="13" w16cid:durableId="1428964584">
+    <w:abstractNumId w:val="18"/>
+  </w:num>
+  <w:num w:numId="14" w16cid:durableId="208149384">
+    <w:abstractNumId w:val="22"/>
+  </w:num>
+  <w:num w:numId="15" w16cid:durableId="866454682">
+    <w:abstractNumId w:val="19"/>
+  </w:num>
+  <w:num w:numId="16" w16cid:durableId="1311404828">
+    <w:abstractNumId w:val="17"/>
+  </w:num>
+  <w:num w:numId="17" w16cid:durableId="402024854">
+    <w:abstractNumId w:val="9"/>
+  </w:num>
+  <w:num w:numId="18" w16cid:durableId="1549565914">
+    <w:abstractNumId w:val="23"/>
+  </w:num>
+  <w:num w:numId="19" w16cid:durableId="173427056">
+    <w:abstractNumId w:val="11"/>
+  </w:num>
+  <w:num w:numId="20" w16cid:durableId="2142841511">
+    <w:abstractNumId w:val="26"/>
+  </w:num>
+  <w:num w:numId="21" w16cid:durableId="817964954">
+    <w:abstractNumId w:val="24"/>
+  </w:num>
+  <w:num w:numId="22" w16cid:durableId="824467279">
+    <w:abstractNumId w:val="15"/>
+  </w:num>
+  <w:num w:numId="23" w16cid:durableId="1705715772">
+    <w:abstractNumId w:val="16"/>
+  </w:num>
+  <w:num w:numId="24" w16cid:durableId="412164580">
+    <w:abstractNumId w:val="20"/>
+  </w:num>
+  <w:num w:numId="25" w16cid:durableId="223563020">
+    <w:abstractNumId w:val="12"/>
+  </w:num>
+  <w:num w:numId="26" w16cid:durableId="555432744">
+    <w:abstractNumId w:val="13"/>
+  </w:num>
+  <w:num w:numId="27" w16cid:durableId="846746414">
+    <w:abstractNumId w:val="21"/>
   </w:num>
 </w:numbering>
 </file>
